--- a/Supp C Chinook juv.docx
+++ b/Supp C Chinook juv.docx
@@ -460,7 +460,7 @@
         </w:rPr>
         <w:lastRenderedPageBreak/>
         <w:drawing>
-          <wp:inline distT="0" distB="0" distL="0" distR="0" wp14:anchorId="37C84C12" wp14:editId="1A1B2310">
+          <wp:inline distT="0" distB="0" distL="0" distR="0" wp14:anchorId="242B0102" wp14:editId="20D25F87">
             <wp:extent cx="5334000" cy="5000625"/>
             <wp:effectExtent l="0" t="0" r="0" b="0"/>
             <wp:docPr id="22" name="Picture" descr="Figure 1:  Comparison of annual performance in two objective functions (Hydrologic Benefit and ET, representing environmental and agricultural objectives, respectively) for brood years 1991-2025. The scenarios pictured are basecase (black circles) and a scenario from each of three categories: Enhanced Recharge, Crop Change, and Native Vegetation (Low ET). Dry-type water years (vertical bars) are 1991, ’92, ’94, 2001, ’09, ’13, ’14, ’18, and ’20-’22."/>
@@ -542,7 +542,7 @@
         </w:rPr>
         <w:lastRenderedPageBreak/>
         <w:drawing>
-          <wp:inline distT="0" distB="0" distL="0" distR="0" wp14:anchorId="1E1CCC18" wp14:editId="51CE7FCC">
+          <wp:inline distT="0" distB="0" distL="0" distR="0" wp14:anchorId="41A7818E" wp14:editId="5221F150">
             <wp:extent cx="5334000" cy="5334000"/>
             <wp:effectExtent l="0" t="0" r="0" b="0"/>
             <wp:docPr id="26" name="Picture" descr="Figure 2:  Environmental and agricultural objective function performance (in terms of Hydrologic Benefit, or HB, value; and crop ET volume) for basecase (black circle in upper left) and 25 management scenarios. Symbol x and y coordinates are the average of 35 annual HB and ET values for each scenario over the full model period (water years 1991-2025); for exampe time series of annual values, see previous figure."/>
@@ -1099,7 +1099,7 @@
                 <w:sz w:val="20"/>
                 <w:szCs w:val="20"/>
               </w:rPr>
-              <w:t>235.41</w:t>
+              <w:t>237.85</w:t>
             </w:r>
           </w:p>
         </w:tc>
@@ -1387,7 +1387,7 @@
                 <w:sz w:val="20"/>
                 <w:szCs w:val="20"/>
               </w:rPr>
-              <w:t>239.76</w:t>
+              <w:t>241.99</w:t>
             </w:r>
           </w:p>
         </w:tc>
@@ -1508,7 +1508,7 @@
                 <w:sz w:val="20"/>
                 <w:szCs w:val="20"/>
               </w:rPr>
-              <w:t>0.28</w:t>
+              <w:t>0.27</w:t>
             </w:r>
           </w:p>
         </w:tc>
@@ -1675,7 +1675,7 @@
                 <w:sz w:val="20"/>
                 <w:szCs w:val="20"/>
               </w:rPr>
-              <w:t>236.97</w:t>
+              <w:t>239.33</w:t>
             </w:r>
           </w:p>
         </w:tc>
@@ -1796,7 +1796,7 @@
                 <w:sz w:val="20"/>
                 <w:szCs w:val="20"/>
               </w:rPr>
-              <w:t>0.22</w:t>
+              <w:t>0.21</w:t>
             </w:r>
           </w:p>
         </w:tc>
@@ -1963,7 +1963,7 @@
                 <w:sz w:val="20"/>
                 <w:szCs w:val="20"/>
               </w:rPr>
-              <w:t>235.50</w:t>
+              <w:t>237.93</w:t>
             </w:r>
           </w:p>
         </w:tc>
@@ -2251,7 +2251,7 @@
                 <w:sz w:val="20"/>
                 <w:szCs w:val="20"/>
               </w:rPr>
-              <w:t>243.29</w:t>
+              <w:t>245.35</w:t>
             </w:r>
           </w:p>
         </w:tc>
@@ -2372,7 +2372,7 @@
                 <w:sz w:val="20"/>
                 <w:szCs w:val="20"/>
               </w:rPr>
-              <w:t>0.26</w:t>
+              <w:t>0.25</w:t>
             </w:r>
           </w:p>
         </w:tc>
@@ -2539,7 +2539,7 @@
                 <w:sz w:val="20"/>
                 <w:szCs w:val="20"/>
               </w:rPr>
-              <w:t>234.43</w:t>
+              <w:t>236.91</w:t>
             </w:r>
           </w:p>
         </w:tc>
@@ -2827,7 +2827,7 @@
                 <w:sz w:val="20"/>
                 <w:szCs w:val="20"/>
               </w:rPr>
-              <w:t>242.35</w:t>
+              <w:t>244.45</w:t>
             </w:r>
           </w:p>
         </w:tc>
@@ -2948,7 +2948,7 @@
                 <w:sz w:val="20"/>
                 <w:szCs w:val="20"/>
               </w:rPr>
-              <w:t>1.22</w:t>
+              <w:t>1.15</w:t>
             </w:r>
           </w:p>
         </w:tc>
@@ -3115,7 +3115,7 @@
                 <w:sz w:val="20"/>
                 <w:szCs w:val="20"/>
               </w:rPr>
-              <w:t>230.95</w:t>
+              <w:t>233.59</w:t>
             </w:r>
           </w:p>
         </w:tc>
@@ -3403,7 +3403,7 @@
                 <w:sz w:val="20"/>
                 <w:szCs w:val="20"/>
               </w:rPr>
-              <w:t>224.88</w:t>
+              <w:t>227.80</w:t>
             </w:r>
           </w:p>
         </w:tc>
@@ -3691,7 +3691,7 @@
                 <w:sz w:val="20"/>
                 <w:szCs w:val="20"/>
               </w:rPr>
-              <w:t>229.34</w:t>
+              <w:t>230.70</w:t>
             </w:r>
           </w:p>
         </w:tc>
@@ -3979,7 +3979,7 @@
                 <w:sz w:val="20"/>
                 <w:szCs w:val="20"/>
               </w:rPr>
-              <w:t>231.33</w:t>
+              <w:t>233.96</w:t>
             </w:r>
           </w:p>
         </w:tc>
@@ -4267,7 +4267,7 @@
                 <w:sz w:val="20"/>
                 <w:szCs w:val="20"/>
               </w:rPr>
-              <w:t>232.82</w:t>
+              <w:t>235.38</w:t>
             </w:r>
           </w:p>
         </w:tc>
@@ -4555,7 +4555,7 @@
                 <w:sz w:val="20"/>
                 <w:szCs w:val="20"/>
               </w:rPr>
-              <w:t>226.20</w:t>
+              <w:t>229.06</w:t>
             </w:r>
           </w:p>
         </w:tc>
@@ -4843,7 +4843,7 @@
                 <w:sz w:val="20"/>
                 <w:szCs w:val="20"/>
               </w:rPr>
-              <w:t>235.14</w:t>
+              <w:t>237.59</w:t>
             </w:r>
           </w:p>
         </w:tc>
@@ -5131,7 +5131,7 @@
                 <w:sz w:val="20"/>
                 <w:szCs w:val="20"/>
               </w:rPr>
-              <w:t>242.17</w:t>
+              <w:t>244.28</w:t>
             </w:r>
           </w:p>
         </w:tc>
@@ -5252,7 +5252,7 @@
                 <w:sz w:val="20"/>
                 <w:szCs w:val="20"/>
               </w:rPr>
-              <w:t>0.09</w:t>
+              <w:t>0.08</w:t>
             </w:r>
           </w:p>
         </w:tc>
@@ -5419,7 +5419,7 @@
                 <w:sz w:val="20"/>
                 <w:szCs w:val="20"/>
               </w:rPr>
-              <w:t>233.16</w:t>
+              <w:t>235.70</w:t>
             </w:r>
           </w:p>
         </w:tc>
@@ -5707,7 +5707,7 @@
                 <w:sz w:val="20"/>
                 <w:szCs w:val="20"/>
               </w:rPr>
-              <w:t>225.00</w:t>
+              <w:t>227.92</w:t>
             </w:r>
           </w:p>
         </w:tc>
@@ -5995,7 +5995,7 @@
                 <w:sz w:val="20"/>
                 <w:szCs w:val="20"/>
               </w:rPr>
-              <w:t>265.93</w:t>
+              <w:t>266.37</w:t>
             </w:r>
           </w:p>
         </w:tc>
@@ -6116,7 +6116,7 @@
                 <w:sz w:val="20"/>
                 <w:szCs w:val="20"/>
               </w:rPr>
-              <w:t>0.13</w:t>
+              <w:t>0.12</w:t>
             </w:r>
           </w:p>
         </w:tc>
@@ -6283,7 +6283,7 @@
                 <w:sz w:val="20"/>
                 <w:szCs w:val="20"/>
               </w:rPr>
-              <w:t>238.64</w:t>
+              <w:t>239.78</w:t>
             </w:r>
           </w:p>
         </w:tc>
@@ -6404,7 +6404,7 @@
                 <w:sz w:val="20"/>
                 <w:szCs w:val="20"/>
               </w:rPr>
-              <w:t>0.04</w:t>
+              <w:t>0.02</w:t>
             </w:r>
           </w:p>
         </w:tc>
@@ -6571,7 +6571,7 @@
                 <w:sz w:val="20"/>
                 <w:szCs w:val="20"/>
               </w:rPr>
-              <w:t>234.14</w:t>
+              <w:t>236.64</w:t>
             </w:r>
           </w:p>
         </w:tc>
@@ -6859,7 +6859,7 @@
                 <w:sz w:val="20"/>
                 <w:szCs w:val="20"/>
               </w:rPr>
-              <w:t>237.31</w:t>
+              <w:t>239.65</w:t>
             </w:r>
           </w:p>
         </w:tc>
@@ -7147,7 +7147,7 @@
                 <w:sz w:val="20"/>
                 <w:szCs w:val="20"/>
               </w:rPr>
-              <w:t>229.07</w:t>
+              <w:t>230.43</w:t>
             </w:r>
           </w:p>
         </w:tc>
@@ -7435,7 +7435,7 @@
                 <w:sz w:val="20"/>
                 <w:szCs w:val="20"/>
               </w:rPr>
-              <w:t>239.29</w:t>
+              <w:t>241.54</w:t>
             </w:r>
           </w:p>
         </w:tc>
@@ -7723,7 +7723,7 @@
                 <w:sz w:val="20"/>
                 <w:szCs w:val="20"/>
               </w:rPr>
-              <w:t>228.05</w:t>
+              <w:t>230.83</w:t>
             </w:r>
           </w:p>
         </w:tc>
@@ -8011,7 +8011,7 @@
                 <w:sz w:val="20"/>
                 <w:szCs w:val="20"/>
               </w:rPr>
-              <w:t>254.23</w:t>
+              <w:t>255.73</w:t>
             </w:r>
           </w:p>
         </w:tc>
@@ -8168,7 +8168,7 @@
           <w:noProof/>
         </w:rPr>
         <w:drawing>
-          <wp:inline distT="0" distB="0" distL="0" distR="0" wp14:anchorId="7A098F18" wp14:editId="5BC391B0">
+          <wp:inline distT="0" distB="0" distL="0" distR="0" wp14:anchorId="7B3363E6" wp14:editId="7D8C6696">
             <wp:extent cx="5334000" cy="4000499"/>
             <wp:effectExtent l="0" t="0" r="0" b="0"/>
             <wp:docPr id="31" name="Picture" descr="Figure 3:  Scenario trade-off efficiencies, or average Hydrologic Benefit value (a proxy for environmental benefit) gained per crop ET value lost (a proxy for farmer cost) (normalized to average basecase HB and ET values, respectively), in all 35 years. Some scenarios are excluded if they have no or negative ET loss, producing infinite or negative efficiency values."/>
@@ -8219,8 +8219,68 @@
       <w:r>
         <w:t>Figure 3:  Scenario trade-off efficiencies, or average Hydrologic Benefit value (a proxy for environmental benefit) gained per crop ET value lost (a proxy for farmer cost) (normalized to average basecase HB and ET values, respectively), in all 35 years. Some scenarios are excluded if they have no or negative ET loss, producing infinite or negative efficiency values.</w:t>
       </w:r>
-      <w:bookmarkStart w:id="5" w:name="references"/>
+    </w:p>
+    <w:p>
+      <w:pPr>
+        <w:pStyle w:val="CaptionedFigure"/>
+      </w:pPr>
+      <w:r>
+        <w:rPr>
+          <w:noProof/>
+        </w:rPr>
+        <w:lastRenderedPageBreak/>
+        <w:drawing>
+          <wp:inline distT="0" distB="0" distL="0" distR="0" wp14:anchorId="0E488866" wp14:editId="0FA566EE">
+            <wp:extent cx="5334000" cy="4000499"/>
+            <wp:effectExtent l="0" t="0" r="0" b="0"/>
+            <wp:docPr id="35" name="Picture" descr="Figure 4:  Contributions to annual Hydrologic Benefit function values, in units of log10(salmon observations), ."/>
+            <wp:cNvGraphicFramePr/>
+            <a:graphic xmlns:a="http://schemas.openxmlformats.org/drawingml/2006/main">
+              <a:graphicData uri="http://schemas.openxmlformats.org/drawingml/2006/picture">
+                <pic:pic xmlns:pic="http://schemas.openxmlformats.org/drawingml/2006/picture">
+                  <pic:nvPicPr>
+                    <pic:cNvPr id="36" name="Picture" descr="Graphics%20and%20Supplements/Figure%205.png"/>
+                    <pic:cNvPicPr>
+                      <a:picLocks noChangeAspect="1" noChangeArrowheads="1"/>
+                    </pic:cNvPicPr>
+                  </pic:nvPicPr>
+                  <pic:blipFill>
+                    <a:blip r:embed="rId8"/>
+                    <a:stretch>
+                      <a:fillRect/>
+                    </a:stretch>
+                  </pic:blipFill>
+                  <pic:spPr bwMode="auto">
+                    <a:xfrm>
+                      <a:off x="0" y="0"/>
+                      <a:ext cx="5334000" cy="4000499"/>
+                    </a:xfrm>
+                    <a:prstGeom prst="rect">
+                      <a:avLst/>
+                    </a:prstGeom>
+                    <a:noFill/>
+                    <a:ln w="9525">
+                      <a:noFill/>
+                      <a:headEnd/>
+                      <a:tailEnd/>
+                    </a:ln>
+                  </pic:spPr>
+                </pic:pic>
+              </a:graphicData>
+            </a:graphic>
+          </wp:inline>
+        </w:drawing>
+      </w:r>
+    </w:p>
+    <w:p>
+      <w:pPr>
+        <w:pStyle w:val="ImageCaption"/>
+      </w:pPr>
+      <w:bookmarkStart w:id="5" w:name="fig:HBComponents"/>
       <w:bookmarkEnd w:id="5"/>
+      <w:r>
+        <w:t>Figure 4:  Contributions to annual Hydrologic Benefit function values, in units of log10(salmon observations), .</w:t>
+      </w:r>
     </w:p>
     <w:sectPr>
       <w:footnotePr>
@@ -8239,7 +8299,7 @@
   <w:abstractNum w:abstractNumId="0" w15:restartNumberingAfterBreak="0">
     <w:nsid w:val="0000A990"/>
     <w:multiLevelType w:val="multilevel"/>
-    <w:tmpl w:val="07FA7FD2"/>
+    <w:tmpl w:val="F6001CCA"/>
     <w:lvl w:ilvl="0">
       <w:numFmt w:val="bullet"/>
       <w:lvlText w:val=" "/>
@@ -8313,7 +8373,7 @@
       </w:pPr>
     </w:lvl>
   </w:abstractNum>
-  <w:num w:numId="1" w16cid:durableId="1331912307">
+  <w:num w:numId="1" w16cid:durableId="1457485304">
     <w:abstractNumId w:val="0"/>
   </w:num>
 </w:numbering>

--- a/Supp C Chinook juv.docx
+++ b/Supp C Chinook juv.docx
@@ -460,7 +460,7 @@
         </w:rPr>
         <w:lastRenderedPageBreak/>
         <w:drawing>
-          <wp:inline distT="0" distB="0" distL="0" distR="0" wp14:anchorId="242B0102" wp14:editId="20D25F87">
+          <wp:inline distT="0" distB="0" distL="0" distR="0" wp14:anchorId="67DC9FB2" wp14:editId="15E76A66">
             <wp:extent cx="5334000" cy="5000625"/>
             <wp:effectExtent l="0" t="0" r="0" b="0"/>
             <wp:docPr id="22" name="Picture" descr="Figure 1:  Comparison of annual performance in two objective functions (Hydrologic Benefit and ET, representing environmental and agricultural objectives, respectively) for brood years 1991-2025. The scenarios pictured are basecase (black circles) and a scenario from each of three categories: Enhanced Recharge, Crop Change, and Native Vegetation (Low ET). Dry-type water years (vertical bars) are 1991, ’92, ’94, 2001, ’09, ’13, ’14, ’18, and ’20-’22."/>
@@ -542,7 +542,7 @@
         </w:rPr>
         <w:lastRenderedPageBreak/>
         <w:drawing>
-          <wp:inline distT="0" distB="0" distL="0" distR="0" wp14:anchorId="41A7818E" wp14:editId="5221F150">
+          <wp:inline distT="0" distB="0" distL="0" distR="0" wp14:anchorId="69E992C2" wp14:editId="40B01629">
             <wp:extent cx="5334000" cy="5334000"/>
             <wp:effectExtent l="0" t="0" r="0" b="0"/>
             <wp:docPr id="26" name="Picture" descr="Figure 2:  Environmental and agricultural objective function performance (in terms of Hydrologic Benefit, or HB, value; and crop ET volume) for basecase (black circle in upper left) and 25 management scenarios. Symbol x and y coordinates are the average of 35 annual HB and ET values for each scenario over the full model period (water years 1991-2025); for exampe time series of annual values, see previous figure."/>
@@ -8168,7 +8168,7 @@
           <w:noProof/>
         </w:rPr>
         <w:drawing>
-          <wp:inline distT="0" distB="0" distL="0" distR="0" wp14:anchorId="7B3363E6" wp14:editId="7D8C6696">
+          <wp:inline distT="0" distB="0" distL="0" distR="0" wp14:anchorId="3E4EFC22" wp14:editId="772B8B00">
             <wp:extent cx="5334000" cy="4000499"/>
             <wp:effectExtent l="0" t="0" r="0" b="0"/>
             <wp:docPr id="31" name="Picture" descr="Figure 3:  Scenario trade-off efficiencies, or average Hydrologic Benefit value (a proxy for environmental benefit) gained per crop ET value lost (a proxy for farmer cost) (normalized to average basecase HB and ET values, respectively), in all 35 years. Some scenarios are excluded if they have no or negative ET loss, producing infinite or negative efficiency values."/>
@@ -8230,10 +8230,10 @@
         </w:rPr>
         <w:lastRenderedPageBreak/>
         <w:drawing>
-          <wp:inline distT="0" distB="0" distL="0" distR="0" wp14:anchorId="0E488866" wp14:editId="0FA566EE">
+          <wp:inline distT="0" distB="0" distL="0" distR="0" wp14:anchorId="5C80795B" wp14:editId="47BC89BA">
             <wp:extent cx="5334000" cy="4000499"/>
             <wp:effectExtent l="0" t="0" r="0" b="0"/>
-            <wp:docPr id="35" name="Picture" descr="Figure 4:  Contributions to annual Hydrologic Benefit function values, in units of log10(salmon observations), ."/>
+            <wp:docPr id="35" name="Picture" descr="Figure 4:  Contributions to annual Hydrologic Benefit function values, by functional flow metric (intercept values not shown)."/>
             <wp:cNvGraphicFramePr/>
             <a:graphic xmlns:a="http://schemas.openxmlformats.org/drawingml/2006/main">
               <a:graphicData uri="http://schemas.openxmlformats.org/drawingml/2006/picture">
@@ -8279,7 +8279,7 @@
       <w:bookmarkStart w:id="5" w:name="fig:HBComponents"/>
       <w:bookmarkEnd w:id="5"/>
       <w:r>
-        <w:t>Figure 4:  Contributions to annual Hydrologic Benefit function values, in units of log10(salmon observations), .</w:t>
+        <w:t>Figure 4:  Contributions to annual Hydrologic Benefit function values, by functional flow metric (intercept values not shown).</w:t>
       </w:r>
     </w:p>
     <w:sectPr>
@@ -8299,7 +8299,7 @@
   <w:abstractNum w:abstractNumId="0" w15:restartNumberingAfterBreak="0">
     <w:nsid w:val="0000A990"/>
     <w:multiLevelType w:val="multilevel"/>
-    <w:tmpl w:val="F6001CCA"/>
+    <w:tmpl w:val="8662EC98"/>
     <w:lvl w:ilvl="0">
       <w:numFmt w:val="bullet"/>
       <w:lvlText w:val=" "/>
@@ -8373,7 +8373,7 @@
       </w:pPr>
     </w:lvl>
   </w:abstractNum>
-  <w:num w:numId="1" w16cid:durableId="1457485304">
+  <w:num w:numId="1" w16cid:durableId="924220492">
     <w:abstractNumId w:val="0"/>
   </w:num>
 </w:numbering>

--- a/Supp C Chinook juv.docx
+++ b/Supp C Chinook juv.docx
@@ -28,10 +28,26 @@
     </w:p>
     <w:p>
       <w:pPr>
+        <w:pStyle w:val="Heading1"/>
+      </w:pPr>
+      <w:bookmarkStart w:id="0" w:name="X2be74faca95e385d6a9c62d58e67d2aaf8e8157"/>
+      <w:r>
+        <w:rPr>
+          <w:rStyle w:val="SectionNumber"/>
+        </w:rPr>
+        <w:t>1</w:t>
+      </w:r>
+      <w:r>
+        <w:tab/>
+        <w:t>HB coefficients, component contributions, and annual values</w:t>
+      </w:r>
+    </w:p>
+    <w:p>
+      <w:pPr>
         <w:pStyle w:val="TableCaption"/>
       </w:pPr>
-      <w:bookmarkStart w:id="0" w:name="tab:coefTab01"/>
-      <w:bookmarkEnd w:id="0"/>
+      <w:bookmarkStart w:id="1" w:name="tab:coefTab01"/>
+      <w:bookmarkEnd w:id="1"/>
       <w:r>
         <w:t>Table 1: Coefficients for the Hydrologic Benefit function, an emperical estimate of ecological services provided to Chinook salmon by specific functional flows. The predicted value is in units of log10(juvenile abundance) produced, modeled using only hydrological factors.</w:t>
       </w:r>
@@ -460,7 +476,7 @@
         </w:rPr>
         <w:lastRenderedPageBreak/>
         <w:drawing>
-          <wp:inline distT="0" distB="0" distL="0" distR="0" wp14:anchorId="192394C3" wp14:editId="050EB08B">
+          <wp:inline distT="0" distB="0" distL="0" distR="0" wp14:anchorId="0975E34F" wp14:editId="0A9E006E">
             <wp:extent cx="5334000" cy="5000625"/>
             <wp:effectExtent l="0" t="0" r="0" b="0"/>
             <wp:docPr id="22" name="Picture" descr="Figure 1:  Comparison of annual performance in two objective functions (Hydrologic Benefit and ET, representing environmental and agricultural objectives, respectively) for brood years 1991-2025. The scenarios pictured are basecase (black circles) and a scenario from each of three categories: Enhanced Recharge, Crop Change, and Native Vegetation (Low ET). Dry-type water years (vertical bars) are 1991, ’92, ’94, 2001, ’09, ’13, ’14, ’18, and ’20-’22."/>
@@ -469,7 +485,7 @@
               <a:graphicData uri="http://schemas.openxmlformats.org/drawingml/2006/picture">
                 <pic:pic xmlns:pic="http://schemas.openxmlformats.org/drawingml/2006/picture">
                   <pic:nvPicPr>
-                    <pic:cNvPr id="23" name="Picture" descr="Graphics%20and%20Supplements/Figure%201.png"/>
+                    <pic:cNvPr id="23" name="Picture" descr="Graphics%20and%20Supplements/Figure%2011.png"/>
                     <pic:cNvPicPr>
                       <a:picLocks noChangeAspect="1" noChangeArrowheads="1"/>
                     </pic:cNvPicPr>
@@ -506,8 +522,8 @@
       <w:pPr>
         <w:pStyle w:val="ImageCaption"/>
       </w:pPr>
-      <w:bookmarkStart w:id="1" w:name="fig:benefitByWY01"/>
-      <w:bookmarkEnd w:id="1"/>
+      <w:bookmarkStart w:id="2" w:name="fig:benefitByWY01"/>
+      <w:bookmarkEnd w:id="2"/>
       <w:r>
         <w:t>Figure 1:  Comparison of annual performance in two objective functions (Hydrologic Benefit and ET, representing environmental and agricultural objectives, respectively) for brood years 1991-2025. The scenarios pictured are basecase (black circles) and a scenario from each of three categories: Enhanced Recharge, Crop Change, and Native Vegetation (Low ET). Dry-type water years (vertical bars) are 1991, ’92, ’94, 2001, ’09, ’13, ’14, ’18, and ’20-’22.</w:t>
       </w:r>
@@ -522,16 +538,16 @@
         </w:rPr>
         <w:lastRenderedPageBreak/>
         <w:drawing>
-          <wp:inline distT="0" distB="0" distL="0" distR="0" wp14:anchorId="1F9784B6" wp14:editId="12CB0726">
+          <wp:inline distT="0" distB="0" distL="0" distR="0" wp14:anchorId="6A832E4F" wp14:editId="45948F4D">
             <wp:extent cx="5334000" cy="4000499"/>
             <wp:effectExtent l="0" t="0" r="0" b="0"/>
-            <wp:docPr id="26" name="Picture" descr="Figure 2:  Contributions to annual Hydrologic Benefit function values, by functional flow metric (intercept values not shown)."/>
+            <wp:docPr id="26" name="Picture" descr="Figure 2:  For the basecase scenario, contributions to annual Hydrologic Benefit function values, by functional flow metric (see Table 1 above; intercept values not shown)."/>
             <wp:cNvGraphicFramePr/>
             <a:graphic xmlns:a="http://schemas.openxmlformats.org/drawingml/2006/main">
               <a:graphicData uri="http://schemas.openxmlformats.org/drawingml/2006/picture">
                 <pic:pic xmlns:pic="http://schemas.openxmlformats.org/drawingml/2006/picture">
                   <pic:nvPicPr>
-                    <pic:cNvPr id="27" name="Picture" descr="Graphics%20and%20Supplements/Figure%202.png"/>
+                    <pic:cNvPr id="27" name="Picture" descr="Graphics%20and%20Supplements/Figure%2012.png"/>
                     <pic:cNvPicPr>
                       <a:picLocks noChangeAspect="1" noChangeArrowheads="1"/>
                     </pic:cNvPicPr>
@@ -568,10 +584,33 @@
       <w:pPr>
         <w:pStyle w:val="ImageCaption"/>
       </w:pPr>
-      <w:bookmarkStart w:id="2" w:name="fig:HBComponents"/>
-      <w:bookmarkEnd w:id="2"/>
+      <w:bookmarkStart w:id="3" w:name="fig:HBComponents"/>
+      <w:bookmarkEnd w:id="3"/>
       <w:r>
-        <w:t>Figure 2:  Contributions to annual Hydrologic Benefit function values, by functional flow metric (intercept values not shown).</w:t>
+        <w:t>Figure 2:  For the basecase scenario, contributions to annual Hydrologic Benefit function values, by functional flow metric (see Table 1 above; intercept values not shown).</w:t>
+      </w:r>
+    </w:p>
+    <w:p>
+      <w:r>
+        <w:br w:type="page"/>
+      </w:r>
+    </w:p>
+    <w:p>
+      <w:pPr>
+        <w:pStyle w:val="Heading1"/>
+      </w:pPr>
+      <w:bookmarkStart w:id="4" w:name="trade-offs-and-efficiency"/>
+      <w:bookmarkEnd w:id="0"/>
+      <w:r>
+        <w:rPr>
+          <w:rStyle w:val="SectionNumber"/>
+        </w:rPr>
+        <w:lastRenderedPageBreak/>
+        <w:t>2</w:t>
+      </w:r>
+      <w:r>
+        <w:tab/>
+        <w:t>Trade-offs and efficiency</w:t>
       </w:r>
     </w:p>
     <w:p>
@@ -602,18 +641,17 @@
         <w:rPr>
           <w:noProof/>
         </w:rPr>
-        <w:lastRenderedPageBreak/>
         <w:drawing>
-          <wp:inline distT="0" distB="0" distL="0" distR="0" wp14:anchorId="11DDE5CB" wp14:editId="08C55DF0">
+          <wp:inline distT="0" distB="0" distL="0" distR="0" wp14:anchorId="6F4A4773" wp14:editId="0FA3F5C0">
             <wp:extent cx="5334000" cy="5334000"/>
             <wp:effectExtent l="0" t="0" r="0" b="0"/>
-            <wp:docPr id="30" name="Picture" descr="Figure 3:  Environmental and agricultural objective function performance (in terms of Hydrologic Benefit, or HB, value; and crop ET volume) for basecase (black circle in upper left) and 25 management scenarios. Symbol x and y coordinates are the average of 35 annual HB and ET values for each scenario over the full model period (water years 1991-2025); for exampe time series of annual values, see previous figure."/>
+            <wp:docPr id="31" name="Picture" descr="Figure 3:  Environmental and agricultural objective function performance (in terms of Hydrologic Benefit, or HB, value; and crop ET volume) for basecase (black circle in upper left) and 25 management scenarios. Symbol x and y coordinates are the average of 35 annual HB and ET values for each scenario over the full model period (water years 1991-2025); for exampe time series of annual values, see previous figure."/>
             <wp:cNvGraphicFramePr/>
             <a:graphic xmlns:a="http://schemas.openxmlformats.org/drawingml/2006/main">
               <a:graphicData uri="http://schemas.openxmlformats.org/drawingml/2006/picture">
                 <pic:pic xmlns:pic="http://schemas.openxmlformats.org/drawingml/2006/picture">
                   <pic:nvPicPr>
-                    <pic:cNvPr id="31" name="Picture" descr="Graphics%20and%20Supplements/Figure%203.png"/>
+                    <pic:cNvPr id="32" name="Picture" descr="Graphics%20and%20Supplements/Figure%2013.png"/>
                     <pic:cNvPicPr>
                       <a:picLocks noChangeAspect="1" noChangeArrowheads="1"/>
                     </pic:cNvPicPr>
@@ -650,8 +688,8 @@
       <w:pPr>
         <w:pStyle w:val="ImageCaption"/>
       </w:pPr>
-      <w:bookmarkStart w:id="3" w:name="fig:farmerFishTradeoffFigure01"/>
-      <w:bookmarkEnd w:id="3"/>
+      <w:bookmarkStart w:id="5" w:name="fig:farmerFishTradeoffFigure01"/>
+      <w:bookmarkEnd w:id="5"/>
       <w:r>
         <w:t>Figure 3:  Environmental and agricultural objective function performance (in terms of Hydrologic Benefit, or HB, value; and crop ET volume) for basecase (black circle in upper left) and 25 management scenarios. Symbol x and y coordinates are the average of 35 annual HB and ET values for each scenario over the full model period (water years 1991-2025); for exampe time series of annual values, see previous figure.</w:t>
       </w:r>
@@ -706,16 +744,16 @@
         </w:rPr>
         <w:lastRenderedPageBreak/>
         <w:drawing>
-          <wp:inline distT="0" distB="0" distL="0" distR="0" wp14:anchorId="16B174B7" wp14:editId="30D7509F">
+          <wp:inline distT="0" distB="0" distL="0" distR="0" wp14:anchorId="20177AAD" wp14:editId="3FCA13F7">
             <wp:extent cx="5334000" cy="4000499"/>
             <wp:effectExtent l="0" t="0" r="0" b="0"/>
-            <wp:docPr id="34" name="Picture" descr="Figure 4:  Scenario trade-off efficiencies, or average Hydrologic Benefit value (a proxy for environmental benefit) gained per crop ET value lost (a proxy for farmer cost) (normalized to average basecase HB and ET values, respectively), in all 35 years. Some scenarios are excluded if they have no or negative ET loss, producing infinite or negative efficiency values."/>
+            <wp:docPr id="35" name="Picture" descr="Figure 4:  Scenario trade-off efficiencies, or average Hydrologic Benefit value (a proxy for environmental benefit) gained per crop ET value lost (a proxy for farmer cost) (normalized to average basecase HB and ET values, respectively), in all 35 years. Some scenarios are excluded if they have no or negative ET loss, producing infinite or negative efficiency values."/>
             <wp:cNvGraphicFramePr/>
             <a:graphic xmlns:a="http://schemas.openxmlformats.org/drawingml/2006/main">
               <a:graphicData uri="http://schemas.openxmlformats.org/drawingml/2006/picture">
                 <pic:pic xmlns:pic="http://schemas.openxmlformats.org/drawingml/2006/picture">
                   <pic:nvPicPr>
-                    <pic:cNvPr id="35" name="Picture" descr="Graphics%20and%20Supplements/Figure%205.png"/>
+                    <pic:cNvPr id="36" name="Picture" descr="Graphics%20and%20Supplements/Figure%2015.png"/>
                     <pic:cNvPicPr>
                       <a:picLocks noChangeAspect="1" noChangeArrowheads="1"/>
                     </pic:cNvPicPr>
@@ -752,8 +790,8 @@
       <w:pPr>
         <w:pStyle w:val="ImageCaption"/>
       </w:pPr>
-      <w:bookmarkStart w:id="4" w:name="fig:efficiency01"/>
-      <w:bookmarkEnd w:id="4"/>
+      <w:bookmarkStart w:id="6" w:name="fig:efficiency01"/>
+      <w:bookmarkEnd w:id="6"/>
       <w:r>
         <w:t>Figure 4:  Scenario trade-off efficiencies, or average Hydrologic Benefit value (a proxy for environmental benefit) gained per crop ET value lost (a proxy for farmer cost) (normalized to average basecase HB and ET values, respectively), in all 35 years. Some scenarios are excluded if they have no or negative ET loss, producing infinite or negative efficiency values.</w:t>
       </w:r>
@@ -765,12 +803,29 @@
     </w:p>
     <w:p>
       <w:pPr>
+        <w:pStyle w:val="Heading1"/>
+      </w:pPr>
+      <w:bookmarkStart w:id="7" w:name="scenario-results-table"/>
+      <w:bookmarkEnd w:id="4"/>
+      <w:r>
+        <w:rPr>
+          <w:rStyle w:val="SectionNumber"/>
+        </w:rPr>
+        <w:lastRenderedPageBreak/>
+        <w:t>3</w:t>
+      </w:r>
+      <w:r>
+        <w:tab/>
+        <w:t>Scenario Results Table</w:t>
+      </w:r>
+    </w:p>
+    <w:p>
+      <w:pPr>
         <w:pStyle w:val="TableCaption"/>
       </w:pPr>
-      <w:bookmarkStart w:id="5" w:name="tab:scenarioResultsTab01"/>
-      <w:bookmarkEnd w:id="5"/>
+      <w:bookmarkStart w:id="8" w:name="tab:scenarioResultsTab01"/>
+      <w:bookmarkEnd w:id="8"/>
       <w:r>
-        <w:lastRenderedPageBreak/>
         <w:t>Table 2: Scenario attributes for 25 scenarios. Values in the Mean Hydrologic Benefit (HB) and Mean ET columns are averages of 35 annual values for each scenario. Efficiency not calculated for scenarios with no average ET loss.</w:t>
       </w:r>
     </w:p>
@@ -8033,6 +8088,7 @@
                 <w:sz w:val="20"/>
                 <w:szCs w:val="20"/>
               </w:rPr>
+              <w:lastRenderedPageBreak/>
               <w:t>reservoir_shackleford</w:t>
             </w:r>
           </w:p>
@@ -8282,7 +8338,7651 @@
         </w:tc>
       </w:tr>
     </w:tbl>
-    <w:p/>
+    <w:p>
+      <w:r>
+        <w:br w:type="page"/>
+      </w:r>
+    </w:p>
+    <w:p>
+      <w:pPr>
+        <w:pStyle w:val="Heading1"/>
+      </w:pPr>
+      <w:bookmarkStart w:id="9" w:name="X618a4ec271c1456be347031e1f713bbb2cb6b5a"/>
+      <w:bookmarkEnd w:id="7"/>
+      <w:r>
+        <w:rPr>
+          <w:rStyle w:val="SectionNumber"/>
+        </w:rPr>
+        <w:lastRenderedPageBreak/>
+        <w:t>4</w:t>
+      </w:r>
+      <w:r>
+        <w:tab/>
+        <w:t>FJ Flow and Functional Flow Metrics (Example Scenarios)</w:t>
+      </w:r>
+    </w:p>
+    <w:p>
+      <w:pPr>
+        <w:pStyle w:val="SourceCode"/>
+      </w:pPr>
+      <w:r>
+        <w:rPr>
+          <w:rStyle w:val="VerbatimChar"/>
+        </w:rPr>
+        <w:t xml:space="preserve">## png </w:t>
+      </w:r>
+      <w:r>
+        <w:br/>
+      </w:r>
+      <w:r>
+        <w:rPr>
+          <w:rStyle w:val="VerbatimChar"/>
+        </w:rPr>
+        <w:t>##   2</w:t>
+      </w:r>
+    </w:p>
+    <w:p>
+      <w:pPr>
+        <w:pStyle w:val="CaptionedFigure"/>
+      </w:pPr>
+      <w:r>
+        <w:rPr>
+          <w:noProof/>
+        </w:rPr>
+        <w:drawing>
+          <wp:inline distT="0" distB="0" distL="0" distR="0" wp14:anchorId="466CD1C2" wp14:editId="57B7CFF3">
+            <wp:extent cx="5334000" cy="3810000"/>
+            <wp:effectExtent l="0" t="0" r="0" b="0"/>
+            <wp:docPr id="42" name="Picture" descr="Figure 5:  Example scenario impacts on river flow: simulated FJ daily average flow (the basis for functional flows, which is the basis for HB function values) for multiple scenarios."/>
+            <wp:cNvGraphicFramePr/>
+            <a:graphic xmlns:a="http://schemas.openxmlformats.org/drawingml/2006/main">
+              <a:graphicData uri="http://schemas.openxmlformats.org/drawingml/2006/picture">
+                <pic:pic xmlns:pic="http://schemas.openxmlformats.org/drawingml/2006/picture">
+                  <pic:nvPicPr>
+                    <pic:cNvPr id="43" name="Picture" descr="Graphics%20and%20Supplements/Figure%2016.png"/>
+                    <pic:cNvPicPr>
+                      <a:picLocks noChangeAspect="1" noChangeArrowheads="1"/>
+                    </pic:cNvPicPr>
+                  </pic:nvPicPr>
+                  <pic:blipFill>
+                    <a:blip r:embed="rId9"/>
+                    <a:stretch>
+                      <a:fillRect/>
+                    </a:stretch>
+                  </pic:blipFill>
+                  <pic:spPr bwMode="auto">
+                    <a:xfrm>
+                      <a:off x="0" y="0"/>
+                      <a:ext cx="5334000" cy="3810000"/>
+                    </a:xfrm>
+                    <a:prstGeom prst="rect">
+                      <a:avLst/>
+                    </a:prstGeom>
+                    <a:noFill/>
+                    <a:ln w="9525">
+                      <a:noFill/>
+                      <a:headEnd/>
+                      <a:tailEnd/>
+                    </a:ln>
+                  </pic:spPr>
+                </pic:pic>
+              </a:graphicData>
+            </a:graphic>
+          </wp:inline>
+        </w:drawing>
+      </w:r>
+    </w:p>
+    <w:p>
+      <w:pPr>
+        <w:pStyle w:val="ImageCaption"/>
+      </w:pPr>
+      <w:bookmarkStart w:id="10" w:name="fig:FJFlow"/>
+      <w:bookmarkEnd w:id="10"/>
+      <w:r>
+        <w:t>Figure 5:  Example scenario impacts on river flow: simulated FJ daily average flow (the basis for functional flows, which is the basis for HB function values) for multiple scenarios.</w:t>
+      </w:r>
+    </w:p>
+    <w:p>
+      <w:r>
+        <w:br w:type="page"/>
+      </w:r>
+    </w:p>
+    <w:p>
+      <w:pPr>
+        <w:pStyle w:val="TableCaption"/>
+      </w:pPr>
+      <w:bookmarkStart w:id="11" w:name="tab:funcFlowValsTab01"/>
+      <w:bookmarkEnd w:id="11"/>
+      <w:r>
+        <w:lastRenderedPageBreak/>
+        <w:t>Table 3: For functional flow w1_Wet_BFL_Mag_50: Annual functional flow values, for example scenarios, based on simulated Fort Jones daily average flow, which influence Hydrologic Benefit Function results.</w:t>
+      </w:r>
+    </w:p>
+    <w:tbl>
+      <w:tblPr>
+        <w:tblStyle w:val="Table"/>
+        <w:tblW w:w="0" w:type="auto"/>
+        <w:jc w:val="center"/>
+        <w:tblLayout w:type="fixed"/>
+        <w:tblLook w:val="0420" w:firstRow="1" w:lastRow="0" w:firstColumn="0" w:lastColumn="0" w:noHBand="0" w:noVBand="1"/>
+      </w:tblPr>
+      <w:tblGrid>
+        <w:gridCol w:w="1872"/>
+        <w:gridCol w:w="1872"/>
+        <w:gridCol w:w="1872"/>
+        <w:gridCol w:w="1872"/>
+        <w:gridCol w:w="1872"/>
+      </w:tblGrid>
+      <w:tr>
+        <w:trPr>
+          <w:cnfStyle w:val="100000000000" w:firstRow="1" w:lastRow="0" w:firstColumn="0" w:lastColumn="0" w:oddVBand="0" w:evenVBand="0" w:oddHBand="0" w:evenHBand="0" w:firstRowFirstColumn="0" w:firstRowLastColumn="0" w:lastRowFirstColumn="0" w:lastRowLastColumn="0"/>
+          <w:tblHeader/>
+          <w:jc w:val="center"/>
+        </w:trPr>
+        <w:tc>
+          <w:tcPr>
+            <w:tcW w:w="1872" w:type="dxa"/>
+            <w:tcBorders>
+              <w:top w:val="single" w:sz="12" w:space="0" w:color="666666"/>
+              <w:left w:val="none" w:sz="0" w:space="0" w:color="000000"/>
+              <w:bottom w:val="single" w:sz="12" w:space="0" w:color="666666"/>
+              <w:right w:val="none" w:sz="0" w:space="0" w:color="000000"/>
+            </w:tcBorders>
+            <w:shd w:val="clear" w:color="auto" w:fill="FFFFFF"/>
+            <w:tcMar>
+              <w:top w:w="0" w:type="dxa"/>
+              <w:left w:w="0" w:type="dxa"/>
+              <w:bottom w:w="0" w:type="dxa"/>
+              <w:right w:w="0" w:type="dxa"/>
+            </w:tcMar>
+            <w:vAlign w:val="center"/>
+          </w:tcPr>
+          <w:p>
+            <w:pPr>
+              <w:pBdr>
+                <w:top w:val="none" w:sz="0" w:space="0" w:color="000000"/>
+                <w:left w:val="none" w:sz="0" w:space="0" w:color="000000"/>
+                <w:bottom w:val="none" w:sz="0" w:space="0" w:color="000000"/>
+                <w:right w:val="none" w:sz="0" w:space="0" w:color="000000"/>
+              </w:pBdr>
+              <w:spacing w:before="100" w:after="100"/>
+              <w:ind w:left="100" w:right="100"/>
+              <w:jc w:val="right"/>
+            </w:pPr>
+            <w:r>
+              <w:rPr>
+                <w:rFonts w:ascii="Arial" w:eastAsia="Arial" w:hAnsi="Arial" w:cs="Arial"/>
+                <w:color w:val="000000"/>
+                <w:sz w:val="22"/>
+                <w:szCs w:val="22"/>
+              </w:rPr>
+              <w:t>brood_year</w:t>
+            </w:r>
+          </w:p>
+        </w:tc>
+        <w:tc>
+          <w:tcPr>
+            <w:tcW w:w="1872" w:type="dxa"/>
+            <w:tcBorders>
+              <w:top w:val="single" w:sz="12" w:space="0" w:color="666666"/>
+              <w:left w:val="none" w:sz="0" w:space="0" w:color="000000"/>
+              <w:bottom w:val="single" w:sz="12" w:space="0" w:color="666666"/>
+              <w:right w:val="none" w:sz="0" w:space="0" w:color="000000"/>
+            </w:tcBorders>
+            <w:shd w:val="clear" w:color="auto" w:fill="FFFFFF"/>
+            <w:tcMar>
+              <w:top w:w="0" w:type="dxa"/>
+              <w:left w:w="0" w:type="dxa"/>
+              <w:bottom w:w="0" w:type="dxa"/>
+              <w:right w:w="0" w:type="dxa"/>
+            </w:tcMar>
+            <w:vAlign w:val="center"/>
+          </w:tcPr>
+          <w:p>
+            <w:pPr>
+              <w:pBdr>
+                <w:top w:val="none" w:sz="0" w:space="0" w:color="000000"/>
+                <w:left w:val="none" w:sz="0" w:space="0" w:color="000000"/>
+                <w:bottom w:val="none" w:sz="0" w:space="0" w:color="000000"/>
+                <w:right w:val="none" w:sz="0" w:space="0" w:color="000000"/>
+              </w:pBdr>
+              <w:spacing w:before="100" w:after="100"/>
+              <w:ind w:left="100" w:right="100"/>
+              <w:jc w:val="right"/>
+            </w:pPr>
+            <w:r>
+              <w:rPr>
+                <w:rFonts w:ascii="Arial" w:eastAsia="Arial" w:hAnsi="Arial" w:cs="Arial"/>
+                <w:color w:val="000000"/>
+                <w:sz w:val="22"/>
+                <w:szCs w:val="22"/>
+              </w:rPr>
+              <w:t>basecase</w:t>
+            </w:r>
+          </w:p>
+        </w:tc>
+        <w:tc>
+          <w:tcPr>
+            <w:tcW w:w="1872" w:type="dxa"/>
+            <w:tcBorders>
+              <w:top w:val="single" w:sz="12" w:space="0" w:color="666666"/>
+              <w:left w:val="none" w:sz="0" w:space="0" w:color="000000"/>
+              <w:bottom w:val="single" w:sz="12" w:space="0" w:color="666666"/>
+              <w:right w:val="none" w:sz="0" w:space="0" w:color="000000"/>
+            </w:tcBorders>
+            <w:shd w:val="clear" w:color="auto" w:fill="FFFFFF"/>
+            <w:tcMar>
+              <w:top w:w="0" w:type="dxa"/>
+              <w:left w:w="0" w:type="dxa"/>
+              <w:bottom w:w="0" w:type="dxa"/>
+              <w:right w:w="0" w:type="dxa"/>
+            </w:tcMar>
+            <w:vAlign w:val="center"/>
+          </w:tcPr>
+          <w:p>
+            <w:pPr>
+              <w:pBdr>
+                <w:top w:val="none" w:sz="0" w:space="0" w:color="000000"/>
+                <w:left w:val="none" w:sz="0" w:space="0" w:color="000000"/>
+                <w:bottom w:val="none" w:sz="0" w:space="0" w:color="000000"/>
+                <w:right w:val="none" w:sz="0" w:space="0" w:color="000000"/>
+              </w:pBdr>
+              <w:spacing w:before="100" w:after="100"/>
+              <w:ind w:left="100" w:right="100"/>
+              <w:jc w:val="right"/>
+            </w:pPr>
+            <w:r>
+              <w:rPr>
+                <w:rFonts w:ascii="Arial" w:eastAsia="Arial" w:hAnsi="Arial" w:cs="Arial"/>
+                <w:color w:val="000000"/>
+                <w:sz w:val="22"/>
+                <w:szCs w:val="22"/>
+              </w:rPr>
+              <w:t>alf_curtail_08.15</w:t>
+            </w:r>
+          </w:p>
+        </w:tc>
+        <w:tc>
+          <w:tcPr>
+            <w:tcW w:w="1872" w:type="dxa"/>
+            <w:tcBorders>
+              <w:top w:val="single" w:sz="12" w:space="0" w:color="666666"/>
+              <w:left w:val="none" w:sz="0" w:space="0" w:color="000000"/>
+              <w:bottom w:val="single" w:sz="12" w:space="0" w:color="666666"/>
+              <w:right w:val="none" w:sz="0" w:space="0" w:color="000000"/>
+            </w:tcBorders>
+            <w:shd w:val="clear" w:color="auto" w:fill="FFFFFF"/>
+            <w:tcMar>
+              <w:top w:w="0" w:type="dxa"/>
+              <w:left w:w="0" w:type="dxa"/>
+              <w:bottom w:w="0" w:type="dxa"/>
+              <w:right w:w="0" w:type="dxa"/>
+            </w:tcMar>
+            <w:vAlign w:val="center"/>
+          </w:tcPr>
+          <w:p>
+            <w:pPr>
+              <w:pBdr>
+                <w:top w:val="none" w:sz="0" w:space="0" w:color="000000"/>
+                <w:left w:val="none" w:sz="0" w:space="0" w:color="000000"/>
+                <w:bottom w:val="none" w:sz="0" w:space="0" w:color="000000"/>
+                <w:right w:val="none" w:sz="0" w:space="0" w:color="000000"/>
+              </w:pBdr>
+              <w:spacing w:before="100" w:after="100"/>
+              <w:ind w:left="100" w:right="100"/>
+              <w:jc w:val="right"/>
+            </w:pPr>
+            <w:r>
+              <w:rPr>
+                <w:rFonts w:ascii="Arial" w:eastAsia="Arial" w:hAnsi="Arial" w:cs="Arial"/>
+                <w:color w:val="000000"/>
+                <w:sz w:val="22"/>
+                <w:szCs w:val="22"/>
+              </w:rPr>
+              <w:t>alf_curtail_07.31</w:t>
+            </w:r>
+          </w:p>
+        </w:tc>
+        <w:tc>
+          <w:tcPr>
+            <w:tcW w:w="1872" w:type="dxa"/>
+            <w:tcBorders>
+              <w:top w:val="single" w:sz="12" w:space="0" w:color="666666"/>
+              <w:left w:val="none" w:sz="0" w:space="0" w:color="000000"/>
+              <w:bottom w:val="single" w:sz="12" w:space="0" w:color="666666"/>
+              <w:right w:val="none" w:sz="0" w:space="0" w:color="000000"/>
+            </w:tcBorders>
+            <w:shd w:val="clear" w:color="auto" w:fill="FFFFFF"/>
+            <w:tcMar>
+              <w:top w:w="0" w:type="dxa"/>
+              <w:left w:w="0" w:type="dxa"/>
+              <w:bottom w:w="0" w:type="dxa"/>
+              <w:right w:w="0" w:type="dxa"/>
+            </w:tcMar>
+            <w:vAlign w:val="center"/>
+          </w:tcPr>
+          <w:p>
+            <w:pPr>
+              <w:pBdr>
+                <w:top w:val="none" w:sz="0" w:space="0" w:color="000000"/>
+                <w:left w:val="none" w:sz="0" w:space="0" w:color="000000"/>
+                <w:bottom w:val="none" w:sz="0" w:space="0" w:color="000000"/>
+                <w:right w:val="none" w:sz="0" w:space="0" w:color="000000"/>
+              </w:pBdr>
+              <w:spacing w:before="100" w:after="100"/>
+              <w:ind w:left="100" w:right="100"/>
+              <w:jc w:val="right"/>
+            </w:pPr>
+            <w:r>
+              <w:rPr>
+                <w:rFonts w:ascii="Arial" w:eastAsia="Arial" w:hAnsi="Arial" w:cs="Arial"/>
+                <w:color w:val="000000"/>
+                <w:sz w:val="22"/>
+                <w:szCs w:val="22"/>
+              </w:rPr>
+              <w:t>alf_curtail_07.15</w:t>
+            </w:r>
+          </w:p>
+        </w:tc>
+      </w:tr>
+      <w:tr>
+        <w:trPr>
+          <w:jc w:val="center"/>
+        </w:trPr>
+        <w:tc>
+          <w:tcPr>
+            <w:tcW w:w="1872" w:type="dxa"/>
+            <w:tcBorders>
+              <w:top w:val="single" w:sz="12" w:space="0" w:color="666666"/>
+              <w:left w:val="none" w:sz="0" w:space="0" w:color="000000"/>
+              <w:bottom w:val="none" w:sz="0" w:space="0" w:color="000000"/>
+              <w:right w:val="none" w:sz="0" w:space="0" w:color="000000"/>
+            </w:tcBorders>
+            <w:shd w:val="clear" w:color="auto" w:fill="FFFFFF"/>
+            <w:tcMar>
+              <w:top w:w="0" w:type="dxa"/>
+              <w:left w:w="0" w:type="dxa"/>
+              <w:bottom w:w="0" w:type="dxa"/>
+              <w:right w:w="0" w:type="dxa"/>
+            </w:tcMar>
+            <w:vAlign w:val="center"/>
+          </w:tcPr>
+          <w:p>
+            <w:pPr>
+              <w:pBdr>
+                <w:top w:val="none" w:sz="0" w:space="0" w:color="000000"/>
+                <w:left w:val="none" w:sz="0" w:space="0" w:color="000000"/>
+                <w:bottom w:val="none" w:sz="0" w:space="0" w:color="000000"/>
+                <w:right w:val="none" w:sz="0" w:space="0" w:color="000000"/>
+              </w:pBdr>
+              <w:spacing w:before="100" w:after="100"/>
+              <w:ind w:left="100" w:right="100"/>
+              <w:jc w:val="right"/>
+            </w:pPr>
+            <w:r>
+              <w:rPr>
+                <w:rFonts w:ascii="Arial" w:eastAsia="Arial" w:hAnsi="Arial" w:cs="Arial"/>
+                <w:color w:val="000000"/>
+                <w:sz w:val="22"/>
+                <w:szCs w:val="22"/>
+              </w:rPr>
+              <w:t>1991</w:t>
+            </w:r>
+          </w:p>
+        </w:tc>
+        <w:tc>
+          <w:tcPr>
+            <w:tcW w:w="1872" w:type="dxa"/>
+            <w:tcBorders>
+              <w:top w:val="single" w:sz="12" w:space="0" w:color="666666"/>
+              <w:left w:val="none" w:sz="0" w:space="0" w:color="000000"/>
+              <w:bottom w:val="none" w:sz="0" w:space="0" w:color="000000"/>
+              <w:right w:val="none" w:sz="0" w:space="0" w:color="000000"/>
+            </w:tcBorders>
+            <w:shd w:val="clear" w:color="auto" w:fill="FFFFFF"/>
+            <w:tcMar>
+              <w:top w:w="0" w:type="dxa"/>
+              <w:left w:w="0" w:type="dxa"/>
+              <w:bottom w:w="0" w:type="dxa"/>
+              <w:right w:w="0" w:type="dxa"/>
+            </w:tcMar>
+            <w:vAlign w:val="center"/>
+          </w:tcPr>
+          <w:p>
+            <w:pPr>
+              <w:pBdr>
+                <w:top w:val="none" w:sz="0" w:space="0" w:color="000000"/>
+                <w:left w:val="none" w:sz="0" w:space="0" w:color="000000"/>
+                <w:bottom w:val="none" w:sz="0" w:space="0" w:color="000000"/>
+                <w:right w:val="none" w:sz="0" w:space="0" w:color="000000"/>
+              </w:pBdr>
+              <w:spacing w:before="100" w:after="100"/>
+              <w:ind w:left="100" w:right="100"/>
+              <w:jc w:val="right"/>
+            </w:pPr>
+          </w:p>
+        </w:tc>
+        <w:tc>
+          <w:tcPr>
+            <w:tcW w:w="1872" w:type="dxa"/>
+            <w:tcBorders>
+              <w:top w:val="single" w:sz="12" w:space="0" w:color="666666"/>
+              <w:left w:val="none" w:sz="0" w:space="0" w:color="000000"/>
+              <w:bottom w:val="none" w:sz="0" w:space="0" w:color="000000"/>
+              <w:right w:val="none" w:sz="0" w:space="0" w:color="000000"/>
+            </w:tcBorders>
+            <w:shd w:val="clear" w:color="auto" w:fill="FFFFFF"/>
+            <w:tcMar>
+              <w:top w:w="0" w:type="dxa"/>
+              <w:left w:w="0" w:type="dxa"/>
+              <w:bottom w:w="0" w:type="dxa"/>
+              <w:right w:w="0" w:type="dxa"/>
+            </w:tcMar>
+            <w:vAlign w:val="center"/>
+          </w:tcPr>
+          <w:p>
+            <w:pPr>
+              <w:pBdr>
+                <w:top w:val="none" w:sz="0" w:space="0" w:color="000000"/>
+                <w:left w:val="none" w:sz="0" w:space="0" w:color="000000"/>
+                <w:bottom w:val="none" w:sz="0" w:space="0" w:color="000000"/>
+                <w:right w:val="none" w:sz="0" w:space="0" w:color="000000"/>
+              </w:pBdr>
+              <w:spacing w:before="100" w:after="100"/>
+              <w:ind w:left="100" w:right="100"/>
+              <w:jc w:val="right"/>
+            </w:pPr>
+          </w:p>
+        </w:tc>
+        <w:tc>
+          <w:tcPr>
+            <w:tcW w:w="1872" w:type="dxa"/>
+            <w:tcBorders>
+              <w:top w:val="single" w:sz="12" w:space="0" w:color="666666"/>
+              <w:left w:val="none" w:sz="0" w:space="0" w:color="000000"/>
+              <w:bottom w:val="none" w:sz="0" w:space="0" w:color="000000"/>
+              <w:right w:val="none" w:sz="0" w:space="0" w:color="000000"/>
+            </w:tcBorders>
+            <w:shd w:val="clear" w:color="auto" w:fill="FFFFFF"/>
+            <w:tcMar>
+              <w:top w:w="0" w:type="dxa"/>
+              <w:left w:w="0" w:type="dxa"/>
+              <w:bottom w:w="0" w:type="dxa"/>
+              <w:right w:w="0" w:type="dxa"/>
+            </w:tcMar>
+            <w:vAlign w:val="center"/>
+          </w:tcPr>
+          <w:p>
+            <w:pPr>
+              <w:pBdr>
+                <w:top w:val="none" w:sz="0" w:space="0" w:color="000000"/>
+                <w:left w:val="none" w:sz="0" w:space="0" w:color="000000"/>
+                <w:bottom w:val="none" w:sz="0" w:space="0" w:color="000000"/>
+                <w:right w:val="none" w:sz="0" w:space="0" w:color="000000"/>
+              </w:pBdr>
+              <w:spacing w:before="100" w:after="100"/>
+              <w:ind w:left="100" w:right="100"/>
+              <w:jc w:val="right"/>
+            </w:pPr>
+          </w:p>
+        </w:tc>
+        <w:tc>
+          <w:tcPr>
+            <w:tcW w:w="1872" w:type="dxa"/>
+            <w:tcBorders>
+              <w:top w:val="single" w:sz="12" w:space="0" w:color="666666"/>
+              <w:left w:val="none" w:sz="0" w:space="0" w:color="000000"/>
+              <w:bottom w:val="none" w:sz="0" w:space="0" w:color="000000"/>
+              <w:right w:val="none" w:sz="0" w:space="0" w:color="000000"/>
+            </w:tcBorders>
+            <w:shd w:val="clear" w:color="auto" w:fill="FFFFFF"/>
+            <w:tcMar>
+              <w:top w:w="0" w:type="dxa"/>
+              <w:left w:w="0" w:type="dxa"/>
+              <w:bottom w:w="0" w:type="dxa"/>
+              <w:right w:w="0" w:type="dxa"/>
+            </w:tcMar>
+            <w:vAlign w:val="center"/>
+          </w:tcPr>
+          <w:p>
+            <w:pPr>
+              <w:pBdr>
+                <w:top w:val="none" w:sz="0" w:space="0" w:color="000000"/>
+                <w:left w:val="none" w:sz="0" w:space="0" w:color="000000"/>
+                <w:bottom w:val="none" w:sz="0" w:space="0" w:color="000000"/>
+                <w:right w:val="none" w:sz="0" w:space="0" w:color="000000"/>
+              </w:pBdr>
+              <w:spacing w:before="100" w:after="100"/>
+              <w:ind w:left="100" w:right="100"/>
+              <w:jc w:val="right"/>
+            </w:pPr>
+          </w:p>
+        </w:tc>
+      </w:tr>
+      <w:tr>
+        <w:trPr>
+          <w:jc w:val="center"/>
+        </w:trPr>
+        <w:tc>
+          <w:tcPr>
+            <w:tcW w:w="1872" w:type="dxa"/>
+            <w:tcBorders>
+              <w:top w:val="none" w:sz="0" w:space="0" w:color="000000"/>
+              <w:left w:val="none" w:sz="0" w:space="0" w:color="000000"/>
+              <w:bottom w:val="none" w:sz="0" w:space="0" w:color="000000"/>
+              <w:right w:val="none" w:sz="0" w:space="0" w:color="000000"/>
+            </w:tcBorders>
+            <w:shd w:val="clear" w:color="auto" w:fill="FFFFFF"/>
+            <w:tcMar>
+              <w:top w:w="0" w:type="dxa"/>
+              <w:left w:w="0" w:type="dxa"/>
+              <w:bottom w:w="0" w:type="dxa"/>
+              <w:right w:w="0" w:type="dxa"/>
+            </w:tcMar>
+            <w:vAlign w:val="center"/>
+          </w:tcPr>
+          <w:p>
+            <w:pPr>
+              <w:pBdr>
+                <w:top w:val="none" w:sz="0" w:space="0" w:color="000000"/>
+                <w:left w:val="none" w:sz="0" w:space="0" w:color="000000"/>
+                <w:bottom w:val="none" w:sz="0" w:space="0" w:color="000000"/>
+                <w:right w:val="none" w:sz="0" w:space="0" w:color="000000"/>
+              </w:pBdr>
+              <w:spacing w:before="100" w:after="100"/>
+              <w:ind w:left="100" w:right="100"/>
+              <w:jc w:val="right"/>
+            </w:pPr>
+            <w:r>
+              <w:rPr>
+                <w:rFonts w:ascii="Arial" w:eastAsia="Arial" w:hAnsi="Arial" w:cs="Arial"/>
+                <w:color w:val="000000"/>
+                <w:sz w:val="22"/>
+                <w:szCs w:val="22"/>
+              </w:rPr>
+              <w:t>1992</w:t>
+            </w:r>
+          </w:p>
+        </w:tc>
+        <w:tc>
+          <w:tcPr>
+            <w:tcW w:w="1872" w:type="dxa"/>
+            <w:tcBorders>
+              <w:top w:val="none" w:sz="0" w:space="0" w:color="000000"/>
+              <w:left w:val="none" w:sz="0" w:space="0" w:color="000000"/>
+              <w:bottom w:val="none" w:sz="0" w:space="0" w:color="000000"/>
+              <w:right w:val="none" w:sz="0" w:space="0" w:color="000000"/>
+            </w:tcBorders>
+            <w:shd w:val="clear" w:color="auto" w:fill="FFFFFF"/>
+            <w:tcMar>
+              <w:top w:w="0" w:type="dxa"/>
+              <w:left w:w="0" w:type="dxa"/>
+              <w:bottom w:w="0" w:type="dxa"/>
+              <w:right w:w="0" w:type="dxa"/>
+            </w:tcMar>
+            <w:vAlign w:val="center"/>
+          </w:tcPr>
+          <w:p>
+            <w:pPr>
+              <w:pBdr>
+                <w:top w:val="none" w:sz="0" w:space="0" w:color="000000"/>
+                <w:left w:val="none" w:sz="0" w:space="0" w:color="000000"/>
+                <w:bottom w:val="none" w:sz="0" w:space="0" w:color="000000"/>
+                <w:right w:val="none" w:sz="0" w:space="0" w:color="000000"/>
+              </w:pBdr>
+              <w:spacing w:before="100" w:after="100"/>
+              <w:ind w:left="100" w:right="100"/>
+              <w:jc w:val="right"/>
+            </w:pPr>
+            <w:r>
+              <w:rPr>
+                <w:rFonts w:ascii="Arial" w:eastAsia="Arial" w:hAnsi="Arial" w:cs="Arial"/>
+                <w:color w:val="000000"/>
+                <w:sz w:val="22"/>
+                <w:szCs w:val="22"/>
+              </w:rPr>
+              <w:t>607</w:t>
+            </w:r>
+          </w:p>
+        </w:tc>
+        <w:tc>
+          <w:tcPr>
+            <w:tcW w:w="1872" w:type="dxa"/>
+            <w:tcBorders>
+              <w:top w:val="none" w:sz="0" w:space="0" w:color="000000"/>
+              <w:left w:val="none" w:sz="0" w:space="0" w:color="000000"/>
+              <w:bottom w:val="none" w:sz="0" w:space="0" w:color="000000"/>
+              <w:right w:val="none" w:sz="0" w:space="0" w:color="000000"/>
+            </w:tcBorders>
+            <w:shd w:val="clear" w:color="auto" w:fill="FFFFFF"/>
+            <w:tcMar>
+              <w:top w:w="0" w:type="dxa"/>
+              <w:left w:w="0" w:type="dxa"/>
+              <w:bottom w:w="0" w:type="dxa"/>
+              <w:right w:w="0" w:type="dxa"/>
+            </w:tcMar>
+            <w:vAlign w:val="center"/>
+          </w:tcPr>
+          <w:p>
+            <w:pPr>
+              <w:pBdr>
+                <w:top w:val="none" w:sz="0" w:space="0" w:color="000000"/>
+                <w:left w:val="none" w:sz="0" w:space="0" w:color="000000"/>
+                <w:bottom w:val="none" w:sz="0" w:space="0" w:color="000000"/>
+                <w:right w:val="none" w:sz="0" w:space="0" w:color="000000"/>
+              </w:pBdr>
+              <w:spacing w:before="100" w:after="100"/>
+              <w:ind w:left="100" w:right="100"/>
+              <w:jc w:val="right"/>
+            </w:pPr>
+            <w:r>
+              <w:rPr>
+                <w:rFonts w:ascii="Arial" w:eastAsia="Arial" w:hAnsi="Arial" w:cs="Arial"/>
+                <w:color w:val="000000"/>
+                <w:sz w:val="22"/>
+                <w:szCs w:val="22"/>
+              </w:rPr>
+              <w:t>600</w:t>
+            </w:r>
+          </w:p>
+        </w:tc>
+        <w:tc>
+          <w:tcPr>
+            <w:tcW w:w="1872" w:type="dxa"/>
+            <w:tcBorders>
+              <w:top w:val="none" w:sz="0" w:space="0" w:color="000000"/>
+              <w:left w:val="none" w:sz="0" w:space="0" w:color="000000"/>
+              <w:bottom w:val="none" w:sz="0" w:space="0" w:color="000000"/>
+              <w:right w:val="none" w:sz="0" w:space="0" w:color="000000"/>
+            </w:tcBorders>
+            <w:shd w:val="clear" w:color="auto" w:fill="FFFFFF"/>
+            <w:tcMar>
+              <w:top w:w="0" w:type="dxa"/>
+              <w:left w:w="0" w:type="dxa"/>
+              <w:bottom w:w="0" w:type="dxa"/>
+              <w:right w:w="0" w:type="dxa"/>
+            </w:tcMar>
+            <w:vAlign w:val="center"/>
+          </w:tcPr>
+          <w:p>
+            <w:pPr>
+              <w:pBdr>
+                <w:top w:val="none" w:sz="0" w:space="0" w:color="000000"/>
+                <w:left w:val="none" w:sz="0" w:space="0" w:color="000000"/>
+                <w:bottom w:val="none" w:sz="0" w:space="0" w:color="000000"/>
+                <w:right w:val="none" w:sz="0" w:space="0" w:color="000000"/>
+              </w:pBdr>
+              <w:spacing w:before="100" w:after="100"/>
+              <w:ind w:left="100" w:right="100"/>
+              <w:jc w:val="right"/>
+            </w:pPr>
+            <w:r>
+              <w:rPr>
+                <w:rFonts w:ascii="Arial" w:eastAsia="Arial" w:hAnsi="Arial" w:cs="Arial"/>
+                <w:color w:val="000000"/>
+                <w:sz w:val="22"/>
+                <w:szCs w:val="22"/>
+              </w:rPr>
+              <w:t>368</w:t>
+            </w:r>
+          </w:p>
+        </w:tc>
+        <w:tc>
+          <w:tcPr>
+            <w:tcW w:w="1872" w:type="dxa"/>
+            <w:tcBorders>
+              <w:top w:val="none" w:sz="0" w:space="0" w:color="000000"/>
+              <w:left w:val="none" w:sz="0" w:space="0" w:color="000000"/>
+              <w:bottom w:val="none" w:sz="0" w:space="0" w:color="000000"/>
+              <w:right w:val="none" w:sz="0" w:space="0" w:color="000000"/>
+            </w:tcBorders>
+            <w:shd w:val="clear" w:color="auto" w:fill="FFFFFF"/>
+            <w:tcMar>
+              <w:top w:w="0" w:type="dxa"/>
+              <w:left w:w="0" w:type="dxa"/>
+              <w:bottom w:w="0" w:type="dxa"/>
+              <w:right w:w="0" w:type="dxa"/>
+            </w:tcMar>
+            <w:vAlign w:val="center"/>
+          </w:tcPr>
+          <w:p>
+            <w:pPr>
+              <w:pBdr>
+                <w:top w:val="none" w:sz="0" w:space="0" w:color="000000"/>
+                <w:left w:val="none" w:sz="0" w:space="0" w:color="000000"/>
+                <w:bottom w:val="none" w:sz="0" w:space="0" w:color="000000"/>
+                <w:right w:val="none" w:sz="0" w:space="0" w:color="000000"/>
+              </w:pBdr>
+              <w:spacing w:before="100" w:after="100"/>
+              <w:ind w:left="100" w:right="100"/>
+              <w:jc w:val="right"/>
+            </w:pPr>
+            <w:r>
+              <w:rPr>
+                <w:rFonts w:ascii="Arial" w:eastAsia="Arial" w:hAnsi="Arial" w:cs="Arial"/>
+                <w:color w:val="000000"/>
+                <w:sz w:val="22"/>
+                <w:szCs w:val="22"/>
+              </w:rPr>
+              <w:t>601</w:t>
+            </w:r>
+          </w:p>
+        </w:tc>
+      </w:tr>
+      <w:tr>
+        <w:trPr>
+          <w:jc w:val="center"/>
+        </w:trPr>
+        <w:tc>
+          <w:tcPr>
+            <w:tcW w:w="1872" w:type="dxa"/>
+            <w:tcBorders>
+              <w:top w:val="none" w:sz="0" w:space="0" w:color="000000"/>
+              <w:left w:val="none" w:sz="0" w:space="0" w:color="000000"/>
+              <w:bottom w:val="none" w:sz="0" w:space="0" w:color="000000"/>
+              <w:right w:val="none" w:sz="0" w:space="0" w:color="000000"/>
+            </w:tcBorders>
+            <w:shd w:val="clear" w:color="auto" w:fill="FFFFFF"/>
+            <w:tcMar>
+              <w:top w:w="0" w:type="dxa"/>
+              <w:left w:w="0" w:type="dxa"/>
+              <w:bottom w:w="0" w:type="dxa"/>
+              <w:right w:w="0" w:type="dxa"/>
+            </w:tcMar>
+            <w:vAlign w:val="center"/>
+          </w:tcPr>
+          <w:p>
+            <w:pPr>
+              <w:pBdr>
+                <w:top w:val="none" w:sz="0" w:space="0" w:color="000000"/>
+                <w:left w:val="none" w:sz="0" w:space="0" w:color="000000"/>
+                <w:bottom w:val="none" w:sz="0" w:space="0" w:color="000000"/>
+                <w:right w:val="none" w:sz="0" w:space="0" w:color="000000"/>
+              </w:pBdr>
+              <w:spacing w:before="100" w:after="100"/>
+              <w:ind w:left="100" w:right="100"/>
+              <w:jc w:val="right"/>
+            </w:pPr>
+            <w:r>
+              <w:rPr>
+                <w:rFonts w:ascii="Arial" w:eastAsia="Arial" w:hAnsi="Arial" w:cs="Arial"/>
+                <w:color w:val="000000"/>
+                <w:sz w:val="22"/>
+                <w:szCs w:val="22"/>
+              </w:rPr>
+              <w:t>1993</w:t>
+            </w:r>
+          </w:p>
+        </w:tc>
+        <w:tc>
+          <w:tcPr>
+            <w:tcW w:w="1872" w:type="dxa"/>
+            <w:tcBorders>
+              <w:top w:val="none" w:sz="0" w:space="0" w:color="000000"/>
+              <w:left w:val="none" w:sz="0" w:space="0" w:color="000000"/>
+              <w:bottom w:val="none" w:sz="0" w:space="0" w:color="000000"/>
+              <w:right w:val="none" w:sz="0" w:space="0" w:color="000000"/>
+            </w:tcBorders>
+            <w:shd w:val="clear" w:color="auto" w:fill="FFFFFF"/>
+            <w:tcMar>
+              <w:top w:w="0" w:type="dxa"/>
+              <w:left w:w="0" w:type="dxa"/>
+              <w:bottom w:w="0" w:type="dxa"/>
+              <w:right w:w="0" w:type="dxa"/>
+            </w:tcMar>
+            <w:vAlign w:val="center"/>
+          </w:tcPr>
+          <w:p>
+            <w:pPr>
+              <w:pBdr>
+                <w:top w:val="none" w:sz="0" w:space="0" w:color="000000"/>
+                <w:left w:val="none" w:sz="0" w:space="0" w:color="000000"/>
+                <w:bottom w:val="none" w:sz="0" w:space="0" w:color="000000"/>
+                <w:right w:val="none" w:sz="0" w:space="0" w:color="000000"/>
+              </w:pBdr>
+              <w:spacing w:before="100" w:after="100"/>
+              <w:ind w:left="100" w:right="100"/>
+              <w:jc w:val="right"/>
+            </w:pPr>
+            <w:r>
+              <w:rPr>
+                <w:rFonts w:ascii="Arial" w:eastAsia="Arial" w:hAnsi="Arial" w:cs="Arial"/>
+                <w:color w:val="000000"/>
+                <w:sz w:val="22"/>
+                <w:szCs w:val="22"/>
+              </w:rPr>
+              <w:t>1,003</w:t>
+            </w:r>
+          </w:p>
+        </w:tc>
+        <w:tc>
+          <w:tcPr>
+            <w:tcW w:w="1872" w:type="dxa"/>
+            <w:tcBorders>
+              <w:top w:val="none" w:sz="0" w:space="0" w:color="000000"/>
+              <w:left w:val="none" w:sz="0" w:space="0" w:color="000000"/>
+              <w:bottom w:val="none" w:sz="0" w:space="0" w:color="000000"/>
+              <w:right w:val="none" w:sz="0" w:space="0" w:color="000000"/>
+            </w:tcBorders>
+            <w:shd w:val="clear" w:color="auto" w:fill="FFFFFF"/>
+            <w:tcMar>
+              <w:top w:w="0" w:type="dxa"/>
+              <w:left w:w="0" w:type="dxa"/>
+              <w:bottom w:w="0" w:type="dxa"/>
+              <w:right w:w="0" w:type="dxa"/>
+            </w:tcMar>
+            <w:vAlign w:val="center"/>
+          </w:tcPr>
+          <w:p>
+            <w:pPr>
+              <w:pBdr>
+                <w:top w:val="none" w:sz="0" w:space="0" w:color="000000"/>
+                <w:left w:val="none" w:sz="0" w:space="0" w:color="000000"/>
+                <w:bottom w:val="none" w:sz="0" w:space="0" w:color="000000"/>
+                <w:right w:val="none" w:sz="0" w:space="0" w:color="000000"/>
+              </w:pBdr>
+              <w:spacing w:before="100" w:after="100"/>
+              <w:ind w:left="100" w:right="100"/>
+              <w:jc w:val="right"/>
+            </w:pPr>
+            <w:r>
+              <w:rPr>
+                <w:rFonts w:ascii="Arial" w:eastAsia="Arial" w:hAnsi="Arial" w:cs="Arial"/>
+                <w:color w:val="000000"/>
+                <w:sz w:val="22"/>
+                <w:szCs w:val="22"/>
+              </w:rPr>
+              <w:t>980</w:t>
+            </w:r>
+          </w:p>
+        </w:tc>
+        <w:tc>
+          <w:tcPr>
+            <w:tcW w:w="1872" w:type="dxa"/>
+            <w:tcBorders>
+              <w:top w:val="none" w:sz="0" w:space="0" w:color="000000"/>
+              <w:left w:val="none" w:sz="0" w:space="0" w:color="000000"/>
+              <w:bottom w:val="none" w:sz="0" w:space="0" w:color="000000"/>
+              <w:right w:val="none" w:sz="0" w:space="0" w:color="000000"/>
+            </w:tcBorders>
+            <w:shd w:val="clear" w:color="auto" w:fill="FFFFFF"/>
+            <w:tcMar>
+              <w:top w:w="0" w:type="dxa"/>
+              <w:left w:w="0" w:type="dxa"/>
+              <w:bottom w:w="0" w:type="dxa"/>
+              <w:right w:w="0" w:type="dxa"/>
+            </w:tcMar>
+            <w:vAlign w:val="center"/>
+          </w:tcPr>
+          <w:p>
+            <w:pPr>
+              <w:pBdr>
+                <w:top w:val="none" w:sz="0" w:space="0" w:color="000000"/>
+                <w:left w:val="none" w:sz="0" w:space="0" w:color="000000"/>
+                <w:bottom w:val="none" w:sz="0" w:space="0" w:color="000000"/>
+                <w:right w:val="none" w:sz="0" w:space="0" w:color="000000"/>
+              </w:pBdr>
+              <w:spacing w:before="100" w:after="100"/>
+              <w:ind w:left="100" w:right="100"/>
+              <w:jc w:val="right"/>
+            </w:pPr>
+            <w:r>
+              <w:rPr>
+                <w:rFonts w:ascii="Arial" w:eastAsia="Arial" w:hAnsi="Arial" w:cs="Arial"/>
+                <w:color w:val="000000"/>
+                <w:sz w:val="22"/>
+                <w:szCs w:val="22"/>
+              </w:rPr>
+              <w:t>1,114</w:t>
+            </w:r>
+          </w:p>
+        </w:tc>
+        <w:tc>
+          <w:tcPr>
+            <w:tcW w:w="1872" w:type="dxa"/>
+            <w:tcBorders>
+              <w:top w:val="none" w:sz="0" w:space="0" w:color="000000"/>
+              <w:left w:val="none" w:sz="0" w:space="0" w:color="000000"/>
+              <w:bottom w:val="none" w:sz="0" w:space="0" w:color="000000"/>
+              <w:right w:val="none" w:sz="0" w:space="0" w:color="000000"/>
+            </w:tcBorders>
+            <w:shd w:val="clear" w:color="auto" w:fill="FFFFFF"/>
+            <w:tcMar>
+              <w:top w:w="0" w:type="dxa"/>
+              <w:left w:w="0" w:type="dxa"/>
+              <w:bottom w:w="0" w:type="dxa"/>
+              <w:right w:w="0" w:type="dxa"/>
+            </w:tcMar>
+            <w:vAlign w:val="center"/>
+          </w:tcPr>
+          <w:p>
+            <w:pPr>
+              <w:pBdr>
+                <w:top w:val="none" w:sz="0" w:space="0" w:color="000000"/>
+                <w:left w:val="none" w:sz="0" w:space="0" w:color="000000"/>
+                <w:bottom w:val="none" w:sz="0" w:space="0" w:color="000000"/>
+                <w:right w:val="none" w:sz="0" w:space="0" w:color="000000"/>
+              </w:pBdr>
+              <w:spacing w:before="100" w:after="100"/>
+              <w:ind w:left="100" w:right="100"/>
+              <w:jc w:val="right"/>
+            </w:pPr>
+            <w:r>
+              <w:rPr>
+                <w:rFonts w:ascii="Arial" w:eastAsia="Arial" w:hAnsi="Arial" w:cs="Arial"/>
+                <w:color w:val="000000"/>
+                <w:sz w:val="22"/>
+                <w:szCs w:val="22"/>
+              </w:rPr>
+              <w:t>1,107</w:t>
+            </w:r>
+          </w:p>
+        </w:tc>
+      </w:tr>
+      <w:tr>
+        <w:trPr>
+          <w:jc w:val="center"/>
+        </w:trPr>
+        <w:tc>
+          <w:tcPr>
+            <w:tcW w:w="1872" w:type="dxa"/>
+            <w:tcBorders>
+              <w:top w:val="none" w:sz="0" w:space="0" w:color="000000"/>
+              <w:left w:val="none" w:sz="0" w:space="0" w:color="000000"/>
+              <w:bottom w:val="none" w:sz="0" w:space="0" w:color="000000"/>
+              <w:right w:val="none" w:sz="0" w:space="0" w:color="000000"/>
+            </w:tcBorders>
+            <w:shd w:val="clear" w:color="auto" w:fill="FFFFFF"/>
+            <w:tcMar>
+              <w:top w:w="0" w:type="dxa"/>
+              <w:left w:w="0" w:type="dxa"/>
+              <w:bottom w:w="0" w:type="dxa"/>
+              <w:right w:w="0" w:type="dxa"/>
+            </w:tcMar>
+            <w:vAlign w:val="center"/>
+          </w:tcPr>
+          <w:p>
+            <w:pPr>
+              <w:pBdr>
+                <w:top w:val="none" w:sz="0" w:space="0" w:color="000000"/>
+                <w:left w:val="none" w:sz="0" w:space="0" w:color="000000"/>
+                <w:bottom w:val="none" w:sz="0" w:space="0" w:color="000000"/>
+                <w:right w:val="none" w:sz="0" w:space="0" w:color="000000"/>
+              </w:pBdr>
+              <w:spacing w:before="100" w:after="100"/>
+              <w:ind w:left="100" w:right="100"/>
+              <w:jc w:val="right"/>
+            </w:pPr>
+            <w:r>
+              <w:rPr>
+                <w:rFonts w:ascii="Arial" w:eastAsia="Arial" w:hAnsi="Arial" w:cs="Arial"/>
+                <w:color w:val="000000"/>
+                <w:sz w:val="22"/>
+                <w:szCs w:val="22"/>
+              </w:rPr>
+              <w:t>1994</w:t>
+            </w:r>
+          </w:p>
+        </w:tc>
+        <w:tc>
+          <w:tcPr>
+            <w:tcW w:w="1872" w:type="dxa"/>
+            <w:tcBorders>
+              <w:top w:val="none" w:sz="0" w:space="0" w:color="000000"/>
+              <w:left w:val="none" w:sz="0" w:space="0" w:color="000000"/>
+              <w:bottom w:val="none" w:sz="0" w:space="0" w:color="000000"/>
+              <w:right w:val="none" w:sz="0" w:space="0" w:color="000000"/>
+            </w:tcBorders>
+            <w:shd w:val="clear" w:color="auto" w:fill="FFFFFF"/>
+            <w:tcMar>
+              <w:top w:w="0" w:type="dxa"/>
+              <w:left w:w="0" w:type="dxa"/>
+              <w:bottom w:w="0" w:type="dxa"/>
+              <w:right w:w="0" w:type="dxa"/>
+            </w:tcMar>
+            <w:vAlign w:val="center"/>
+          </w:tcPr>
+          <w:p>
+            <w:pPr>
+              <w:pBdr>
+                <w:top w:val="none" w:sz="0" w:space="0" w:color="000000"/>
+                <w:left w:val="none" w:sz="0" w:space="0" w:color="000000"/>
+                <w:bottom w:val="none" w:sz="0" w:space="0" w:color="000000"/>
+                <w:right w:val="none" w:sz="0" w:space="0" w:color="000000"/>
+              </w:pBdr>
+              <w:spacing w:before="100" w:after="100"/>
+              <w:ind w:left="100" w:right="100"/>
+              <w:jc w:val="right"/>
+            </w:pPr>
+          </w:p>
+        </w:tc>
+        <w:tc>
+          <w:tcPr>
+            <w:tcW w:w="1872" w:type="dxa"/>
+            <w:tcBorders>
+              <w:top w:val="none" w:sz="0" w:space="0" w:color="000000"/>
+              <w:left w:val="none" w:sz="0" w:space="0" w:color="000000"/>
+              <w:bottom w:val="none" w:sz="0" w:space="0" w:color="000000"/>
+              <w:right w:val="none" w:sz="0" w:space="0" w:color="000000"/>
+            </w:tcBorders>
+            <w:shd w:val="clear" w:color="auto" w:fill="FFFFFF"/>
+            <w:tcMar>
+              <w:top w:w="0" w:type="dxa"/>
+              <w:left w:w="0" w:type="dxa"/>
+              <w:bottom w:w="0" w:type="dxa"/>
+              <w:right w:w="0" w:type="dxa"/>
+            </w:tcMar>
+            <w:vAlign w:val="center"/>
+          </w:tcPr>
+          <w:p>
+            <w:pPr>
+              <w:pBdr>
+                <w:top w:val="none" w:sz="0" w:space="0" w:color="000000"/>
+                <w:left w:val="none" w:sz="0" w:space="0" w:color="000000"/>
+                <w:bottom w:val="none" w:sz="0" w:space="0" w:color="000000"/>
+                <w:right w:val="none" w:sz="0" w:space="0" w:color="000000"/>
+              </w:pBdr>
+              <w:spacing w:before="100" w:after="100"/>
+              <w:ind w:left="100" w:right="100"/>
+              <w:jc w:val="right"/>
+            </w:pPr>
+          </w:p>
+        </w:tc>
+        <w:tc>
+          <w:tcPr>
+            <w:tcW w:w="1872" w:type="dxa"/>
+            <w:tcBorders>
+              <w:top w:val="none" w:sz="0" w:space="0" w:color="000000"/>
+              <w:left w:val="none" w:sz="0" w:space="0" w:color="000000"/>
+              <w:bottom w:val="none" w:sz="0" w:space="0" w:color="000000"/>
+              <w:right w:val="none" w:sz="0" w:space="0" w:color="000000"/>
+            </w:tcBorders>
+            <w:shd w:val="clear" w:color="auto" w:fill="FFFFFF"/>
+            <w:tcMar>
+              <w:top w:w="0" w:type="dxa"/>
+              <w:left w:w="0" w:type="dxa"/>
+              <w:bottom w:w="0" w:type="dxa"/>
+              <w:right w:w="0" w:type="dxa"/>
+            </w:tcMar>
+            <w:vAlign w:val="center"/>
+          </w:tcPr>
+          <w:p>
+            <w:pPr>
+              <w:pBdr>
+                <w:top w:val="none" w:sz="0" w:space="0" w:color="000000"/>
+                <w:left w:val="none" w:sz="0" w:space="0" w:color="000000"/>
+                <w:bottom w:val="none" w:sz="0" w:space="0" w:color="000000"/>
+                <w:right w:val="none" w:sz="0" w:space="0" w:color="000000"/>
+              </w:pBdr>
+              <w:spacing w:before="100" w:after="100"/>
+              <w:ind w:left="100" w:right="100"/>
+              <w:jc w:val="right"/>
+            </w:pPr>
+          </w:p>
+        </w:tc>
+        <w:tc>
+          <w:tcPr>
+            <w:tcW w:w="1872" w:type="dxa"/>
+            <w:tcBorders>
+              <w:top w:val="none" w:sz="0" w:space="0" w:color="000000"/>
+              <w:left w:val="none" w:sz="0" w:space="0" w:color="000000"/>
+              <w:bottom w:val="none" w:sz="0" w:space="0" w:color="000000"/>
+              <w:right w:val="none" w:sz="0" w:space="0" w:color="000000"/>
+            </w:tcBorders>
+            <w:shd w:val="clear" w:color="auto" w:fill="FFFFFF"/>
+            <w:tcMar>
+              <w:top w:w="0" w:type="dxa"/>
+              <w:left w:w="0" w:type="dxa"/>
+              <w:bottom w:w="0" w:type="dxa"/>
+              <w:right w:w="0" w:type="dxa"/>
+            </w:tcMar>
+            <w:vAlign w:val="center"/>
+          </w:tcPr>
+          <w:p>
+            <w:pPr>
+              <w:pBdr>
+                <w:top w:val="none" w:sz="0" w:space="0" w:color="000000"/>
+                <w:left w:val="none" w:sz="0" w:space="0" w:color="000000"/>
+                <w:bottom w:val="none" w:sz="0" w:space="0" w:color="000000"/>
+                <w:right w:val="none" w:sz="0" w:space="0" w:color="000000"/>
+              </w:pBdr>
+              <w:spacing w:before="100" w:after="100"/>
+              <w:ind w:left="100" w:right="100"/>
+              <w:jc w:val="right"/>
+            </w:pPr>
+          </w:p>
+        </w:tc>
+      </w:tr>
+      <w:tr>
+        <w:trPr>
+          <w:jc w:val="center"/>
+        </w:trPr>
+        <w:tc>
+          <w:tcPr>
+            <w:tcW w:w="1872" w:type="dxa"/>
+            <w:tcBorders>
+              <w:top w:val="none" w:sz="0" w:space="0" w:color="000000"/>
+              <w:left w:val="none" w:sz="0" w:space="0" w:color="000000"/>
+              <w:bottom w:val="none" w:sz="0" w:space="0" w:color="000000"/>
+              <w:right w:val="none" w:sz="0" w:space="0" w:color="000000"/>
+            </w:tcBorders>
+            <w:shd w:val="clear" w:color="auto" w:fill="FFFFFF"/>
+            <w:tcMar>
+              <w:top w:w="0" w:type="dxa"/>
+              <w:left w:w="0" w:type="dxa"/>
+              <w:bottom w:w="0" w:type="dxa"/>
+              <w:right w:w="0" w:type="dxa"/>
+            </w:tcMar>
+            <w:vAlign w:val="center"/>
+          </w:tcPr>
+          <w:p>
+            <w:pPr>
+              <w:pBdr>
+                <w:top w:val="none" w:sz="0" w:space="0" w:color="000000"/>
+                <w:left w:val="none" w:sz="0" w:space="0" w:color="000000"/>
+                <w:bottom w:val="none" w:sz="0" w:space="0" w:color="000000"/>
+                <w:right w:val="none" w:sz="0" w:space="0" w:color="000000"/>
+              </w:pBdr>
+              <w:spacing w:before="100" w:after="100"/>
+              <w:ind w:left="100" w:right="100"/>
+              <w:jc w:val="right"/>
+            </w:pPr>
+            <w:r>
+              <w:rPr>
+                <w:rFonts w:ascii="Arial" w:eastAsia="Arial" w:hAnsi="Arial" w:cs="Arial"/>
+                <w:color w:val="000000"/>
+                <w:sz w:val="22"/>
+                <w:szCs w:val="22"/>
+              </w:rPr>
+              <w:t>1995</w:t>
+            </w:r>
+          </w:p>
+        </w:tc>
+        <w:tc>
+          <w:tcPr>
+            <w:tcW w:w="1872" w:type="dxa"/>
+            <w:tcBorders>
+              <w:top w:val="none" w:sz="0" w:space="0" w:color="000000"/>
+              <w:left w:val="none" w:sz="0" w:space="0" w:color="000000"/>
+              <w:bottom w:val="none" w:sz="0" w:space="0" w:color="000000"/>
+              <w:right w:val="none" w:sz="0" w:space="0" w:color="000000"/>
+            </w:tcBorders>
+            <w:shd w:val="clear" w:color="auto" w:fill="FFFFFF"/>
+            <w:tcMar>
+              <w:top w:w="0" w:type="dxa"/>
+              <w:left w:w="0" w:type="dxa"/>
+              <w:bottom w:w="0" w:type="dxa"/>
+              <w:right w:w="0" w:type="dxa"/>
+            </w:tcMar>
+            <w:vAlign w:val="center"/>
+          </w:tcPr>
+          <w:p>
+            <w:pPr>
+              <w:pBdr>
+                <w:top w:val="none" w:sz="0" w:space="0" w:color="000000"/>
+                <w:left w:val="none" w:sz="0" w:space="0" w:color="000000"/>
+                <w:bottom w:val="none" w:sz="0" w:space="0" w:color="000000"/>
+                <w:right w:val="none" w:sz="0" w:space="0" w:color="000000"/>
+              </w:pBdr>
+              <w:spacing w:before="100" w:after="100"/>
+              <w:ind w:left="100" w:right="100"/>
+              <w:jc w:val="right"/>
+            </w:pPr>
+            <w:r>
+              <w:rPr>
+                <w:rFonts w:ascii="Arial" w:eastAsia="Arial" w:hAnsi="Arial" w:cs="Arial"/>
+                <w:color w:val="000000"/>
+                <w:sz w:val="22"/>
+                <w:szCs w:val="22"/>
+              </w:rPr>
+              <w:t>973</w:t>
+            </w:r>
+          </w:p>
+        </w:tc>
+        <w:tc>
+          <w:tcPr>
+            <w:tcW w:w="1872" w:type="dxa"/>
+            <w:tcBorders>
+              <w:top w:val="none" w:sz="0" w:space="0" w:color="000000"/>
+              <w:left w:val="none" w:sz="0" w:space="0" w:color="000000"/>
+              <w:bottom w:val="none" w:sz="0" w:space="0" w:color="000000"/>
+              <w:right w:val="none" w:sz="0" w:space="0" w:color="000000"/>
+            </w:tcBorders>
+            <w:shd w:val="clear" w:color="auto" w:fill="FFFFFF"/>
+            <w:tcMar>
+              <w:top w:w="0" w:type="dxa"/>
+              <w:left w:w="0" w:type="dxa"/>
+              <w:bottom w:w="0" w:type="dxa"/>
+              <w:right w:w="0" w:type="dxa"/>
+            </w:tcMar>
+            <w:vAlign w:val="center"/>
+          </w:tcPr>
+          <w:p>
+            <w:pPr>
+              <w:pBdr>
+                <w:top w:val="none" w:sz="0" w:space="0" w:color="000000"/>
+                <w:left w:val="none" w:sz="0" w:space="0" w:color="000000"/>
+                <w:bottom w:val="none" w:sz="0" w:space="0" w:color="000000"/>
+                <w:right w:val="none" w:sz="0" w:space="0" w:color="000000"/>
+              </w:pBdr>
+              <w:spacing w:before="100" w:after="100"/>
+              <w:ind w:left="100" w:right="100"/>
+              <w:jc w:val="right"/>
+            </w:pPr>
+            <w:r>
+              <w:rPr>
+                <w:rFonts w:ascii="Arial" w:eastAsia="Arial" w:hAnsi="Arial" w:cs="Arial"/>
+                <w:color w:val="000000"/>
+                <w:sz w:val="22"/>
+                <w:szCs w:val="22"/>
+              </w:rPr>
+              <w:t>972</w:t>
+            </w:r>
+          </w:p>
+        </w:tc>
+        <w:tc>
+          <w:tcPr>
+            <w:tcW w:w="1872" w:type="dxa"/>
+            <w:tcBorders>
+              <w:top w:val="none" w:sz="0" w:space="0" w:color="000000"/>
+              <w:left w:val="none" w:sz="0" w:space="0" w:color="000000"/>
+              <w:bottom w:val="none" w:sz="0" w:space="0" w:color="000000"/>
+              <w:right w:val="none" w:sz="0" w:space="0" w:color="000000"/>
+            </w:tcBorders>
+            <w:shd w:val="clear" w:color="auto" w:fill="FFFFFF"/>
+            <w:tcMar>
+              <w:top w:w="0" w:type="dxa"/>
+              <w:left w:w="0" w:type="dxa"/>
+              <w:bottom w:w="0" w:type="dxa"/>
+              <w:right w:w="0" w:type="dxa"/>
+            </w:tcMar>
+            <w:vAlign w:val="center"/>
+          </w:tcPr>
+          <w:p>
+            <w:pPr>
+              <w:pBdr>
+                <w:top w:val="none" w:sz="0" w:space="0" w:color="000000"/>
+                <w:left w:val="none" w:sz="0" w:space="0" w:color="000000"/>
+                <w:bottom w:val="none" w:sz="0" w:space="0" w:color="000000"/>
+                <w:right w:val="none" w:sz="0" w:space="0" w:color="000000"/>
+              </w:pBdr>
+              <w:spacing w:before="100" w:after="100"/>
+              <w:ind w:left="100" w:right="100"/>
+              <w:jc w:val="right"/>
+            </w:pPr>
+            <w:r>
+              <w:rPr>
+                <w:rFonts w:ascii="Arial" w:eastAsia="Arial" w:hAnsi="Arial" w:cs="Arial"/>
+                <w:color w:val="000000"/>
+                <w:sz w:val="22"/>
+                <w:szCs w:val="22"/>
+              </w:rPr>
+              <w:t>988</w:t>
+            </w:r>
+          </w:p>
+        </w:tc>
+        <w:tc>
+          <w:tcPr>
+            <w:tcW w:w="1872" w:type="dxa"/>
+            <w:tcBorders>
+              <w:top w:val="none" w:sz="0" w:space="0" w:color="000000"/>
+              <w:left w:val="none" w:sz="0" w:space="0" w:color="000000"/>
+              <w:bottom w:val="none" w:sz="0" w:space="0" w:color="000000"/>
+              <w:right w:val="none" w:sz="0" w:space="0" w:color="000000"/>
+            </w:tcBorders>
+            <w:shd w:val="clear" w:color="auto" w:fill="FFFFFF"/>
+            <w:tcMar>
+              <w:top w:w="0" w:type="dxa"/>
+              <w:left w:w="0" w:type="dxa"/>
+              <w:bottom w:w="0" w:type="dxa"/>
+              <w:right w:w="0" w:type="dxa"/>
+            </w:tcMar>
+            <w:vAlign w:val="center"/>
+          </w:tcPr>
+          <w:p>
+            <w:pPr>
+              <w:pBdr>
+                <w:top w:val="none" w:sz="0" w:space="0" w:color="000000"/>
+                <w:left w:val="none" w:sz="0" w:space="0" w:color="000000"/>
+                <w:bottom w:val="none" w:sz="0" w:space="0" w:color="000000"/>
+                <w:right w:val="none" w:sz="0" w:space="0" w:color="000000"/>
+              </w:pBdr>
+              <w:spacing w:before="100" w:after="100"/>
+              <w:ind w:left="100" w:right="100"/>
+              <w:jc w:val="right"/>
+            </w:pPr>
+            <w:r>
+              <w:rPr>
+                <w:rFonts w:ascii="Arial" w:eastAsia="Arial" w:hAnsi="Arial" w:cs="Arial"/>
+                <w:color w:val="000000"/>
+                <w:sz w:val="22"/>
+                <w:szCs w:val="22"/>
+              </w:rPr>
+              <w:t>876</w:t>
+            </w:r>
+          </w:p>
+        </w:tc>
+      </w:tr>
+      <w:tr>
+        <w:trPr>
+          <w:jc w:val="center"/>
+        </w:trPr>
+        <w:tc>
+          <w:tcPr>
+            <w:tcW w:w="1872" w:type="dxa"/>
+            <w:tcBorders>
+              <w:top w:val="none" w:sz="0" w:space="0" w:color="000000"/>
+              <w:left w:val="none" w:sz="0" w:space="0" w:color="000000"/>
+              <w:bottom w:val="none" w:sz="0" w:space="0" w:color="000000"/>
+              <w:right w:val="none" w:sz="0" w:space="0" w:color="000000"/>
+            </w:tcBorders>
+            <w:shd w:val="clear" w:color="auto" w:fill="FFFFFF"/>
+            <w:tcMar>
+              <w:top w:w="0" w:type="dxa"/>
+              <w:left w:w="0" w:type="dxa"/>
+              <w:bottom w:w="0" w:type="dxa"/>
+              <w:right w:w="0" w:type="dxa"/>
+            </w:tcMar>
+            <w:vAlign w:val="center"/>
+          </w:tcPr>
+          <w:p>
+            <w:pPr>
+              <w:pBdr>
+                <w:top w:val="none" w:sz="0" w:space="0" w:color="000000"/>
+                <w:left w:val="none" w:sz="0" w:space="0" w:color="000000"/>
+                <w:bottom w:val="none" w:sz="0" w:space="0" w:color="000000"/>
+                <w:right w:val="none" w:sz="0" w:space="0" w:color="000000"/>
+              </w:pBdr>
+              <w:spacing w:before="100" w:after="100"/>
+              <w:ind w:left="100" w:right="100"/>
+              <w:jc w:val="right"/>
+            </w:pPr>
+            <w:r>
+              <w:rPr>
+                <w:rFonts w:ascii="Arial" w:eastAsia="Arial" w:hAnsi="Arial" w:cs="Arial"/>
+                <w:color w:val="000000"/>
+                <w:sz w:val="22"/>
+                <w:szCs w:val="22"/>
+              </w:rPr>
+              <w:t>1996</w:t>
+            </w:r>
+          </w:p>
+        </w:tc>
+        <w:tc>
+          <w:tcPr>
+            <w:tcW w:w="1872" w:type="dxa"/>
+            <w:tcBorders>
+              <w:top w:val="none" w:sz="0" w:space="0" w:color="000000"/>
+              <w:left w:val="none" w:sz="0" w:space="0" w:color="000000"/>
+              <w:bottom w:val="none" w:sz="0" w:space="0" w:color="000000"/>
+              <w:right w:val="none" w:sz="0" w:space="0" w:color="000000"/>
+            </w:tcBorders>
+            <w:shd w:val="clear" w:color="auto" w:fill="FFFFFF"/>
+            <w:tcMar>
+              <w:top w:w="0" w:type="dxa"/>
+              <w:left w:w="0" w:type="dxa"/>
+              <w:bottom w:w="0" w:type="dxa"/>
+              <w:right w:w="0" w:type="dxa"/>
+            </w:tcMar>
+            <w:vAlign w:val="center"/>
+          </w:tcPr>
+          <w:p>
+            <w:pPr>
+              <w:pBdr>
+                <w:top w:val="none" w:sz="0" w:space="0" w:color="000000"/>
+                <w:left w:val="none" w:sz="0" w:space="0" w:color="000000"/>
+                <w:bottom w:val="none" w:sz="0" w:space="0" w:color="000000"/>
+                <w:right w:val="none" w:sz="0" w:space="0" w:color="000000"/>
+              </w:pBdr>
+              <w:spacing w:before="100" w:after="100"/>
+              <w:ind w:left="100" w:right="100"/>
+              <w:jc w:val="right"/>
+            </w:pPr>
+            <w:r>
+              <w:rPr>
+                <w:rFonts w:ascii="Arial" w:eastAsia="Arial" w:hAnsi="Arial" w:cs="Arial"/>
+                <w:color w:val="000000"/>
+                <w:sz w:val="22"/>
+                <w:szCs w:val="22"/>
+              </w:rPr>
+              <w:t>1,238</w:t>
+            </w:r>
+          </w:p>
+        </w:tc>
+        <w:tc>
+          <w:tcPr>
+            <w:tcW w:w="1872" w:type="dxa"/>
+            <w:tcBorders>
+              <w:top w:val="none" w:sz="0" w:space="0" w:color="000000"/>
+              <w:left w:val="none" w:sz="0" w:space="0" w:color="000000"/>
+              <w:bottom w:val="none" w:sz="0" w:space="0" w:color="000000"/>
+              <w:right w:val="none" w:sz="0" w:space="0" w:color="000000"/>
+            </w:tcBorders>
+            <w:shd w:val="clear" w:color="auto" w:fill="FFFFFF"/>
+            <w:tcMar>
+              <w:top w:w="0" w:type="dxa"/>
+              <w:left w:w="0" w:type="dxa"/>
+              <w:bottom w:w="0" w:type="dxa"/>
+              <w:right w:w="0" w:type="dxa"/>
+            </w:tcMar>
+            <w:vAlign w:val="center"/>
+          </w:tcPr>
+          <w:p>
+            <w:pPr>
+              <w:pBdr>
+                <w:top w:val="none" w:sz="0" w:space="0" w:color="000000"/>
+                <w:left w:val="none" w:sz="0" w:space="0" w:color="000000"/>
+                <w:bottom w:val="none" w:sz="0" w:space="0" w:color="000000"/>
+                <w:right w:val="none" w:sz="0" w:space="0" w:color="000000"/>
+              </w:pBdr>
+              <w:spacing w:before="100" w:after="100"/>
+              <w:ind w:left="100" w:right="100"/>
+              <w:jc w:val="right"/>
+            </w:pPr>
+            <w:r>
+              <w:rPr>
+                <w:rFonts w:ascii="Arial" w:eastAsia="Arial" w:hAnsi="Arial" w:cs="Arial"/>
+                <w:color w:val="000000"/>
+                <w:sz w:val="22"/>
+                <w:szCs w:val="22"/>
+              </w:rPr>
+              <w:t>1,235</w:t>
+            </w:r>
+          </w:p>
+        </w:tc>
+        <w:tc>
+          <w:tcPr>
+            <w:tcW w:w="1872" w:type="dxa"/>
+            <w:tcBorders>
+              <w:top w:val="none" w:sz="0" w:space="0" w:color="000000"/>
+              <w:left w:val="none" w:sz="0" w:space="0" w:color="000000"/>
+              <w:bottom w:val="none" w:sz="0" w:space="0" w:color="000000"/>
+              <w:right w:val="none" w:sz="0" w:space="0" w:color="000000"/>
+            </w:tcBorders>
+            <w:shd w:val="clear" w:color="auto" w:fill="FFFFFF"/>
+            <w:tcMar>
+              <w:top w:w="0" w:type="dxa"/>
+              <w:left w:w="0" w:type="dxa"/>
+              <w:bottom w:w="0" w:type="dxa"/>
+              <w:right w:w="0" w:type="dxa"/>
+            </w:tcMar>
+            <w:vAlign w:val="center"/>
+          </w:tcPr>
+          <w:p>
+            <w:pPr>
+              <w:pBdr>
+                <w:top w:val="none" w:sz="0" w:space="0" w:color="000000"/>
+                <w:left w:val="none" w:sz="0" w:space="0" w:color="000000"/>
+                <w:bottom w:val="none" w:sz="0" w:space="0" w:color="000000"/>
+                <w:right w:val="none" w:sz="0" w:space="0" w:color="000000"/>
+              </w:pBdr>
+              <w:spacing w:before="100" w:after="100"/>
+              <w:ind w:left="100" w:right="100"/>
+              <w:jc w:val="right"/>
+            </w:pPr>
+            <w:r>
+              <w:rPr>
+                <w:rFonts w:ascii="Arial" w:eastAsia="Arial" w:hAnsi="Arial" w:cs="Arial"/>
+                <w:color w:val="000000"/>
+                <w:sz w:val="22"/>
+                <w:szCs w:val="22"/>
+              </w:rPr>
+              <w:t>1,223</w:t>
+            </w:r>
+          </w:p>
+        </w:tc>
+        <w:tc>
+          <w:tcPr>
+            <w:tcW w:w="1872" w:type="dxa"/>
+            <w:tcBorders>
+              <w:top w:val="none" w:sz="0" w:space="0" w:color="000000"/>
+              <w:left w:val="none" w:sz="0" w:space="0" w:color="000000"/>
+              <w:bottom w:val="none" w:sz="0" w:space="0" w:color="000000"/>
+              <w:right w:val="none" w:sz="0" w:space="0" w:color="000000"/>
+            </w:tcBorders>
+            <w:shd w:val="clear" w:color="auto" w:fill="FFFFFF"/>
+            <w:tcMar>
+              <w:top w:w="0" w:type="dxa"/>
+              <w:left w:w="0" w:type="dxa"/>
+              <w:bottom w:w="0" w:type="dxa"/>
+              <w:right w:w="0" w:type="dxa"/>
+            </w:tcMar>
+            <w:vAlign w:val="center"/>
+          </w:tcPr>
+          <w:p>
+            <w:pPr>
+              <w:pBdr>
+                <w:top w:val="none" w:sz="0" w:space="0" w:color="000000"/>
+                <w:left w:val="none" w:sz="0" w:space="0" w:color="000000"/>
+                <w:bottom w:val="none" w:sz="0" w:space="0" w:color="000000"/>
+                <w:right w:val="none" w:sz="0" w:space="0" w:color="000000"/>
+              </w:pBdr>
+              <w:spacing w:before="100" w:after="100"/>
+              <w:ind w:left="100" w:right="100"/>
+              <w:jc w:val="right"/>
+            </w:pPr>
+            <w:r>
+              <w:rPr>
+                <w:rFonts w:ascii="Arial" w:eastAsia="Arial" w:hAnsi="Arial" w:cs="Arial"/>
+                <w:color w:val="000000"/>
+                <w:sz w:val="22"/>
+                <w:szCs w:val="22"/>
+              </w:rPr>
+              <w:t>1,219</w:t>
+            </w:r>
+          </w:p>
+        </w:tc>
+      </w:tr>
+      <w:tr>
+        <w:trPr>
+          <w:jc w:val="center"/>
+        </w:trPr>
+        <w:tc>
+          <w:tcPr>
+            <w:tcW w:w="1872" w:type="dxa"/>
+            <w:tcBorders>
+              <w:top w:val="none" w:sz="0" w:space="0" w:color="000000"/>
+              <w:left w:val="none" w:sz="0" w:space="0" w:color="000000"/>
+              <w:bottom w:val="none" w:sz="0" w:space="0" w:color="000000"/>
+              <w:right w:val="none" w:sz="0" w:space="0" w:color="000000"/>
+            </w:tcBorders>
+            <w:shd w:val="clear" w:color="auto" w:fill="FFFFFF"/>
+            <w:tcMar>
+              <w:top w:w="0" w:type="dxa"/>
+              <w:left w:w="0" w:type="dxa"/>
+              <w:bottom w:w="0" w:type="dxa"/>
+              <w:right w:w="0" w:type="dxa"/>
+            </w:tcMar>
+            <w:vAlign w:val="center"/>
+          </w:tcPr>
+          <w:p>
+            <w:pPr>
+              <w:pBdr>
+                <w:top w:val="none" w:sz="0" w:space="0" w:color="000000"/>
+                <w:left w:val="none" w:sz="0" w:space="0" w:color="000000"/>
+                <w:bottom w:val="none" w:sz="0" w:space="0" w:color="000000"/>
+                <w:right w:val="none" w:sz="0" w:space="0" w:color="000000"/>
+              </w:pBdr>
+              <w:spacing w:before="100" w:after="100"/>
+              <w:ind w:left="100" w:right="100"/>
+              <w:jc w:val="right"/>
+            </w:pPr>
+            <w:r>
+              <w:rPr>
+                <w:rFonts w:ascii="Arial" w:eastAsia="Arial" w:hAnsi="Arial" w:cs="Arial"/>
+                <w:color w:val="000000"/>
+                <w:sz w:val="22"/>
+                <w:szCs w:val="22"/>
+              </w:rPr>
+              <w:t>1997</w:t>
+            </w:r>
+          </w:p>
+        </w:tc>
+        <w:tc>
+          <w:tcPr>
+            <w:tcW w:w="1872" w:type="dxa"/>
+            <w:tcBorders>
+              <w:top w:val="none" w:sz="0" w:space="0" w:color="000000"/>
+              <w:left w:val="none" w:sz="0" w:space="0" w:color="000000"/>
+              <w:bottom w:val="none" w:sz="0" w:space="0" w:color="000000"/>
+              <w:right w:val="none" w:sz="0" w:space="0" w:color="000000"/>
+            </w:tcBorders>
+            <w:shd w:val="clear" w:color="auto" w:fill="FFFFFF"/>
+            <w:tcMar>
+              <w:top w:w="0" w:type="dxa"/>
+              <w:left w:w="0" w:type="dxa"/>
+              <w:bottom w:w="0" w:type="dxa"/>
+              <w:right w:w="0" w:type="dxa"/>
+            </w:tcMar>
+            <w:vAlign w:val="center"/>
+          </w:tcPr>
+          <w:p>
+            <w:pPr>
+              <w:pBdr>
+                <w:top w:val="none" w:sz="0" w:space="0" w:color="000000"/>
+                <w:left w:val="none" w:sz="0" w:space="0" w:color="000000"/>
+                <w:bottom w:val="none" w:sz="0" w:space="0" w:color="000000"/>
+                <w:right w:val="none" w:sz="0" w:space="0" w:color="000000"/>
+              </w:pBdr>
+              <w:spacing w:before="100" w:after="100"/>
+              <w:ind w:left="100" w:right="100"/>
+              <w:jc w:val="right"/>
+            </w:pPr>
+            <w:r>
+              <w:rPr>
+                <w:rFonts w:ascii="Arial" w:eastAsia="Arial" w:hAnsi="Arial" w:cs="Arial"/>
+                <w:color w:val="000000"/>
+                <w:sz w:val="22"/>
+                <w:szCs w:val="22"/>
+              </w:rPr>
+              <w:t>738</w:t>
+            </w:r>
+          </w:p>
+        </w:tc>
+        <w:tc>
+          <w:tcPr>
+            <w:tcW w:w="1872" w:type="dxa"/>
+            <w:tcBorders>
+              <w:top w:val="none" w:sz="0" w:space="0" w:color="000000"/>
+              <w:left w:val="none" w:sz="0" w:space="0" w:color="000000"/>
+              <w:bottom w:val="none" w:sz="0" w:space="0" w:color="000000"/>
+              <w:right w:val="none" w:sz="0" w:space="0" w:color="000000"/>
+            </w:tcBorders>
+            <w:shd w:val="clear" w:color="auto" w:fill="FFFFFF"/>
+            <w:tcMar>
+              <w:top w:w="0" w:type="dxa"/>
+              <w:left w:w="0" w:type="dxa"/>
+              <w:bottom w:w="0" w:type="dxa"/>
+              <w:right w:w="0" w:type="dxa"/>
+            </w:tcMar>
+            <w:vAlign w:val="center"/>
+          </w:tcPr>
+          <w:p>
+            <w:pPr>
+              <w:pBdr>
+                <w:top w:val="none" w:sz="0" w:space="0" w:color="000000"/>
+                <w:left w:val="none" w:sz="0" w:space="0" w:color="000000"/>
+                <w:bottom w:val="none" w:sz="0" w:space="0" w:color="000000"/>
+                <w:right w:val="none" w:sz="0" w:space="0" w:color="000000"/>
+              </w:pBdr>
+              <w:spacing w:before="100" w:after="100"/>
+              <w:ind w:left="100" w:right="100"/>
+              <w:jc w:val="right"/>
+            </w:pPr>
+            <w:r>
+              <w:rPr>
+                <w:rFonts w:ascii="Arial" w:eastAsia="Arial" w:hAnsi="Arial" w:cs="Arial"/>
+                <w:color w:val="000000"/>
+                <w:sz w:val="22"/>
+                <w:szCs w:val="22"/>
+              </w:rPr>
+              <w:t>737</w:t>
+            </w:r>
+          </w:p>
+        </w:tc>
+        <w:tc>
+          <w:tcPr>
+            <w:tcW w:w="1872" w:type="dxa"/>
+            <w:tcBorders>
+              <w:top w:val="none" w:sz="0" w:space="0" w:color="000000"/>
+              <w:left w:val="none" w:sz="0" w:space="0" w:color="000000"/>
+              <w:bottom w:val="none" w:sz="0" w:space="0" w:color="000000"/>
+              <w:right w:val="none" w:sz="0" w:space="0" w:color="000000"/>
+            </w:tcBorders>
+            <w:shd w:val="clear" w:color="auto" w:fill="FFFFFF"/>
+            <w:tcMar>
+              <w:top w:w="0" w:type="dxa"/>
+              <w:left w:w="0" w:type="dxa"/>
+              <w:bottom w:w="0" w:type="dxa"/>
+              <w:right w:w="0" w:type="dxa"/>
+            </w:tcMar>
+            <w:vAlign w:val="center"/>
+          </w:tcPr>
+          <w:p>
+            <w:pPr>
+              <w:pBdr>
+                <w:top w:val="none" w:sz="0" w:space="0" w:color="000000"/>
+                <w:left w:val="none" w:sz="0" w:space="0" w:color="000000"/>
+                <w:bottom w:val="none" w:sz="0" w:space="0" w:color="000000"/>
+                <w:right w:val="none" w:sz="0" w:space="0" w:color="000000"/>
+              </w:pBdr>
+              <w:spacing w:before="100" w:after="100"/>
+              <w:ind w:left="100" w:right="100"/>
+              <w:jc w:val="right"/>
+            </w:pPr>
+            <w:r>
+              <w:rPr>
+                <w:rFonts w:ascii="Arial" w:eastAsia="Arial" w:hAnsi="Arial" w:cs="Arial"/>
+                <w:color w:val="000000"/>
+                <w:sz w:val="22"/>
+                <w:szCs w:val="22"/>
+              </w:rPr>
+              <w:t>736</w:t>
+            </w:r>
+          </w:p>
+        </w:tc>
+        <w:tc>
+          <w:tcPr>
+            <w:tcW w:w="1872" w:type="dxa"/>
+            <w:tcBorders>
+              <w:top w:val="none" w:sz="0" w:space="0" w:color="000000"/>
+              <w:left w:val="none" w:sz="0" w:space="0" w:color="000000"/>
+              <w:bottom w:val="none" w:sz="0" w:space="0" w:color="000000"/>
+              <w:right w:val="none" w:sz="0" w:space="0" w:color="000000"/>
+            </w:tcBorders>
+            <w:shd w:val="clear" w:color="auto" w:fill="FFFFFF"/>
+            <w:tcMar>
+              <w:top w:w="0" w:type="dxa"/>
+              <w:left w:w="0" w:type="dxa"/>
+              <w:bottom w:w="0" w:type="dxa"/>
+              <w:right w:w="0" w:type="dxa"/>
+            </w:tcMar>
+            <w:vAlign w:val="center"/>
+          </w:tcPr>
+          <w:p>
+            <w:pPr>
+              <w:pBdr>
+                <w:top w:val="none" w:sz="0" w:space="0" w:color="000000"/>
+                <w:left w:val="none" w:sz="0" w:space="0" w:color="000000"/>
+                <w:bottom w:val="none" w:sz="0" w:space="0" w:color="000000"/>
+                <w:right w:val="none" w:sz="0" w:space="0" w:color="000000"/>
+              </w:pBdr>
+              <w:spacing w:before="100" w:after="100"/>
+              <w:ind w:left="100" w:right="100"/>
+              <w:jc w:val="right"/>
+            </w:pPr>
+            <w:r>
+              <w:rPr>
+                <w:rFonts w:ascii="Arial" w:eastAsia="Arial" w:hAnsi="Arial" w:cs="Arial"/>
+                <w:color w:val="000000"/>
+                <w:sz w:val="22"/>
+                <w:szCs w:val="22"/>
+              </w:rPr>
+              <w:t>737</w:t>
+            </w:r>
+          </w:p>
+        </w:tc>
+      </w:tr>
+      <w:tr>
+        <w:trPr>
+          <w:jc w:val="center"/>
+        </w:trPr>
+        <w:tc>
+          <w:tcPr>
+            <w:tcW w:w="1872" w:type="dxa"/>
+            <w:tcBorders>
+              <w:top w:val="none" w:sz="0" w:space="0" w:color="000000"/>
+              <w:left w:val="none" w:sz="0" w:space="0" w:color="000000"/>
+              <w:bottom w:val="none" w:sz="0" w:space="0" w:color="000000"/>
+              <w:right w:val="none" w:sz="0" w:space="0" w:color="000000"/>
+            </w:tcBorders>
+            <w:shd w:val="clear" w:color="auto" w:fill="FFFFFF"/>
+            <w:tcMar>
+              <w:top w:w="0" w:type="dxa"/>
+              <w:left w:w="0" w:type="dxa"/>
+              <w:bottom w:w="0" w:type="dxa"/>
+              <w:right w:w="0" w:type="dxa"/>
+            </w:tcMar>
+            <w:vAlign w:val="center"/>
+          </w:tcPr>
+          <w:p>
+            <w:pPr>
+              <w:pBdr>
+                <w:top w:val="none" w:sz="0" w:space="0" w:color="000000"/>
+                <w:left w:val="none" w:sz="0" w:space="0" w:color="000000"/>
+                <w:bottom w:val="none" w:sz="0" w:space="0" w:color="000000"/>
+                <w:right w:val="none" w:sz="0" w:space="0" w:color="000000"/>
+              </w:pBdr>
+              <w:spacing w:before="100" w:after="100"/>
+              <w:ind w:left="100" w:right="100"/>
+              <w:jc w:val="right"/>
+            </w:pPr>
+            <w:r>
+              <w:rPr>
+                <w:rFonts w:ascii="Arial" w:eastAsia="Arial" w:hAnsi="Arial" w:cs="Arial"/>
+                <w:color w:val="000000"/>
+                <w:sz w:val="22"/>
+                <w:szCs w:val="22"/>
+              </w:rPr>
+              <w:t>1998</w:t>
+            </w:r>
+          </w:p>
+        </w:tc>
+        <w:tc>
+          <w:tcPr>
+            <w:tcW w:w="1872" w:type="dxa"/>
+            <w:tcBorders>
+              <w:top w:val="none" w:sz="0" w:space="0" w:color="000000"/>
+              <w:left w:val="none" w:sz="0" w:space="0" w:color="000000"/>
+              <w:bottom w:val="none" w:sz="0" w:space="0" w:color="000000"/>
+              <w:right w:val="none" w:sz="0" w:space="0" w:color="000000"/>
+            </w:tcBorders>
+            <w:shd w:val="clear" w:color="auto" w:fill="FFFFFF"/>
+            <w:tcMar>
+              <w:top w:w="0" w:type="dxa"/>
+              <w:left w:w="0" w:type="dxa"/>
+              <w:bottom w:w="0" w:type="dxa"/>
+              <w:right w:w="0" w:type="dxa"/>
+            </w:tcMar>
+            <w:vAlign w:val="center"/>
+          </w:tcPr>
+          <w:p>
+            <w:pPr>
+              <w:pBdr>
+                <w:top w:val="none" w:sz="0" w:space="0" w:color="000000"/>
+                <w:left w:val="none" w:sz="0" w:space="0" w:color="000000"/>
+                <w:bottom w:val="none" w:sz="0" w:space="0" w:color="000000"/>
+                <w:right w:val="none" w:sz="0" w:space="0" w:color="000000"/>
+              </w:pBdr>
+              <w:spacing w:before="100" w:after="100"/>
+              <w:ind w:left="100" w:right="100"/>
+              <w:jc w:val="right"/>
+            </w:pPr>
+            <w:r>
+              <w:rPr>
+                <w:rFonts w:ascii="Arial" w:eastAsia="Arial" w:hAnsi="Arial" w:cs="Arial"/>
+                <w:color w:val="000000"/>
+                <w:sz w:val="22"/>
+                <w:szCs w:val="22"/>
+              </w:rPr>
+              <w:t>1,275</w:t>
+            </w:r>
+          </w:p>
+        </w:tc>
+        <w:tc>
+          <w:tcPr>
+            <w:tcW w:w="1872" w:type="dxa"/>
+            <w:tcBorders>
+              <w:top w:val="none" w:sz="0" w:space="0" w:color="000000"/>
+              <w:left w:val="none" w:sz="0" w:space="0" w:color="000000"/>
+              <w:bottom w:val="none" w:sz="0" w:space="0" w:color="000000"/>
+              <w:right w:val="none" w:sz="0" w:space="0" w:color="000000"/>
+            </w:tcBorders>
+            <w:shd w:val="clear" w:color="auto" w:fill="FFFFFF"/>
+            <w:tcMar>
+              <w:top w:w="0" w:type="dxa"/>
+              <w:left w:w="0" w:type="dxa"/>
+              <w:bottom w:w="0" w:type="dxa"/>
+              <w:right w:w="0" w:type="dxa"/>
+            </w:tcMar>
+            <w:vAlign w:val="center"/>
+          </w:tcPr>
+          <w:p>
+            <w:pPr>
+              <w:pBdr>
+                <w:top w:val="none" w:sz="0" w:space="0" w:color="000000"/>
+                <w:left w:val="none" w:sz="0" w:space="0" w:color="000000"/>
+                <w:bottom w:val="none" w:sz="0" w:space="0" w:color="000000"/>
+                <w:right w:val="none" w:sz="0" w:space="0" w:color="000000"/>
+              </w:pBdr>
+              <w:spacing w:before="100" w:after="100"/>
+              <w:ind w:left="100" w:right="100"/>
+              <w:jc w:val="right"/>
+            </w:pPr>
+            <w:r>
+              <w:rPr>
+                <w:rFonts w:ascii="Arial" w:eastAsia="Arial" w:hAnsi="Arial" w:cs="Arial"/>
+                <w:color w:val="000000"/>
+                <w:sz w:val="22"/>
+                <w:szCs w:val="22"/>
+              </w:rPr>
+              <w:t>1,275</w:t>
+            </w:r>
+          </w:p>
+        </w:tc>
+        <w:tc>
+          <w:tcPr>
+            <w:tcW w:w="1872" w:type="dxa"/>
+            <w:tcBorders>
+              <w:top w:val="none" w:sz="0" w:space="0" w:color="000000"/>
+              <w:left w:val="none" w:sz="0" w:space="0" w:color="000000"/>
+              <w:bottom w:val="none" w:sz="0" w:space="0" w:color="000000"/>
+              <w:right w:val="none" w:sz="0" w:space="0" w:color="000000"/>
+            </w:tcBorders>
+            <w:shd w:val="clear" w:color="auto" w:fill="FFFFFF"/>
+            <w:tcMar>
+              <w:top w:w="0" w:type="dxa"/>
+              <w:left w:w="0" w:type="dxa"/>
+              <w:bottom w:w="0" w:type="dxa"/>
+              <w:right w:w="0" w:type="dxa"/>
+            </w:tcMar>
+            <w:vAlign w:val="center"/>
+          </w:tcPr>
+          <w:p>
+            <w:pPr>
+              <w:pBdr>
+                <w:top w:val="none" w:sz="0" w:space="0" w:color="000000"/>
+                <w:left w:val="none" w:sz="0" w:space="0" w:color="000000"/>
+                <w:bottom w:val="none" w:sz="0" w:space="0" w:color="000000"/>
+                <w:right w:val="none" w:sz="0" w:space="0" w:color="000000"/>
+              </w:pBdr>
+              <w:spacing w:before="100" w:after="100"/>
+              <w:ind w:left="100" w:right="100"/>
+              <w:jc w:val="right"/>
+            </w:pPr>
+            <w:r>
+              <w:rPr>
+                <w:rFonts w:ascii="Arial" w:eastAsia="Arial" w:hAnsi="Arial" w:cs="Arial"/>
+                <w:color w:val="000000"/>
+                <w:sz w:val="22"/>
+                <w:szCs w:val="22"/>
+              </w:rPr>
+              <w:t>1,275</w:t>
+            </w:r>
+          </w:p>
+        </w:tc>
+        <w:tc>
+          <w:tcPr>
+            <w:tcW w:w="1872" w:type="dxa"/>
+            <w:tcBorders>
+              <w:top w:val="none" w:sz="0" w:space="0" w:color="000000"/>
+              <w:left w:val="none" w:sz="0" w:space="0" w:color="000000"/>
+              <w:bottom w:val="none" w:sz="0" w:space="0" w:color="000000"/>
+              <w:right w:val="none" w:sz="0" w:space="0" w:color="000000"/>
+            </w:tcBorders>
+            <w:shd w:val="clear" w:color="auto" w:fill="FFFFFF"/>
+            <w:tcMar>
+              <w:top w:w="0" w:type="dxa"/>
+              <w:left w:w="0" w:type="dxa"/>
+              <w:bottom w:w="0" w:type="dxa"/>
+              <w:right w:w="0" w:type="dxa"/>
+            </w:tcMar>
+            <w:vAlign w:val="center"/>
+          </w:tcPr>
+          <w:p>
+            <w:pPr>
+              <w:pBdr>
+                <w:top w:val="none" w:sz="0" w:space="0" w:color="000000"/>
+                <w:left w:val="none" w:sz="0" w:space="0" w:color="000000"/>
+                <w:bottom w:val="none" w:sz="0" w:space="0" w:color="000000"/>
+                <w:right w:val="none" w:sz="0" w:space="0" w:color="000000"/>
+              </w:pBdr>
+              <w:spacing w:before="100" w:after="100"/>
+              <w:ind w:left="100" w:right="100"/>
+              <w:jc w:val="right"/>
+            </w:pPr>
+            <w:r>
+              <w:rPr>
+                <w:rFonts w:ascii="Arial" w:eastAsia="Arial" w:hAnsi="Arial" w:cs="Arial"/>
+                <w:color w:val="000000"/>
+                <w:sz w:val="22"/>
+                <w:szCs w:val="22"/>
+              </w:rPr>
+              <w:t>1,264</w:t>
+            </w:r>
+          </w:p>
+        </w:tc>
+      </w:tr>
+      <w:tr>
+        <w:trPr>
+          <w:jc w:val="center"/>
+        </w:trPr>
+        <w:tc>
+          <w:tcPr>
+            <w:tcW w:w="1872" w:type="dxa"/>
+            <w:tcBorders>
+              <w:top w:val="none" w:sz="0" w:space="0" w:color="000000"/>
+              <w:left w:val="none" w:sz="0" w:space="0" w:color="000000"/>
+              <w:bottom w:val="none" w:sz="0" w:space="0" w:color="000000"/>
+              <w:right w:val="none" w:sz="0" w:space="0" w:color="000000"/>
+            </w:tcBorders>
+            <w:shd w:val="clear" w:color="auto" w:fill="FFFFFF"/>
+            <w:tcMar>
+              <w:top w:w="0" w:type="dxa"/>
+              <w:left w:w="0" w:type="dxa"/>
+              <w:bottom w:w="0" w:type="dxa"/>
+              <w:right w:w="0" w:type="dxa"/>
+            </w:tcMar>
+            <w:vAlign w:val="center"/>
+          </w:tcPr>
+          <w:p>
+            <w:pPr>
+              <w:pBdr>
+                <w:top w:val="none" w:sz="0" w:space="0" w:color="000000"/>
+                <w:left w:val="none" w:sz="0" w:space="0" w:color="000000"/>
+                <w:bottom w:val="none" w:sz="0" w:space="0" w:color="000000"/>
+                <w:right w:val="none" w:sz="0" w:space="0" w:color="000000"/>
+              </w:pBdr>
+              <w:spacing w:before="100" w:after="100"/>
+              <w:ind w:left="100" w:right="100"/>
+              <w:jc w:val="right"/>
+            </w:pPr>
+            <w:r>
+              <w:rPr>
+                <w:rFonts w:ascii="Arial" w:eastAsia="Arial" w:hAnsi="Arial" w:cs="Arial"/>
+                <w:color w:val="000000"/>
+                <w:sz w:val="22"/>
+                <w:szCs w:val="22"/>
+              </w:rPr>
+              <w:t>1999</w:t>
+            </w:r>
+          </w:p>
+        </w:tc>
+        <w:tc>
+          <w:tcPr>
+            <w:tcW w:w="1872" w:type="dxa"/>
+            <w:tcBorders>
+              <w:top w:val="none" w:sz="0" w:space="0" w:color="000000"/>
+              <w:left w:val="none" w:sz="0" w:space="0" w:color="000000"/>
+              <w:bottom w:val="none" w:sz="0" w:space="0" w:color="000000"/>
+              <w:right w:val="none" w:sz="0" w:space="0" w:color="000000"/>
+            </w:tcBorders>
+            <w:shd w:val="clear" w:color="auto" w:fill="FFFFFF"/>
+            <w:tcMar>
+              <w:top w:w="0" w:type="dxa"/>
+              <w:left w:w="0" w:type="dxa"/>
+              <w:bottom w:w="0" w:type="dxa"/>
+              <w:right w:w="0" w:type="dxa"/>
+            </w:tcMar>
+            <w:vAlign w:val="center"/>
+          </w:tcPr>
+          <w:p>
+            <w:pPr>
+              <w:pBdr>
+                <w:top w:val="none" w:sz="0" w:space="0" w:color="000000"/>
+                <w:left w:val="none" w:sz="0" w:space="0" w:color="000000"/>
+                <w:bottom w:val="none" w:sz="0" w:space="0" w:color="000000"/>
+                <w:right w:val="none" w:sz="0" w:space="0" w:color="000000"/>
+              </w:pBdr>
+              <w:spacing w:before="100" w:after="100"/>
+              <w:ind w:left="100" w:right="100"/>
+              <w:jc w:val="right"/>
+            </w:pPr>
+            <w:r>
+              <w:rPr>
+                <w:rFonts w:ascii="Arial" w:eastAsia="Arial" w:hAnsi="Arial" w:cs="Arial"/>
+                <w:color w:val="000000"/>
+                <w:sz w:val="22"/>
+                <w:szCs w:val="22"/>
+              </w:rPr>
+              <w:t>1,038</w:t>
+            </w:r>
+          </w:p>
+        </w:tc>
+        <w:tc>
+          <w:tcPr>
+            <w:tcW w:w="1872" w:type="dxa"/>
+            <w:tcBorders>
+              <w:top w:val="none" w:sz="0" w:space="0" w:color="000000"/>
+              <w:left w:val="none" w:sz="0" w:space="0" w:color="000000"/>
+              <w:bottom w:val="none" w:sz="0" w:space="0" w:color="000000"/>
+              <w:right w:val="none" w:sz="0" w:space="0" w:color="000000"/>
+            </w:tcBorders>
+            <w:shd w:val="clear" w:color="auto" w:fill="FFFFFF"/>
+            <w:tcMar>
+              <w:top w:w="0" w:type="dxa"/>
+              <w:left w:w="0" w:type="dxa"/>
+              <w:bottom w:w="0" w:type="dxa"/>
+              <w:right w:w="0" w:type="dxa"/>
+            </w:tcMar>
+            <w:vAlign w:val="center"/>
+          </w:tcPr>
+          <w:p>
+            <w:pPr>
+              <w:pBdr>
+                <w:top w:val="none" w:sz="0" w:space="0" w:color="000000"/>
+                <w:left w:val="none" w:sz="0" w:space="0" w:color="000000"/>
+                <w:bottom w:val="none" w:sz="0" w:space="0" w:color="000000"/>
+                <w:right w:val="none" w:sz="0" w:space="0" w:color="000000"/>
+              </w:pBdr>
+              <w:spacing w:before="100" w:after="100"/>
+              <w:ind w:left="100" w:right="100"/>
+              <w:jc w:val="right"/>
+            </w:pPr>
+            <w:r>
+              <w:rPr>
+                <w:rFonts w:ascii="Arial" w:eastAsia="Arial" w:hAnsi="Arial" w:cs="Arial"/>
+                <w:color w:val="000000"/>
+                <w:sz w:val="22"/>
+                <w:szCs w:val="22"/>
+              </w:rPr>
+              <w:t>1,036</w:t>
+            </w:r>
+          </w:p>
+        </w:tc>
+        <w:tc>
+          <w:tcPr>
+            <w:tcW w:w="1872" w:type="dxa"/>
+            <w:tcBorders>
+              <w:top w:val="none" w:sz="0" w:space="0" w:color="000000"/>
+              <w:left w:val="none" w:sz="0" w:space="0" w:color="000000"/>
+              <w:bottom w:val="none" w:sz="0" w:space="0" w:color="000000"/>
+              <w:right w:val="none" w:sz="0" w:space="0" w:color="000000"/>
+            </w:tcBorders>
+            <w:shd w:val="clear" w:color="auto" w:fill="FFFFFF"/>
+            <w:tcMar>
+              <w:top w:w="0" w:type="dxa"/>
+              <w:left w:w="0" w:type="dxa"/>
+              <w:bottom w:w="0" w:type="dxa"/>
+              <w:right w:w="0" w:type="dxa"/>
+            </w:tcMar>
+            <w:vAlign w:val="center"/>
+          </w:tcPr>
+          <w:p>
+            <w:pPr>
+              <w:pBdr>
+                <w:top w:val="none" w:sz="0" w:space="0" w:color="000000"/>
+                <w:left w:val="none" w:sz="0" w:space="0" w:color="000000"/>
+                <w:bottom w:val="none" w:sz="0" w:space="0" w:color="000000"/>
+                <w:right w:val="none" w:sz="0" w:space="0" w:color="000000"/>
+              </w:pBdr>
+              <w:spacing w:before="100" w:after="100"/>
+              <w:ind w:left="100" w:right="100"/>
+              <w:jc w:val="right"/>
+            </w:pPr>
+            <w:r>
+              <w:rPr>
+                <w:rFonts w:ascii="Arial" w:eastAsia="Arial" w:hAnsi="Arial" w:cs="Arial"/>
+                <w:color w:val="000000"/>
+                <w:sz w:val="22"/>
+                <w:szCs w:val="22"/>
+              </w:rPr>
+              <w:t>1,030</w:t>
+            </w:r>
+          </w:p>
+        </w:tc>
+        <w:tc>
+          <w:tcPr>
+            <w:tcW w:w="1872" w:type="dxa"/>
+            <w:tcBorders>
+              <w:top w:val="none" w:sz="0" w:space="0" w:color="000000"/>
+              <w:left w:val="none" w:sz="0" w:space="0" w:color="000000"/>
+              <w:bottom w:val="none" w:sz="0" w:space="0" w:color="000000"/>
+              <w:right w:val="none" w:sz="0" w:space="0" w:color="000000"/>
+            </w:tcBorders>
+            <w:shd w:val="clear" w:color="auto" w:fill="FFFFFF"/>
+            <w:tcMar>
+              <w:top w:w="0" w:type="dxa"/>
+              <w:left w:w="0" w:type="dxa"/>
+              <w:bottom w:w="0" w:type="dxa"/>
+              <w:right w:w="0" w:type="dxa"/>
+            </w:tcMar>
+            <w:vAlign w:val="center"/>
+          </w:tcPr>
+          <w:p>
+            <w:pPr>
+              <w:pBdr>
+                <w:top w:val="none" w:sz="0" w:space="0" w:color="000000"/>
+                <w:left w:val="none" w:sz="0" w:space="0" w:color="000000"/>
+                <w:bottom w:val="none" w:sz="0" w:space="0" w:color="000000"/>
+                <w:right w:val="none" w:sz="0" w:space="0" w:color="000000"/>
+              </w:pBdr>
+              <w:spacing w:before="100" w:after="100"/>
+              <w:ind w:left="100" w:right="100"/>
+              <w:jc w:val="right"/>
+            </w:pPr>
+            <w:r>
+              <w:rPr>
+                <w:rFonts w:ascii="Arial" w:eastAsia="Arial" w:hAnsi="Arial" w:cs="Arial"/>
+                <w:color w:val="000000"/>
+                <w:sz w:val="22"/>
+                <w:szCs w:val="22"/>
+              </w:rPr>
+              <w:t>1,027</w:t>
+            </w:r>
+          </w:p>
+        </w:tc>
+      </w:tr>
+      <w:tr>
+        <w:trPr>
+          <w:jc w:val="center"/>
+        </w:trPr>
+        <w:tc>
+          <w:tcPr>
+            <w:tcW w:w="1872" w:type="dxa"/>
+            <w:tcBorders>
+              <w:top w:val="none" w:sz="0" w:space="0" w:color="000000"/>
+              <w:left w:val="none" w:sz="0" w:space="0" w:color="000000"/>
+              <w:bottom w:val="none" w:sz="0" w:space="0" w:color="000000"/>
+              <w:right w:val="none" w:sz="0" w:space="0" w:color="000000"/>
+            </w:tcBorders>
+            <w:shd w:val="clear" w:color="auto" w:fill="FFFFFF"/>
+            <w:tcMar>
+              <w:top w:w="0" w:type="dxa"/>
+              <w:left w:w="0" w:type="dxa"/>
+              <w:bottom w:w="0" w:type="dxa"/>
+              <w:right w:w="0" w:type="dxa"/>
+            </w:tcMar>
+            <w:vAlign w:val="center"/>
+          </w:tcPr>
+          <w:p>
+            <w:pPr>
+              <w:pBdr>
+                <w:top w:val="none" w:sz="0" w:space="0" w:color="000000"/>
+                <w:left w:val="none" w:sz="0" w:space="0" w:color="000000"/>
+                <w:bottom w:val="none" w:sz="0" w:space="0" w:color="000000"/>
+                <w:right w:val="none" w:sz="0" w:space="0" w:color="000000"/>
+              </w:pBdr>
+              <w:spacing w:before="100" w:after="100"/>
+              <w:ind w:left="100" w:right="100"/>
+              <w:jc w:val="right"/>
+            </w:pPr>
+            <w:r>
+              <w:rPr>
+                <w:rFonts w:ascii="Arial" w:eastAsia="Arial" w:hAnsi="Arial" w:cs="Arial"/>
+                <w:color w:val="000000"/>
+                <w:sz w:val="22"/>
+                <w:szCs w:val="22"/>
+              </w:rPr>
+              <w:t>2000</w:t>
+            </w:r>
+          </w:p>
+        </w:tc>
+        <w:tc>
+          <w:tcPr>
+            <w:tcW w:w="1872" w:type="dxa"/>
+            <w:tcBorders>
+              <w:top w:val="none" w:sz="0" w:space="0" w:color="000000"/>
+              <w:left w:val="none" w:sz="0" w:space="0" w:color="000000"/>
+              <w:bottom w:val="none" w:sz="0" w:space="0" w:color="000000"/>
+              <w:right w:val="none" w:sz="0" w:space="0" w:color="000000"/>
+            </w:tcBorders>
+            <w:shd w:val="clear" w:color="auto" w:fill="FFFFFF"/>
+            <w:tcMar>
+              <w:top w:w="0" w:type="dxa"/>
+              <w:left w:w="0" w:type="dxa"/>
+              <w:bottom w:w="0" w:type="dxa"/>
+              <w:right w:w="0" w:type="dxa"/>
+            </w:tcMar>
+            <w:vAlign w:val="center"/>
+          </w:tcPr>
+          <w:p>
+            <w:pPr>
+              <w:pBdr>
+                <w:top w:val="none" w:sz="0" w:space="0" w:color="000000"/>
+                <w:left w:val="none" w:sz="0" w:space="0" w:color="000000"/>
+                <w:bottom w:val="none" w:sz="0" w:space="0" w:color="000000"/>
+                <w:right w:val="none" w:sz="0" w:space="0" w:color="000000"/>
+              </w:pBdr>
+              <w:spacing w:before="100" w:after="100"/>
+              <w:ind w:left="100" w:right="100"/>
+              <w:jc w:val="right"/>
+            </w:pPr>
+            <w:r>
+              <w:rPr>
+                <w:rFonts w:ascii="Arial" w:eastAsia="Arial" w:hAnsi="Arial" w:cs="Arial"/>
+                <w:color w:val="000000"/>
+                <w:sz w:val="22"/>
+                <w:szCs w:val="22"/>
+              </w:rPr>
+              <w:t>970</w:t>
+            </w:r>
+          </w:p>
+        </w:tc>
+        <w:tc>
+          <w:tcPr>
+            <w:tcW w:w="1872" w:type="dxa"/>
+            <w:tcBorders>
+              <w:top w:val="none" w:sz="0" w:space="0" w:color="000000"/>
+              <w:left w:val="none" w:sz="0" w:space="0" w:color="000000"/>
+              <w:bottom w:val="none" w:sz="0" w:space="0" w:color="000000"/>
+              <w:right w:val="none" w:sz="0" w:space="0" w:color="000000"/>
+            </w:tcBorders>
+            <w:shd w:val="clear" w:color="auto" w:fill="FFFFFF"/>
+            <w:tcMar>
+              <w:top w:w="0" w:type="dxa"/>
+              <w:left w:w="0" w:type="dxa"/>
+              <w:bottom w:w="0" w:type="dxa"/>
+              <w:right w:w="0" w:type="dxa"/>
+            </w:tcMar>
+            <w:vAlign w:val="center"/>
+          </w:tcPr>
+          <w:p>
+            <w:pPr>
+              <w:pBdr>
+                <w:top w:val="none" w:sz="0" w:space="0" w:color="000000"/>
+                <w:left w:val="none" w:sz="0" w:space="0" w:color="000000"/>
+                <w:bottom w:val="none" w:sz="0" w:space="0" w:color="000000"/>
+                <w:right w:val="none" w:sz="0" w:space="0" w:color="000000"/>
+              </w:pBdr>
+              <w:spacing w:before="100" w:after="100"/>
+              <w:ind w:left="100" w:right="100"/>
+              <w:jc w:val="right"/>
+            </w:pPr>
+            <w:r>
+              <w:rPr>
+                <w:rFonts w:ascii="Arial" w:eastAsia="Arial" w:hAnsi="Arial" w:cs="Arial"/>
+                <w:color w:val="000000"/>
+                <w:sz w:val="22"/>
+                <w:szCs w:val="22"/>
+              </w:rPr>
+              <w:t>967</w:t>
+            </w:r>
+          </w:p>
+        </w:tc>
+        <w:tc>
+          <w:tcPr>
+            <w:tcW w:w="1872" w:type="dxa"/>
+            <w:tcBorders>
+              <w:top w:val="none" w:sz="0" w:space="0" w:color="000000"/>
+              <w:left w:val="none" w:sz="0" w:space="0" w:color="000000"/>
+              <w:bottom w:val="none" w:sz="0" w:space="0" w:color="000000"/>
+              <w:right w:val="none" w:sz="0" w:space="0" w:color="000000"/>
+            </w:tcBorders>
+            <w:shd w:val="clear" w:color="auto" w:fill="FFFFFF"/>
+            <w:tcMar>
+              <w:top w:w="0" w:type="dxa"/>
+              <w:left w:w="0" w:type="dxa"/>
+              <w:bottom w:w="0" w:type="dxa"/>
+              <w:right w:w="0" w:type="dxa"/>
+            </w:tcMar>
+            <w:vAlign w:val="center"/>
+          </w:tcPr>
+          <w:p>
+            <w:pPr>
+              <w:pBdr>
+                <w:top w:val="none" w:sz="0" w:space="0" w:color="000000"/>
+                <w:left w:val="none" w:sz="0" w:space="0" w:color="000000"/>
+                <w:bottom w:val="none" w:sz="0" w:space="0" w:color="000000"/>
+                <w:right w:val="none" w:sz="0" w:space="0" w:color="000000"/>
+              </w:pBdr>
+              <w:spacing w:before="100" w:after="100"/>
+              <w:ind w:left="100" w:right="100"/>
+              <w:jc w:val="right"/>
+            </w:pPr>
+            <w:r>
+              <w:rPr>
+                <w:rFonts w:ascii="Arial" w:eastAsia="Arial" w:hAnsi="Arial" w:cs="Arial"/>
+                <w:color w:val="000000"/>
+                <w:sz w:val="22"/>
+                <w:szCs w:val="22"/>
+              </w:rPr>
+              <w:t>966</w:t>
+            </w:r>
+          </w:p>
+        </w:tc>
+        <w:tc>
+          <w:tcPr>
+            <w:tcW w:w="1872" w:type="dxa"/>
+            <w:tcBorders>
+              <w:top w:val="none" w:sz="0" w:space="0" w:color="000000"/>
+              <w:left w:val="none" w:sz="0" w:space="0" w:color="000000"/>
+              <w:bottom w:val="none" w:sz="0" w:space="0" w:color="000000"/>
+              <w:right w:val="none" w:sz="0" w:space="0" w:color="000000"/>
+            </w:tcBorders>
+            <w:shd w:val="clear" w:color="auto" w:fill="FFFFFF"/>
+            <w:tcMar>
+              <w:top w:w="0" w:type="dxa"/>
+              <w:left w:w="0" w:type="dxa"/>
+              <w:bottom w:w="0" w:type="dxa"/>
+              <w:right w:w="0" w:type="dxa"/>
+            </w:tcMar>
+            <w:vAlign w:val="center"/>
+          </w:tcPr>
+          <w:p>
+            <w:pPr>
+              <w:pBdr>
+                <w:top w:val="none" w:sz="0" w:space="0" w:color="000000"/>
+                <w:left w:val="none" w:sz="0" w:space="0" w:color="000000"/>
+                <w:bottom w:val="none" w:sz="0" w:space="0" w:color="000000"/>
+                <w:right w:val="none" w:sz="0" w:space="0" w:color="000000"/>
+              </w:pBdr>
+              <w:spacing w:before="100" w:after="100"/>
+              <w:ind w:left="100" w:right="100"/>
+              <w:jc w:val="right"/>
+            </w:pPr>
+            <w:r>
+              <w:rPr>
+                <w:rFonts w:ascii="Arial" w:eastAsia="Arial" w:hAnsi="Arial" w:cs="Arial"/>
+                <w:color w:val="000000"/>
+                <w:sz w:val="22"/>
+                <w:szCs w:val="22"/>
+              </w:rPr>
+              <w:t>939</w:t>
+            </w:r>
+          </w:p>
+        </w:tc>
+      </w:tr>
+      <w:tr>
+        <w:trPr>
+          <w:jc w:val="center"/>
+        </w:trPr>
+        <w:tc>
+          <w:tcPr>
+            <w:tcW w:w="1872" w:type="dxa"/>
+            <w:tcBorders>
+              <w:top w:val="none" w:sz="0" w:space="0" w:color="000000"/>
+              <w:left w:val="none" w:sz="0" w:space="0" w:color="000000"/>
+              <w:bottom w:val="none" w:sz="0" w:space="0" w:color="000000"/>
+              <w:right w:val="none" w:sz="0" w:space="0" w:color="000000"/>
+            </w:tcBorders>
+            <w:shd w:val="clear" w:color="auto" w:fill="FFFFFF"/>
+            <w:tcMar>
+              <w:top w:w="0" w:type="dxa"/>
+              <w:left w:w="0" w:type="dxa"/>
+              <w:bottom w:w="0" w:type="dxa"/>
+              <w:right w:w="0" w:type="dxa"/>
+            </w:tcMar>
+            <w:vAlign w:val="center"/>
+          </w:tcPr>
+          <w:p>
+            <w:pPr>
+              <w:pBdr>
+                <w:top w:val="none" w:sz="0" w:space="0" w:color="000000"/>
+                <w:left w:val="none" w:sz="0" w:space="0" w:color="000000"/>
+                <w:bottom w:val="none" w:sz="0" w:space="0" w:color="000000"/>
+                <w:right w:val="none" w:sz="0" w:space="0" w:color="000000"/>
+              </w:pBdr>
+              <w:spacing w:before="100" w:after="100"/>
+              <w:ind w:left="100" w:right="100"/>
+              <w:jc w:val="right"/>
+            </w:pPr>
+            <w:r>
+              <w:rPr>
+                <w:rFonts w:ascii="Arial" w:eastAsia="Arial" w:hAnsi="Arial" w:cs="Arial"/>
+                <w:color w:val="000000"/>
+                <w:sz w:val="22"/>
+                <w:szCs w:val="22"/>
+              </w:rPr>
+              <w:t>2001</w:t>
+            </w:r>
+          </w:p>
+        </w:tc>
+        <w:tc>
+          <w:tcPr>
+            <w:tcW w:w="1872" w:type="dxa"/>
+            <w:tcBorders>
+              <w:top w:val="none" w:sz="0" w:space="0" w:color="000000"/>
+              <w:left w:val="none" w:sz="0" w:space="0" w:color="000000"/>
+              <w:bottom w:val="none" w:sz="0" w:space="0" w:color="000000"/>
+              <w:right w:val="none" w:sz="0" w:space="0" w:color="000000"/>
+            </w:tcBorders>
+            <w:shd w:val="clear" w:color="auto" w:fill="FFFFFF"/>
+            <w:tcMar>
+              <w:top w:w="0" w:type="dxa"/>
+              <w:left w:w="0" w:type="dxa"/>
+              <w:bottom w:w="0" w:type="dxa"/>
+              <w:right w:w="0" w:type="dxa"/>
+            </w:tcMar>
+            <w:vAlign w:val="center"/>
+          </w:tcPr>
+          <w:p>
+            <w:pPr>
+              <w:pBdr>
+                <w:top w:val="none" w:sz="0" w:space="0" w:color="000000"/>
+                <w:left w:val="none" w:sz="0" w:space="0" w:color="000000"/>
+                <w:bottom w:val="none" w:sz="0" w:space="0" w:color="000000"/>
+                <w:right w:val="none" w:sz="0" w:space="0" w:color="000000"/>
+              </w:pBdr>
+              <w:spacing w:before="100" w:after="100"/>
+              <w:ind w:left="100" w:right="100"/>
+              <w:jc w:val="right"/>
+            </w:pPr>
+            <w:r>
+              <w:rPr>
+                <w:rFonts w:ascii="Arial" w:eastAsia="Arial" w:hAnsi="Arial" w:cs="Arial"/>
+                <w:color w:val="000000"/>
+                <w:sz w:val="22"/>
+                <w:szCs w:val="22"/>
+              </w:rPr>
+              <w:t>206</w:t>
+            </w:r>
+          </w:p>
+        </w:tc>
+        <w:tc>
+          <w:tcPr>
+            <w:tcW w:w="1872" w:type="dxa"/>
+            <w:tcBorders>
+              <w:top w:val="none" w:sz="0" w:space="0" w:color="000000"/>
+              <w:left w:val="none" w:sz="0" w:space="0" w:color="000000"/>
+              <w:bottom w:val="none" w:sz="0" w:space="0" w:color="000000"/>
+              <w:right w:val="none" w:sz="0" w:space="0" w:color="000000"/>
+            </w:tcBorders>
+            <w:shd w:val="clear" w:color="auto" w:fill="FFFFFF"/>
+            <w:tcMar>
+              <w:top w:w="0" w:type="dxa"/>
+              <w:left w:w="0" w:type="dxa"/>
+              <w:bottom w:w="0" w:type="dxa"/>
+              <w:right w:w="0" w:type="dxa"/>
+            </w:tcMar>
+            <w:vAlign w:val="center"/>
+          </w:tcPr>
+          <w:p>
+            <w:pPr>
+              <w:pBdr>
+                <w:top w:val="none" w:sz="0" w:space="0" w:color="000000"/>
+                <w:left w:val="none" w:sz="0" w:space="0" w:color="000000"/>
+                <w:bottom w:val="none" w:sz="0" w:space="0" w:color="000000"/>
+                <w:right w:val="none" w:sz="0" w:space="0" w:color="000000"/>
+              </w:pBdr>
+              <w:spacing w:before="100" w:after="100"/>
+              <w:ind w:left="100" w:right="100"/>
+              <w:jc w:val="right"/>
+            </w:pPr>
+            <w:r>
+              <w:rPr>
+                <w:rFonts w:ascii="Arial" w:eastAsia="Arial" w:hAnsi="Arial" w:cs="Arial"/>
+                <w:color w:val="000000"/>
+                <w:sz w:val="22"/>
+                <w:szCs w:val="22"/>
+              </w:rPr>
+              <w:t>207</w:t>
+            </w:r>
+          </w:p>
+        </w:tc>
+        <w:tc>
+          <w:tcPr>
+            <w:tcW w:w="1872" w:type="dxa"/>
+            <w:tcBorders>
+              <w:top w:val="none" w:sz="0" w:space="0" w:color="000000"/>
+              <w:left w:val="none" w:sz="0" w:space="0" w:color="000000"/>
+              <w:bottom w:val="none" w:sz="0" w:space="0" w:color="000000"/>
+              <w:right w:val="none" w:sz="0" w:space="0" w:color="000000"/>
+            </w:tcBorders>
+            <w:shd w:val="clear" w:color="auto" w:fill="FFFFFF"/>
+            <w:tcMar>
+              <w:top w:w="0" w:type="dxa"/>
+              <w:left w:w="0" w:type="dxa"/>
+              <w:bottom w:w="0" w:type="dxa"/>
+              <w:right w:w="0" w:type="dxa"/>
+            </w:tcMar>
+            <w:vAlign w:val="center"/>
+          </w:tcPr>
+          <w:p>
+            <w:pPr>
+              <w:pBdr>
+                <w:top w:val="none" w:sz="0" w:space="0" w:color="000000"/>
+                <w:left w:val="none" w:sz="0" w:space="0" w:color="000000"/>
+                <w:bottom w:val="none" w:sz="0" w:space="0" w:color="000000"/>
+                <w:right w:val="none" w:sz="0" w:space="0" w:color="000000"/>
+              </w:pBdr>
+              <w:spacing w:before="100" w:after="100"/>
+              <w:ind w:left="100" w:right="100"/>
+              <w:jc w:val="right"/>
+            </w:pPr>
+            <w:r>
+              <w:rPr>
+                <w:rFonts w:ascii="Arial" w:eastAsia="Arial" w:hAnsi="Arial" w:cs="Arial"/>
+                <w:color w:val="000000"/>
+                <w:sz w:val="22"/>
+                <w:szCs w:val="22"/>
+              </w:rPr>
+              <w:t>211</w:t>
+            </w:r>
+          </w:p>
+        </w:tc>
+        <w:tc>
+          <w:tcPr>
+            <w:tcW w:w="1872" w:type="dxa"/>
+            <w:tcBorders>
+              <w:top w:val="none" w:sz="0" w:space="0" w:color="000000"/>
+              <w:left w:val="none" w:sz="0" w:space="0" w:color="000000"/>
+              <w:bottom w:val="none" w:sz="0" w:space="0" w:color="000000"/>
+              <w:right w:val="none" w:sz="0" w:space="0" w:color="000000"/>
+            </w:tcBorders>
+            <w:shd w:val="clear" w:color="auto" w:fill="FFFFFF"/>
+            <w:tcMar>
+              <w:top w:w="0" w:type="dxa"/>
+              <w:left w:w="0" w:type="dxa"/>
+              <w:bottom w:w="0" w:type="dxa"/>
+              <w:right w:w="0" w:type="dxa"/>
+            </w:tcMar>
+            <w:vAlign w:val="center"/>
+          </w:tcPr>
+          <w:p>
+            <w:pPr>
+              <w:pBdr>
+                <w:top w:val="none" w:sz="0" w:space="0" w:color="000000"/>
+                <w:left w:val="none" w:sz="0" w:space="0" w:color="000000"/>
+                <w:bottom w:val="none" w:sz="0" w:space="0" w:color="000000"/>
+                <w:right w:val="none" w:sz="0" w:space="0" w:color="000000"/>
+              </w:pBdr>
+              <w:spacing w:before="100" w:after="100"/>
+              <w:ind w:left="100" w:right="100"/>
+              <w:jc w:val="right"/>
+            </w:pPr>
+            <w:r>
+              <w:rPr>
+                <w:rFonts w:ascii="Arial" w:eastAsia="Arial" w:hAnsi="Arial" w:cs="Arial"/>
+                <w:color w:val="000000"/>
+                <w:sz w:val="22"/>
+                <w:szCs w:val="22"/>
+              </w:rPr>
+              <w:t>211</w:t>
+            </w:r>
+          </w:p>
+        </w:tc>
+      </w:tr>
+      <w:tr>
+        <w:trPr>
+          <w:jc w:val="center"/>
+        </w:trPr>
+        <w:tc>
+          <w:tcPr>
+            <w:tcW w:w="1872" w:type="dxa"/>
+            <w:tcBorders>
+              <w:top w:val="none" w:sz="0" w:space="0" w:color="000000"/>
+              <w:left w:val="none" w:sz="0" w:space="0" w:color="000000"/>
+              <w:bottom w:val="none" w:sz="0" w:space="0" w:color="000000"/>
+              <w:right w:val="none" w:sz="0" w:space="0" w:color="000000"/>
+            </w:tcBorders>
+            <w:shd w:val="clear" w:color="auto" w:fill="FFFFFF"/>
+            <w:tcMar>
+              <w:top w:w="0" w:type="dxa"/>
+              <w:left w:w="0" w:type="dxa"/>
+              <w:bottom w:w="0" w:type="dxa"/>
+              <w:right w:w="0" w:type="dxa"/>
+            </w:tcMar>
+            <w:vAlign w:val="center"/>
+          </w:tcPr>
+          <w:p>
+            <w:pPr>
+              <w:pBdr>
+                <w:top w:val="none" w:sz="0" w:space="0" w:color="000000"/>
+                <w:left w:val="none" w:sz="0" w:space="0" w:color="000000"/>
+                <w:bottom w:val="none" w:sz="0" w:space="0" w:color="000000"/>
+                <w:right w:val="none" w:sz="0" w:space="0" w:color="000000"/>
+              </w:pBdr>
+              <w:spacing w:before="100" w:after="100"/>
+              <w:ind w:left="100" w:right="100"/>
+              <w:jc w:val="right"/>
+            </w:pPr>
+            <w:r>
+              <w:rPr>
+                <w:rFonts w:ascii="Arial" w:eastAsia="Arial" w:hAnsi="Arial" w:cs="Arial"/>
+                <w:color w:val="000000"/>
+                <w:sz w:val="22"/>
+                <w:szCs w:val="22"/>
+              </w:rPr>
+              <w:t>2002</w:t>
+            </w:r>
+          </w:p>
+        </w:tc>
+        <w:tc>
+          <w:tcPr>
+            <w:tcW w:w="1872" w:type="dxa"/>
+            <w:tcBorders>
+              <w:top w:val="none" w:sz="0" w:space="0" w:color="000000"/>
+              <w:left w:val="none" w:sz="0" w:space="0" w:color="000000"/>
+              <w:bottom w:val="none" w:sz="0" w:space="0" w:color="000000"/>
+              <w:right w:val="none" w:sz="0" w:space="0" w:color="000000"/>
+            </w:tcBorders>
+            <w:shd w:val="clear" w:color="auto" w:fill="FFFFFF"/>
+            <w:tcMar>
+              <w:top w:w="0" w:type="dxa"/>
+              <w:left w:w="0" w:type="dxa"/>
+              <w:bottom w:w="0" w:type="dxa"/>
+              <w:right w:w="0" w:type="dxa"/>
+            </w:tcMar>
+            <w:vAlign w:val="center"/>
+          </w:tcPr>
+          <w:p>
+            <w:pPr>
+              <w:pBdr>
+                <w:top w:val="none" w:sz="0" w:space="0" w:color="000000"/>
+                <w:left w:val="none" w:sz="0" w:space="0" w:color="000000"/>
+                <w:bottom w:val="none" w:sz="0" w:space="0" w:color="000000"/>
+                <w:right w:val="none" w:sz="0" w:space="0" w:color="000000"/>
+              </w:pBdr>
+              <w:spacing w:before="100" w:after="100"/>
+              <w:ind w:left="100" w:right="100"/>
+              <w:jc w:val="right"/>
+            </w:pPr>
+            <w:r>
+              <w:rPr>
+                <w:rFonts w:ascii="Arial" w:eastAsia="Arial" w:hAnsi="Arial" w:cs="Arial"/>
+                <w:color w:val="000000"/>
+                <w:sz w:val="22"/>
+                <w:szCs w:val="22"/>
+              </w:rPr>
+              <w:t>888</w:t>
+            </w:r>
+          </w:p>
+        </w:tc>
+        <w:tc>
+          <w:tcPr>
+            <w:tcW w:w="1872" w:type="dxa"/>
+            <w:tcBorders>
+              <w:top w:val="none" w:sz="0" w:space="0" w:color="000000"/>
+              <w:left w:val="none" w:sz="0" w:space="0" w:color="000000"/>
+              <w:bottom w:val="none" w:sz="0" w:space="0" w:color="000000"/>
+              <w:right w:val="none" w:sz="0" w:space="0" w:color="000000"/>
+            </w:tcBorders>
+            <w:shd w:val="clear" w:color="auto" w:fill="FFFFFF"/>
+            <w:tcMar>
+              <w:top w:w="0" w:type="dxa"/>
+              <w:left w:w="0" w:type="dxa"/>
+              <w:bottom w:w="0" w:type="dxa"/>
+              <w:right w:w="0" w:type="dxa"/>
+            </w:tcMar>
+            <w:vAlign w:val="center"/>
+          </w:tcPr>
+          <w:p>
+            <w:pPr>
+              <w:pBdr>
+                <w:top w:val="none" w:sz="0" w:space="0" w:color="000000"/>
+                <w:left w:val="none" w:sz="0" w:space="0" w:color="000000"/>
+                <w:bottom w:val="none" w:sz="0" w:space="0" w:color="000000"/>
+                <w:right w:val="none" w:sz="0" w:space="0" w:color="000000"/>
+              </w:pBdr>
+              <w:spacing w:before="100" w:after="100"/>
+              <w:ind w:left="100" w:right="100"/>
+              <w:jc w:val="right"/>
+            </w:pPr>
+            <w:r>
+              <w:rPr>
+                <w:rFonts w:ascii="Arial" w:eastAsia="Arial" w:hAnsi="Arial" w:cs="Arial"/>
+                <w:color w:val="000000"/>
+                <w:sz w:val="22"/>
+                <w:szCs w:val="22"/>
+              </w:rPr>
+              <w:t>879</w:t>
+            </w:r>
+          </w:p>
+        </w:tc>
+        <w:tc>
+          <w:tcPr>
+            <w:tcW w:w="1872" w:type="dxa"/>
+            <w:tcBorders>
+              <w:top w:val="none" w:sz="0" w:space="0" w:color="000000"/>
+              <w:left w:val="none" w:sz="0" w:space="0" w:color="000000"/>
+              <w:bottom w:val="none" w:sz="0" w:space="0" w:color="000000"/>
+              <w:right w:val="none" w:sz="0" w:space="0" w:color="000000"/>
+            </w:tcBorders>
+            <w:shd w:val="clear" w:color="auto" w:fill="FFFFFF"/>
+            <w:tcMar>
+              <w:top w:w="0" w:type="dxa"/>
+              <w:left w:w="0" w:type="dxa"/>
+              <w:bottom w:w="0" w:type="dxa"/>
+              <w:right w:w="0" w:type="dxa"/>
+            </w:tcMar>
+            <w:vAlign w:val="center"/>
+          </w:tcPr>
+          <w:p>
+            <w:pPr>
+              <w:pBdr>
+                <w:top w:val="none" w:sz="0" w:space="0" w:color="000000"/>
+                <w:left w:val="none" w:sz="0" w:space="0" w:color="000000"/>
+                <w:bottom w:val="none" w:sz="0" w:space="0" w:color="000000"/>
+                <w:right w:val="none" w:sz="0" w:space="0" w:color="000000"/>
+              </w:pBdr>
+              <w:spacing w:before="100" w:after="100"/>
+              <w:ind w:left="100" w:right="100"/>
+              <w:jc w:val="right"/>
+            </w:pPr>
+            <w:r>
+              <w:rPr>
+                <w:rFonts w:ascii="Arial" w:eastAsia="Arial" w:hAnsi="Arial" w:cs="Arial"/>
+                <w:color w:val="000000"/>
+                <w:sz w:val="22"/>
+                <w:szCs w:val="22"/>
+              </w:rPr>
+              <w:t>880</w:t>
+            </w:r>
+          </w:p>
+        </w:tc>
+        <w:tc>
+          <w:tcPr>
+            <w:tcW w:w="1872" w:type="dxa"/>
+            <w:tcBorders>
+              <w:top w:val="none" w:sz="0" w:space="0" w:color="000000"/>
+              <w:left w:val="none" w:sz="0" w:space="0" w:color="000000"/>
+              <w:bottom w:val="none" w:sz="0" w:space="0" w:color="000000"/>
+              <w:right w:val="none" w:sz="0" w:space="0" w:color="000000"/>
+            </w:tcBorders>
+            <w:shd w:val="clear" w:color="auto" w:fill="FFFFFF"/>
+            <w:tcMar>
+              <w:top w:w="0" w:type="dxa"/>
+              <w:left w:w="0" w:type="dxa"/>
+              <w:bottom w:w="0" w:type="dxa"/>
+              <w:right w:w="0" w:type="dxa"/>
+            </w:tcMar>
+            <w:vAlign w:val="center"/>
+          </w:tcPr>
+          <w:p>
+            <w:pPr>
+              <w:pBdr>
+                <w:top w:val="none" w:sz="0" w:space="0" w:color="000000"/>
+                <w:left w:val="none" w:sz="0" w:space="0" w:color="000000"/>
+                <w:bottom w:val="none" w:sz="0" w:space="0" w:color="000000"/>
+                <w:right w:val="none" w:sz="0" w:space="0" w:color="000000"/>
+              </w:pBdr>
+              <w:spacing w:before="100" w:after="100"/>
+              <w:ind w:left="100" w:right="100"/>
+              <w:jc w:val="right"/>
+            </w:pPr>
+            <w:r>
+              <w:rPr>
+                <w:rFonts w:ascii="Arial" w:eastAsia="Arial" w:hAnsi="Arial" w:cs="Arial"/>
+                <w:color w:val="000000"/>
+                <w:sz w:val="22"/>
+                <w:szCs w:val="22"/>
+              </w:rPr>
+              <w:t>881</w:t>
+            </w:r>
+          </w:p>
+        </w:tc>
+      </w:tr>
+      <w:tr>
+        <w:trPr>
+          <w:jc w:val="center"/>
+        </w:trPr>
+        <w:tc>
+          <w:tcPr>
+            <w:tcW w:w="1872" w:type="dxa"/>
+            <w:tcBorders>
+              <w:top w:val="none" w:sz="0" w:space="0" w:color="000000"/>
+              <w:left w:val="none" w:sz="0" w:space="0" w:color="000000"/>
+              <w:bottom w:val="none" w:sz="0" w:space="0" w:color="000000"/>
+              <w:right w:val="none" w:sz="0" w:space="0" w:color="000000"/>
+            </w:tcBorders>
+            <w:shd w:val="clear" w:color="auto" w:fill="FFFFFF"/>
+            <w:tcMar>
+              <w:top w:w="0" w:type="dxa"/>
+              <w:left w:w="0" w:type="dxa"/>
+              <w:bottom w:w="0" w:type="dxa"/>
+              <w:right w:w="0" w:type="dxa"/>
+            </w:tcMar>
+            <w:vAlign w:val="center"/>
+          </w:tcPr>
+          <w:p>
+            <w:pPr>
+              <w:pBdr>
+                <w:top w:val="none" w:sz="0" w:space="0" w:color="000000"/>
+                <w:left w:val="none" w:sz="0" w:space="0" w:color="000000"/>
+                <w:bottom w:val="none" w:sz="0" w:space="0" w:color="000000"/>
+                <w:right w:val="none" w:sz="0" w:space="0" w:color="000000"/>
+              </w:pBdr>
+              <w:spacing w:before="100" w:after="100"/>
+              <w:ind w:left="100" w:right="100"/>
+              <w:jc w:val="right"/>
+            </w:pPr>
+            <w:r>
+              <w:rPr>
+                <w:rFonts w:ascii="Arial" w:eastAsia="Arial" w:hAnsi="Arial" w:cs="Arial"/>
+                <w:color w:val="000000"/>
+                <w:sz w:val="22"/>
+                <w:szCs w:val="22"/>
+              </w:rPr>
+              <w:t>2003</w:t>
+            </w:r>
+          </w:p>
+        </w:tc>
+        <w:tc>
+          <w:tcPr>
+            <w:tcW w:w="1872" w:type="dxa"/>
+            <w:tcBorders>
+              <w:top w:val="none" w:sz="0" w:space="0" w:color="000000"/>
+              <w:left w:val="none" w:sz="0" w:space="0" w:color="000000"/>
+              <w:bottom w:val="none" w:sz="0" w:space="0" w:color="000000"/>
+              <w:right w:val="none" w:sz="0" w:space="0" w:color="000000"/>
+            </w:tcBorders>
+            <w:shd w:val="clear" w:color="auto" w:fill="FFFFFF"/>
+            <w:tcMar>
+              <w:top w:w="0" w:type="dxa"/>
+              <w:left w:w="0" w:type="dxa"/>
+              <w:bottom w:w="0" w:type="dxa"/>
+              <w:right w:w="0" w:type="dxa"/>
+            </w:tcMar>
+            <w:vAlign w:val="center"/>
+          </w:tcPr>
+          <w:p>
+            <w:pPr>
+              <w:pBdr>
+                <w:top w:val="none" w:sz="0" w:space="0" w:color="000000"/>
+                <w:left w:val="none" w:sz="0" w:space="0" w:color="000000"/>
+                <w:bottom w:val="none" w:sz="0" w:space="0" w:color="000000"/>
+                <w:right w:val="none" w:sz="0" w:space="0" w:color="000000"/>
+              </w:pBdr>
+              <w:spacing w:before="100" w:after="100"/>
+              <w:ind w:left="100" w:right="100"/>
+              <w:jc w:val="right"/>
+            </w:pPr>
+            <w:r>
+              <w:rPr>
+                <w:rFonts w:ascii="Arial" w:eastAsia="Arial" w:hAnsi="Arial" w:cs="Arial"/>
+                <w:color w:val="000000"/>
+                <w:sz w:val="22"/>
+                <w:szCs w:val="22"/>
+              </w:rPr>
+              <w:t>1,082</w:t>
+            </w:r>
+          </w:p>
+        </w:tc>
+        <w:tc>
+          <w:tcPr>
+            <w:tcW w:w="1872" w:type="dxa"/>
+            <w:tcBorders>
+              <w:top w:val="none" w:sz="0" w:space="0" w:color="000000"/>
+              <w:left w:val="none" w:sz="0" w:space="0" w:color="000000"/>
+              <w:bottom w:val="none" w:sz="0" w:space="0" w:color="000000"/>
+              <w:right w:val="none" w:sz="0" w:space="0" w:color="000000"/>
+            </w:tcBorders>
+            <w:shd w:val="clear" w:color="auto" w:fill="FFFFFF"/>
+            <w:tcMar>
+              <w:top w:w="0" w:type="dxa"/>
+              <w:left w:w="0" w:type="dxa"/>
+              <w:bottom w:w="0" w:type="dxa"/>
+              <w:right w:w="0" w:type="dxa"/>
+            </w:tcMar>
+            <w:vAlign w:val="center"/>
+          </w:tcPr>
+          <w:p>
+            <w:pPr>
+              <w:pBdr>
+                <w:top w:val="none" w:sz="0" w:space="0" w:color="000000"/>
+                <w:left w:val="none" w:sz="0" w:space="0" w:color="000000"/>
+                <w:bottom w:val="none" w:sz="0" w:space="0" w:color="000000"/>
+                <w:right w:val="none" w:sz="0" w:space="0" w:color="000000"/>
+              </w:pBdr>
+              <w:spacing w:before="100" w:after="100"/>
+              <w:ind w:left="100" w:right="100"/>
+              <w:jc w:val="right"/>
+            </w:pPr>
+            <w:r>
+              <w:rPr>
+                <w:rFonts w:ascii="Arial" w:eastAsia="Arial" w:hAnsi="Arial" w:cs="Arial"/>
+                <w:color w:val="000000"/>
+                <w:sz w:val="22"/>
+                <w:szCs w:val="22"/>
+              </w:rPr>
+              <w:t>1,078</w:t>
+            </w:r>
+          </w:p>
+        </w:tc>
+        <w:tc>
+          <w:tcPr>
+            <w:tcW w:w="1872" w:type="dxa"/>
+            <w:tcBorders>
+              <w:top w:val="none" w:sz="0" w:space="0" w:color="000000"/>
+              <w:left w:val="none" w:sz="0" w:space="0" w:color="000000"/>
+              <w:bottom w:val="none" w:sz="0" w:space="0" w:color="000000"/>
+              <w:right w:val="none" w:sz="0" w:space="0" w:color="000000"/>
+            </w:tcBorders>
+            <w:shd w:val="clear" w:color="auto" w:fill="FFFFFF"/>
+            <w:tcMar>
+              <w:top w:w="0" w:type="dxa"/>
+              <w:left w:w="0" w:type="dxa"/>
+              <w:bottom w:w="0" w:type="dxa"/>
+              <w:right w:w="0" w:type="dxa"/>
+            </w:tcMar>
+            <w:vAlign w:val="center"/>
+          </w:tcPr>
+          <w:p>
+            <w:pPr>
+              <w:pBdr>
+                <w:top w:val="none" w:sz="0" w:space="0" w:color="000000"/>
+                <w:left w:val="none" w:sz="0" w:space="0" w:color="000000"/>
+                <w:bottom w:val="none" w:sz="0" w:space="0" w:color="000000"/>
+                <w:right w:val="none" w:sz="0" w:space="0" w:color="000000"/>
+              </w:pBdr>
+              <w:spacing w:before="100" w:after="100"/>
+              <w:ind w:left="100" w:right="100"/>
+              <w:jc w:val="right"/>
+            </w:pPr>
+            <w:r>
+              <w:rPr>
+                <w:rFonts w:ascii="Arial" w:eastAsia="Arial" w:hAnsi="Arial" w:cs="Arial"/>
+                <w:color w:val="000000"/>
+                <w:sz w:val="22"/>
+                <w:szCs w:val="22"/>
+              </w:rPr>
+              <w:t>1,072</w:t>
+            </w:r>
+          </w:p>
+        </w:tc>
+        <w:tc>
+          <w:tcPr>
+            <w:tcW w:w="1872" w:type="dxa"/>
+            <w:tcBorders>
+              <w:top w:val="none" w:sz="0" w:space="0" w:color="000000"/>
+              <w:left w:val="none" w:sz="0" w:space="0" w:color="000000"/>
+              <w:bottom w:val="none" w:sz="0" w:space="0" w:color="000000"/>
+              <w:right w:val="none" w:sz="0" w:space="0" w:color="000000"/>
+            </w:tcBorders>
+            <w:shd w:val="clear" w:color="auto" w:fill="FFFFFF"/>
+            <w:tcMar>
+              <w:top w:w="0" w:type="dxa"/>
+              <w:left w:w="0" w:type="dxa"/>
+              <w:bottom w:w="0" w:type="dxa"/>
+              <w:right w:w="0" w:type="dxa"/>
+            </w:tcMar>
+            <w:vAlign w:val="center"/>
+          </w:tcPr>
+          <w:p>
+            <w:pPr>
+              <w:pBdr>
+                <w:top w:val="none" w:sz="0" w:space="0" w:color="000000"/>
+                <w:left w:val="none" w:sz="0" w:space="0" w:color="000000"/>
+                <w:bottom w:val="none" w:sz="0" w:space="0" w:color="000000"/>
+                <w:right w:val="none" w:sz="0" w:space="0" w:color="000000"/>
+              </w:pBdr>
+              <w:spacing w:before="100" w:after="100"/>
+              <w:ind w:left="100" w:right="100"/>
+              <w:jc w:val="right"/>
+            </w:pPr>
+            <w:r>
+              <w:rPr>
+                <w:rFonts w:ascii="Arial" w:eastAsia="Arial" w:hAnsi="Arial" w:cs="Arial"/>
+                <w:color w:val="000000"/>
+                <w:sz w:val="22"/>
+                <w:szCs w:val="22"/>
+              </w:rPr>
+              <w:t>1,073</w:t>
+            </w:r>
+          </w:p>
+        </w:tc>
+      </w:tr>
+      <w:tr>
+        <w:trPr>
+          <w:jc w:val="center"/>
+        </w:trPr>
+        <w:tc>
+          <w:tcPr>
+            <w:tcW w:w="1872" w:type="dxa"/>
+            <w:tcBorders>
+              <w:top w:val="none" w:sz="0" w:space="0" w:color="000000"/>
+              <w:left w:val="none" w:sz="0" w:space="0" w:color="000000"/>
+              <w:bottom w:val="none" w:sz="0" w:space="0" w:color="000000"/>
+              <w:right w:val="none" w:sz="0" w:space="0" w:color="000000"/>
+            </w:tcBorders>
+            <w:shd w:val="clear" w:color="auto" w:fill="FFFFFF"/>
+            <w:tcMar>
+              <w:top w:w="0" w:type="dxa"/>
+              <w:left w:w="0" w:type="dxa"/>
+              <w:bottom w:w="0" w:type="dxa"/>
+              <w:right w:w="0" w:type="dxa"/>
+            </w:tcMar>
+            <w:vAlign w:val="center"/>
+          </w:tcPr>
+          <w:p>
+            <w:pPr>
+              <w:pBdr>
+                <w:top w:val="none" w:sz="0" w:space="0" w:color="000000"/>
+                <w:left w:val="none" w:sz="0" w:space="0" w:color="000000"/>
+                <w:bottom w:val="none" w:sz="0" w:space="0" w:color="000000"/>
+                <w:right w:val="none" w:sz="0" w:space="0" w:color="000000"/>
+              </w:pBdr>
+              <w:spacing w:before="100" w:after="100"/>
+              <w:ind w:left="100" w:right="100"/>
+              <w:jc w:val="right"/>
+            </w:pPr>
+            <w:r>
+              <w:rPr>
+                <w:rFonts w:ascii="Arial" w:eastAsia="Arial" w:hAnsi="Arial" w:cs="Arial"/>
+                <w:color w:val="000000"/>
+                <w:sz w:val="22"/>
+                <w:szCs w:val="22"/>
+              </w:rPr>
+              <w:t>2004</w:t>
+            </w:r>
+          </w:p>
+        </w:tc>
+        <w:tc>
+          <w:tcPr>
+            <w:tcW w:w="1872" w:type="dxa"/>
+            <w:tcBorders>
+              <w:top w:val="none" w:sz="0" w:space="0" w:color="000000"/>
+              <w:left w:val="none" w:sz="0" w:space="0" w:color="000000"/>
+              <w:bottom w:val="none" w:sz="0" w:space="0" w:color="000000"/>
+              <w:right w:val="none" w:sz="0" w:space="0" w:color="000000"/>
+            </w:tcBorders>
+            <w:shd w:val="clear" w:color="auto" w:fill="FFFFFF"/>
+            <w:tcMar>
+              <w:top w:w="0" w:type="dxa"/>
+              <w:left w:w="0" w:type="dxa"/>
+              <w:bottom w:w="0" w:type="dxa"/>
+              <w:right w:w="0" w:type="dxa"/>
+            </w:tcMar>
+            <w:vAlign w:val="center"/>
+          </w:tcPr>
+          <w:p>
+            <w:pPr>
+              <w:pBdr>
+                <w:top w:val="none" w:sz="0" w:space="0" w:color="000000"/>
+                <w:left w:val="none" w:sz="0" w:space="0" w:color="000000"/>
+                <w:bottom w:val="none" w:sz="0" w:space="0" w:color="000000"/>
+                <w:right w:val="none" w:sz="0" w:space="0" w:color="000000"/>
+              </w:pBdr>
+              <w:spacing w:before="100" w:after="100"/>
+              <w:ind w:left="100" w:right="100"/>
+              <w:jc w:val="right"/>
+            </w:pPr>
+            <w:r>
+              <w:rPr>
+                <w:rFonts w:ascii="Arial" w:eastAsia="Arial" w:hAnsi="Arial" w:cs="Arial"/>
+                <w:color w:val="000000"/>
+                <w:sz w:val="22"/>
+                <w:szCs w:val="22"/>
+              </w:rPr>
+              <w:t>665</w:t>
+            </w:r>
+          </w:p>
+        </w:tc>
+        <w:tc>
+          <w:tcPr>
+            <w:tcW w:w="1872" w:type="dxa"/>
+            <w:tcBorders>
+              <w:top w:val="none" w:sz="0" w:space="0" w:color="000000"/>
+              <w:left w:val="none" w:sz="0" w:space="0" w:color="000000"/>
+              <w:bottom w:val="none" w:sz="0" w:space="0" w:color="000000"/>
+              <w:right w:val="none" w:sz="0" w:space="0" w:color="000000"/>
+            </w:tcBorders>
+            <w:shd w:val="clear" w:color="auto" w:fill="FFFFFF"/>
+            <w:tcMar>
+              <w:top w:w="0" w:type="dxa"/>
+              <w:left w:w="0" w:type="dxa"/>
+              <w:bottom w:w="0" w:type="dxa"/>
+              <w:right w:w="0" w:type="dxa"/>
+            </w:tcMar>
+            <w:vAlign w:val="center"/>
+          </w:tcPr>
+          <w:p>
+            <w:pPr>
+              <w:pBdr>
+                <w:top w:val="none" w:sz="0" w:space="0" w:color="000000"/>
+                <w:left w:val="none" w:sz="0" w:space="0" w:color="000000"/>
+                <w:bottom w:val="none" w:sz="0" w:space="0" w:color="000000"/>
+                <w:right w:val="none" w:sz="0" w:space="0" w:color="000000"/>
+              </w:pBdr>
+              <w:spacing w:before="100" w:after="100"/>
+              <w:ind w:left="100" w:right="100"/>
+              <w:jc w:val="right"/>
+            </w:pPr>
+            <w:r>
+              <w:rPr>
+                <w:rFonts w:ascii="Arial" w:eastAsia="Arial" w:hAnsi="Arial" w:cs="Arial"/>
+                <w:color w:val="000000"/>
+                <w:sz w:val="22"/>
+                <w:szCs w:val="22"/>
+              </w:rPr>
+              <w:t>911</w:t>
+            </w:r>
+          </w:p>
+        </w:tc>
+        <w:tc>
+          <w:tcPr>
+            <w:tcW w:w="1872" w:type="dxa"/>
+            <w:tcBorders>
+              <w:top w:val="none" w:sz="0" w:space="0" w:color="000000"/>
+              <w:left w:val="none" w:sz="0" w:space="0" w:color="000000"/>
+              <w:bottom w:val="none" w:sz="0" w:space="0" w:color="000000"/>
+              <w:right w:val="none" w:sz="0" w:space="0" w:color="000000"/>
+            </w:tcBorders>
+            <w:shd w:val="clear" w:color="auto" w:fill="FFFFFF"/>
+            <w:tcMar>
+              <w:top w:w="0" w:type="dxa"/>
+              <w:left w:w="0" w:type="dxa"/>
+              <w:bottom w:w="0" w:type="dxa"/>
+              <w:right w:w="0" w:type="dxa"/>
+            </w:tcMar>
+            <w:vAlign w:val="center"/>
+          </w:tcPr>
+          <w:p>
+            <w:pPr>
+              <w:pBdr>
+                <w:top w:val="none" w:sz="0" w:space="0" w:color="000000"/>
+                <w:left w:val="none" w:sz="0" w:space="0" w:color="000000"/>
+                <w:bottom w:val="none" w:sz="0" w:space="0" w:color="000000"/>
+                <w:right w:val="none" w:sz="0" w:space="0" w:color="000000"/>
+              </w:pBdr>
+              <w:spacing w:before="100" w:after="100"/>
+              <w:ind w:left="100" w:right="100"/>
+              <w:jc w:val="right"/>
+            </w:pPr>
+            <w:r>
+              <w:rPr>
+                <w:rFonts w:ascii="Arial" w:eastAsia="Arial" w:hAnsi="Arial" w:cs="Arial"/>
+                <w:color w:val="000000"/>
+                <w:sz w:val="22"/>
+                <w:szCs w:val="22"/>
+              </w:rPr>
+              <w:t>910</w:t>
+            </w:r>
+          </w:p>
+        </w:tc>
+        <w:tc>
+          <w:tcPr>
+            <w:tcW w:w="1872" w:type="dxa"/>
+            <w:tcBorders>
+              <w:top w:val="none" w:sz="0" w:space="0" w:color="000000"/>
+              <w:left w:val="none" w:sz="0" w:space="0" w:color="000000"/>
+              <w:bottom w:val="none" w:sz="0" w:space="0" w:color="000000"/>
+              <w:right w:val="none" w:sz="0" w:space="0" w:color="000000"/>
+            </w:tcBorders>
+            <w:shd w:val="clear" w:color="auto" w:fill="FFFFFF"/>
+            <w:tcMar>
+              <w:top w:w="0" w:type="dxa"/>
+              <w:left w:w="0" w:type="dxa"/>
+              <w:bottom w:w="0" w:type="dxa"/>
+              <w:right w:w="0" w:type="dxa"/>
+            </w:tcMar>
+            <w:vAlign w:val="center"/>
+          </w:tcPr>
+          <w:p>
+            <w:pPr>
+              <w:pBdr>
+                <w:top w:val="none" w:sz="0" w:space="0" w:color="000000"/>
+                <w:left w:val="none" w:sz="0" w:space="0" w:color="000000"/>
+                <w:bottom w:val="none" w:sz="0" w:space="0" w:color="000000"/>
+                <w:right w:val="none" w:sz="0" w:space="0" w:color="000000"/>
+              </w:pBdr>
+              <w:spacing w:before="100" w:after="100"/>
+              <w:ind w:left="100" w:right="100"/>
+              <w:jc w:val="right"/>
+            </w:pPr>
+            <w:r>
+              <w:rPr>
+                <w:rFonts w:ascii="Arial" w:eastAsia="Arial" w:hAnsi="Arial" w:cs="Arial"/>
+                <w:color w:val="000000"/>
+                <w:sz w:val="22"/>
+                <w:szCs w:val="22"/>
+              </w:rPr>
+              <w:t>907</w:t>
+            </w:r>
+          </w:p>
+        </w:tc>
+      </w:tr>
+      <w:tr>
+        <w:trPr>
+          <w:jc w:val="center"/>
+        </w:trPr>
+        <w:tc>
+          <w:tcPr>
+            <w:tcW w:w="1872" w:type="dxa"/>
+            <w:tcBorders>
+              <w:top w:val="none" w:sz="0" w:space="0" w:color="000000"/>
+              <w:left w:val="none" w:sz="0" w:space="0" w:color="000000"/>
+              <w:bottom w:val="none" w:sz="0" w:space="0" w:color="000000"/>
+              <w:right w:val="none" w:sz="0" w:space="0" w:color="000000"/>
+            </w:tcBorders>
+            <w:shd w:val="clear" w:color="auto" w:fill="FFFFFF"/>
+            <w:tcMar>
+              <w:top w:w="0" w:type="dxa"/>
+              <w:left w:w="0" w:type="dxa"/>
+              <w:bottom w:w="0" w:type="dxa"/>
+              <w:right w:w="0" w:type="dxa"/>
+            </w:tcMar>
+            <w:vAlign w:val="center"/>
+          </w:tcPr>
+          <w:p>
+            <w:pPr>
+              <w:pBdr>
+                <w:top w:val="none" w:sz="0" w:space="0" w:color="000000"/>
+                <w:left w:val="none" w:sz="0" w:space="0" w:color="000000"/>
+                <w:bottom w:val="none" w:sz="0" w:space="0" w:color="000000"/>
+                <w:right w:val="none" w:sz="0" w:space="0" w:color="000000"/>
+              </w:pBdr>
+              <w:spacing w:before="100" w:after="100"/>
+              <w:ind w:left="100" w:right="100"/>
+              <w:jc w:val="right"/>
+            </w:pPr>
+            <w:r>
+              <w:rPr>
+                <w:rFonts w:ascii="Arial" w:eastAsia="Arial" w:hAnsi="Arial" w:cs="Arial"/>
+                <w:color w:val="000000"/>
+                <w:sz w:val="22"/>
+                <w:szCs w:val="22"/>
+              </w:rPr>
+              <w:t>2005</w:t>
+            </w:r>
+          </w:p>
+        </w:tc>
+        <w:tc>
+          <w:tcPr>
+            <w:tcW w:w="1872" w:type="dxa"/>
+            <w:tcBorders>
+              <w:top w:val="none" w:sz="0" w:space="0" w:color="000000"/>
+              <w:left w:val="none" w:sz="0" w:space="0" w:color="000000"/>
+              <w:bottom w:val="none" w:sz="0" w:space="0" w:color="000000"/>
+              <w:right w:val="none" w:sz="0" w:space="0" w:color="000000"/>
+            </w:tcBorders>
+            <w:shd w:val="clear" w:color="auto" w:fill="FFFFFF"/>
+            <w:tcMar>
+              <w:top w:w="0" w:type="dxa"/>
+              <w:left w:w="0" w:type="dxa"/>
+              <w:bottom w:w="0" w:type="dxa"/>
+              <w:right w:w="0" w:type="dxa"/>
+            </w:tcMar>
+            <w:vAlign w:val="center"/>
+          </w:tcPr>
+          <w:p>
+            <w:pPr>
+              <w:pBdr>
+                <w:top w:val="none" w:sz="0" w:space="0" w:color="000000"/>
+                <w:left w:val="none" w:sz="0" w:space="0" w:color="000000"/>
+                <w:bottom w:val="none" w:sz="0" w:space="0" w:color="000000"/>
+                <w:right w:val="none" w:sz="0" w:space="0" w:color="000000"/>
+              </w:pBdr>
+              <w:spacing w:before="100" w:after="100"/>
+              <w:ind w:left="100" w:right="100"/>
+              <w:jc w:val="right"/>
+            </w:pPr>
+            <w:r>
+              <w:rPr>
+                <w:rFonts w:ascii="Arial" w:eastAsia="Arial" w:hAnsi="Arial" w:cs="Arial"/>
+                <w:color w:val="000000"/>
+                <w:sz w:val="22"/>
+                <w:szCs w:val="22"/>
+              </w:rPr>
+              <w:t>771</w:t>
+            </w:r>
+          </w:p>
+        </w:tc>
+        <w:tc>
+          <w:tcPr>
+            <w:tcW w:w="1872" w:type="dxa"/>
+            <w:tcBorders>
+              <w:top w:val="none" w:sz="0" w:space="0" w:color="000000"/>
+              <w:left w:val="none" w:sz="0" w:space="0" w:color="000000"/>
+              <w:bottom w:val="none" w:sz="0" w:space="0" w:color="000000"/>
+              <w:right w:val="none" w:sz="0" w:space="0" w:color="000000"/>
+            </w:tcBorders>
+            <w:shd w:val="clear" w:color="auto" w:fill="FFFFFF"/>
+            <w:tcMar>
+              <w:top w:w="0" w:type="dxa"/>
+              <w:left w:w="0" w:type="dxa"/>
+              <w:bottom w:w="0" w:type="dxa"/>
+              <w:right w:w="0" w:type="dxa"/>
+            </w:tcMar>
+            <w:vAlign w:val="center"/>
+          </w:tcPr>
+          <w:p>
+            <w:pPr>
+              <w:pBdr>
+                <w:top w:val="none" w:sz="0" w:space="0" w:color="000000"/>
+                <w:left w:val="none" w:sz="0" w:space="0" w:color="000000"/>
+                <w:bottom w:val="none" w:sz="0" w:space="0" w:color="000000"/>
+                <w:right w:val="none" w:sz="0" w:space="0" w:color="000000"/>
+              </w:pBdr>
+              <w:spacing w:before="100" w:after="100"/>
+              <w:ind w:left="100" w:right="100"/>
+              <w:jc w:val="right"/>
+            </w:pPr>
+            <w:r>
+              <w:rPr>
+                <w:rFonts w:ascii="Arial" w:eastAsia="Arial" w:hAnsi="Arial" w:cs="Arial"/>
+                <w:color w:val="000000"/>
+                <w:sz w:val="22"/>
+                <w:szCs w:val="22"/>
+              </w:rPr>
+              <w:t>764</w:t>
+            </w:r>
+          </w:p>
+        </w:tc>
+        <w:tc>
+          <w:tcPr>
+            <w:tcW w:w="1872" w:type="dxa"/>
+            <w:tcBorders>
+              <w:top w:val="none" w:sz="0" w:space="0" w:color="000000"/>
+              <w:left w:val="none" w:sz="0" w:space="0" w:color="000000"/>
+              <w:bottom w:val="none" w:sz="0" w:space="0" w:color="000000"/>
+              <w:right w:val="none" w:sz="0" w:space="0" w:color="000000"/>
+            </w:tcBorders>
+            <w:shd w:val="clear" w:color="auto" w:fill="FFFFFF"/>
+            <w:tcMar>
+              <w:top w:w="0" w:type="dxa"/>
+              <w:left w:w="0" w:type="dxa"/>
+              <w:bottom w:w="0" w:type="dxa"/>
+              <w:right w:w="0" w:type="dxa"/>
+            </w:tcMar>
+            <w:vAlign w:val="center"/>
+          </w:tcPr>
+          <w:p>
+            <w:pPr>
+              <w:pBdr>
+                <w:top w:val="none" w:sz="0" w:space="0" w:color="000000"/>
+                <w:left w:val="none" w:sz="0" w:space="0" w:color="000000"/>
+                <w:bottom w:val="none" w:sz="0" w:space="0" w:color="000000"/>
+                <w:right w:val="none" w:sz="0" w:space="0" w:color="000000"/>
+              </w:pBdr>
+              <w:spacing w:before="100" w:after="100"/>
+              <w:ind w:left="100" w:right="100"/>
+              <w:jc w:val="right"/>
+            </w:pPr>
+            <w:r>
+              <w:rPr>
+                <w:rFonts w:ascii="Arial" w:eastAsia="Arial" w:hAnsi="Arial" w:cs="Arial"/>
+                <w:color w:val="000000"/>
+                <w:sz w:val="22"/>
+                <w:szCs w:val="22"/>
+              </w:rPr>
+              <w:t>764</w:t>
+            </w:r>
+          </w:p>
+        </w:tc>
+        <w:tc>
+          <w:tcPr>
+            <w:tcW w:w="1872" w:type="dxa"/>
+            <w:tcBorders>
+              <w:top w:val="none" w:sz="0" w:space="0" w:color="000000"/>
+              <w:left w:val="none" w:sz="0" w:space="0" w:color="000000"/>
+              <w:bottom w:val="none" w:sz="0" w:space="0" w:color="000000"/>
+              <w:right w:val="none" w:sz="0" w:space="0" w:color="000000"/>
+            </w:tcBorders>
+            <w:shd w:val="clear" w:color="auto" w:fill="FFFFFF"/>
+            <w:tcMar>
+              <w:top w:w="0" w:type="dxa"/>
+              <w:left w:w="0" w:type="dxa"/>
+              <w:bottom w:w="0" w:type="dxa"/>
+              <w:right w:w="0" w:type="dxa"/>
+            </w:tcMar>
+            <w:vAlign w:val="center"/>
+          </w:tcPr>
+          <w:p>
+            <w:pPr>
+              <w:pBdr>
+                <w:top w:val="none" w:sz="0" w:space="0" w:color="000000"/>
+                <w:left w:val="none" w:sz="0" w:space="0" w:color="000000"/>
+                <w:bottom w:val="none" w:sz="0" w:space="0" w:color="000000"/>
+                <w:right w:val="none" w:sz="0" w:space="0" w:color="000000"/>
+              </w:pBdr>
+              <w:spacing w:before="100" w:after="100"/>
+              <w:ind w:left="100" w:right="100"/>
+              <w:jc w:val="right"/>
+            </w:pPr>
+            <w:r>
+              <w:rPr>
+                <w:rFonts w:ascii="Arial" w:eastAsia="Arial" w:hAnsi="Arial" w:cs="Arial"/>
+                <w:color w:val="000000"/>
+                <w:sz w:val="22"/>
+                <w:szCs w:val="22"/>
+              </w:rPr>
+              <w:t>687</w:t>
+            </w:r>
+          </w:p>
+        </w:tc>
+      </w:tr>
+      <w:tr>
+        <w:trPr>
+          <w:jc w:val="center"/>
+        </w:trPr>
+        <w:tc>
+          <w:tcPr>
+            <w:tcW w:w="1872" w:type="dxa"/>
+            <w:tcBorders>
+              <w:top w:val="none" w:sz="0" w:space="0" w:color="000000"/>
+              <w:left w:val="none" w:sz="0" w:space="0" w:color="000000"/>
+              <w:bottom w:val="none" w:sz="0" w:space="0" w:color="000000"/>
+              <w:right w:val="none" w:sz="0" w:space="0" w:color="000000"/>
+            </w:tcBorders>
+            <w:shd w:val="clear" w:color="auto" w:fill="FFFFFF"/>
+            <w:tcMar>
+              <w:top w:w="0" w:type="dxa"/>
+              <w:left w:w="0" w:type="dxa"/>
+              <w:bottom w:w="0" w:type="dxa"/>
+              <w:right w:w="0" w:type="dxa"/>
+            </w:tcMar>
+            <w:vAlign w:val="center"/>
+          </w:tcPr>
+          <w:p>
+            <w:pPr>
+              <w:pBdr>
+                <w:top w:val="none" w:sz="0" w:space="0" w:color="000000"/>
+                <w:left w:val="none" w:sz="0" w:space="0" w:color="000000"/>
+                <w:bottom w:val="none" w:sz="0" w:space="0" w:color="000000"/>
+                <w:right w:val="none" w:sz="0" w:space="0" w:color="000000"/>
+              </w:pBdr>
+              <w:spacing w:before="100" w:after="100"/>
+              <w:ind w:left="100" w:right="100"/>
+              <w:jc w:val="right"/>
+            </w:pPr>
+            <w:r>
+              <w:rPr>
+                <w:rFonts w:ascii="Arial" w:eastAsia="Arial" w:hAnsi="Arial" w:cs="Arial"/>
+                <w:color w:val="000000"/>
+                <w:sz w:val="22"/>
+                <w:szCs w:val="22"/>
+              </w:rPr>
+              <w:t>2006</w:t>
+            </w:r>
+          </w:p>
+        </w:tc>
+        <w:tc>
+          <w:tcPr>
+            <w:tcW w:w="1872" w:type="dxa"/>
+            <w:tcBorders>
+              <w:top w:val="none" w:sz="0" w:space="0" w:color="000000"/>
+              <w:left w:val="none" w:sz="0" w:space="0" w:color="000000"/>
+              <w:bottom w:val="none" w:sz="0" w:space="0" w:color="000000"/>
+              <w:right w:val="none" w:sz="0" w:space="0" w:color="000000"/>
+            </w:tcBorders>
+            <w:shd w:val="clear" w:color="auto" w:fill="FFFFFF"/>
+            <w:tcMar>
+              <w:top w:w="0" w:type="dxa"/>
+              <w:left w:w="0" w:type="dxa"/>
+              <w:bottom w:w="0" w:type="dxa"/>
+              <w:right w:w="0" w:type="dxa"/>
+            </w:tcMar>
+            <w:vAlign w:val="center"/>
+          </w:tcPr>
+          <w:p>
+            <w:pPr>
+              <w:pBdr>
+                <w:top w:val="none" w:sz="0" w:space="0" w:color="000000"/>
+                <w:left w:val="none" w:sz="0" w:space="0" w:color="000000"/>
+                <w:bottom w:val="none" w:sz="0" w:space="0" w:color="000000"/>
+                <w:right w:val="none" w:sz="0" w:space="0" w:color="000000"/>
+              </w:pBdr>
+              <w:spacing w:before="100" w:after="100"/>
+              <w:ind w:left="100" w:right="100"/>
+              <w:jc w:val="right"/>
+            </w:pPr>
+            <w:r>
+              <w:rPr>
+                <w:rFonts w:ascii="Arial" w:eastAsia="Arial" w:hAnsi="Arial" w:cs="Arial"/>
+                <w:color w:val="000000"/>
+                <w:sz w:val="22"/>
+                <w:szCs w:val="22"/>
+              </w:rPr>
+              <w:t>2,432</w:t>
+            </w:r>
+          </w:p>
+        </w:tc>
+        <w:tc>
+          <w:tcPr>
+            <w:tcW w:w="1872" w:type="dxa"/>
+            <w:tcBorders>
+              <w:top w:val="none" w:sz="0" w:space="0" w:color="000000"/>
+              <w:left w:val="none" w:sz="0" w:space="0" w:color="000000"/>
+              <w:bottom w:val="none" w:sz="0" w:space="0" w:color="000000"/>
+              <w:right w:val="none" w:sz="0" w:space="0" w:color="000000"/>
+            </w:tcBorders>
+            <w:shd w:val="clear" w:color="auto" w:fill="FFFFFF"/>
+            <w:tcMar>
+              <w:top w:w="0" w:type="dxa"/>
+              <w:left w:w="0" w:type="dxa"/>
+              <w:bottom w:w="0" w:type="dxa"/>
+              <w:right w:w="0" w:type="dxa"/>
+            </w:tcMar>
+            <w:vAlign w:val="center"/>
+          </w:tcPr>
+          <w:p>
+            <w:pPr>
+              <w:pBdr>
+                <w:top w:val="none" w:sz="0" w:space="0" w:color="000000"/>
+                <w:left w:val="none" w:sz="0" w:space="0" w:color="000000"/>
+                <w:bottom w:val="none" w:sz="0" w:space="0" w:color="000000"/>
+                <w:right w:val="none" w:sz="0" w:space="0" w:color="000000"/>
+              </w:pBdr>
+              <w:spacing w:before="100" w:after="100"/>
+              <w:ind w:left="100" w:right="100"/>
+              <w:jc w:val="right"/>
+            </w:pPr>
+            <w:r>
+              <w:rPr>
+                <w:rFonts w:ascii="Arial" w:eastAsia="Arial" w:hAnsi="Arial" w:cs="Arial"/>
+                <w:color w:val="000000"/>
+                <w:sz w:val="22"/>
+                <w:szCs w:val="22"/>
+              </w:rPr>
+              <w:t>2,405</w:t>
+            </w:r>
+          </w:p>
+        </w:tc>
+        <w:tc>
+          <w:tcPr>
+            <w:tcW w:w="1872" w:type="dxa"/>
+            <w:tcBorders>
+              <w:top w:val="none" w:sz="0" w:space="0" w:color="000000"/>
+              <w:left w:val="none" w:sz="0" w:space="0" w:color="000000"/>
+              <w:bottom w:val="none" w:sz="0" w:space="0" w:color="000000"/>
+              <w:right w:val="none" w:sz="0" w:space="0" w:color="000000"/>
+            </w:tcBorders>
+            <w:shd w:val="clear" w:color="auto" w:fill="FFFFFF"/>
+            <w:tcMar>
+              <w:top w:w="0" w:type="dxa"/>
+              <w:left w:w="0" w:type="dxa"/>
+              <w:bottom w:w="0" w:type="dxa"/>
+              <w:right w:w="0" w:type="dxa"/>
+            </w:tcMar>
+            <w:vAlign w:val="center"/>
+          </w:tcPr>
+          <w:p>
+            <w:pPr>
+              <w:pBdr>
+                <w:top w:val="none" w:sz="0" w:space="0" w:color="000000"/>
+                <w:left w:val="none" w:sz="0" w:space="0" w:color="000000"/>
+                <w:bottom w:val="none" w:sz="0" w:space="0" w:color="000000"/>
+                <w:right w:val="none" w:sz="0" w:space="0" w:color="000000"/>
+              </w:pBdr>
+              <w:spacing w:before="100" w:after="100"/>
+              <w:ind w:left="100" w:right="100"/>
+              <w:jc w:val="right"/>
+            </w:pPr>
+            <w:r>
+              <w:rPr>
+                <w:rFonts w:ascii="Arial" w:eastAsia="Arial" w:hAnsi="Arial" w:cs="Arial"/>
+                <w:color w:val="000000"/>
+                <w:sz w:val="22"/>
+                <w:szCs w:val="22"/>
+              </w:rPr>
+              <w:t>2,392</w:t>
+            </w:r>
+          </w:p>
+        </w:tc>
+        <w:tc>
+          <w:tcPr>
+            <w:tcW w:w="1872" w:type="dxa"/>
+            <w:tcBorders>
+              <w:top w:val="none" w:sz="0" w:space="0" w:color="000000"/>
+              <w:left w:val="none" w:sz="0" w:space="0" w:color="000000"/>
+              <w:bottom w:val="none" w:sz="0" w:space="0" w:color="000000"/>
+              <w:right w:val="none" w:sz="0" w:space="0" w:color="000000"/>
+            </w:tcBorders>
+            <w:shd w:val="clear" w:color="auto" w:fill="FFFFFF"/>
+            <w:tcMar>
+              <w:top w:w="0" w:type="dxa"/>
+              <w:left w:w="0" w:type="dxa"/>
+              <w:bottom w:w="0" w:type="dxa"/>
+              <w:right w:w="0" w:type="dxa"/>
+            </w:tcMar>
+            <w:vAlign w:val="center"/>
+          </w:tcPr>
+          <w:p>
+            <w:pPr>
+              <w:pBdr>
+                <w:top w:val="none" w:sz="0" w:space="0" w:color="000000"/>
+                <w:left w:val="none" w:sz="0" w:space="0" w:color="000000"/>
+                <w:bottom w:val="none" w:sz="0" w:space="0" w:color="000000"/>
+                <w:right w:val="none" w:sz="0" w:space="0" w:color="000000"/>
+              </w:pBdr>
+              <w:spacing w:before="100" w:after="100"/>
+              <w:ind w:left="100" w:right="100"/>
+              <w:jc w:val="right"/>
+            </w:pPr>
+            <w:r>
+              <w:rPr>
+                <w:rFonts w:ascii="Arial" w:eastAsia="Arial" w:hAnsi="Arial" w:cs="Arial"/>
+                <w:color w:val="000000"/>
+                <w:sz w:val="22"/>
+                <w:szCs w:val="22"/>
+              </w:rPr>
+              <w:t>2,383</w:t>
+            </w:r>
+          </w:p>
+        </w:tc>
+      </w:tr>
+      <w:tr>
+        <w:trPr>
+          <w:jc w:val="center"/>
+        </w:trPr>
+        <w:tc>
+          <w:tcPr>
+            <w:tcW w:w="1872" w:type="dxa"/>
+            <w:tcBorders>
+              <w:top w:val="none" w:sz="0" w:space="0" w:color="000000"/>
+              <w:left w:val="none" w:sz="0" w:space="0" w:color="000000"/>
+              <w:bottom w:val="none" w:sz="0" w:space="0" w:color="000000"/>
+              <w:right w:val="none" w:sz="0" w:space="0" w:color="000000"/>
+            </w:tcBorders>
+            <w:shd w:val="clear" w:color="auto" w:fill="FFFFFF"/>
+            <w:tcMar>
+              <w:top w:w="0" w:type="dxa"/>
+              <w:left w:w="0" w:type="dxa"/>
+              <w:bottom w:w="0" w:type="dxa"/>
+              <w:right w:w="0" w:type="dxa"/>
+            </w:tcMar>
+            <w:vAlign w:val="center"/>
+          </w:tcPr>
+          <w:p>
+            <w:pPr>
+              <w:pBdr>
+                <w:top w:val="none" w:sz="0" w:space="0" w:color="000000"/>
+                <w:left w:val="none" w:sz="0" w:space="0" w:color="000000"/>
+                <w:bottom w:val="none" w:sz="0" w:space="0" w:color="000000"/>
+                <w:right w:val="none" w:sz="0" w:space="0" w:color="000000"/>
+              </w:pBdr>
+              <w:spacing w:before="100" w:after="100"/>
+              <w:ind w:left="100" w:right="100"/>
+              <w:jc w:val="right"/>
+            </w:pPr>
+            <w:r>
+              <w:rPr>
+                <w:rFonts w:ascii="Arial" w:eastAsia="Arial" w:hAnsi="Arial" w:cs="Arial"/>
+                <w:color w:val="000000"/>
+                <w:sz w:val="22"/>
+                <w:szCs w:val="22"/>
+              </w:rPr>
+              <w:t>2007</w:t>
+            </w:r>
+          </w:p>
+        </w:tc>
+        <w:tc>
+          <w:tcPr>
+            <w:tcW w:w="1872" w:type="dxa"/>
+            <w:tcBorders>
+              <w:top w:val="none" w:sz="0" w:space="0" w:color="000000"/>
+              <w:left w:val="none" w:sz="0" w:space="0" w:color="000000"/>
+              <w:bottom w:val="none" w:sz="0" w:space="0" w:color="000000"/>
+              <w:right w:val="none" w:sz="0" w:space="0" w:color="000000"/>
+            </w:tcBorders>
+            <w:shd w:val="clear" w:color="auto" w:fill="FFFFFF"/>
+            <w:tcMar>
+              <w:top w:w="0" w:type="dxa"/>
+              <w:left w:w="0" w:type="dxa"/>
+              <w:bottom w:w="0" w:type="dxa"/>
+              <w:right w:w="0" w:type="dxa"/>
+            </w:tcMar>
+            <w:vAlign w:val="center"/>
+          </w:tcPr>
+          <w:p>
+            <w:pPr>
+              <w:pBdr>
+                <w:top w:val="none" w:sz="0" w:space="0" w:color="000000"/>
+                <w:left w:val="none" w:sz="0" w:space="0" w:color="000000"/>
+                <w:bottom w:val="none" w:sz="0" w:space="0" w:color="000000"/>
+                <w:right w:val="none" w:sz="0" w:space="0" w:color="000000"/>
+              </w:pBdr>
+              <w:spacing w:before="100" w:after="100"/>
+              <w:ind w:left="100" w:right="100"/>
+              <w:jc w:val="right"/>
+            </w:pPr>
+            <w:r>
+              <w:rPr>
+                <w:rFonts w:ascii="Arial" w:eastAsia="Arial" w:hAnsi="Arial" w:cs="Arial"/>
+                <w:color w:val="000000"/>
+                <w:sz w:val="22"/>
+                <w:szCs w:val="22"/>
+              </w:rPr>
+              <w:t>631</w:t>
+            </w:r>
+          </w:p>
+        </w:tc>
+        <w:tc>
+          <w:tcPr>
+            <w:tcW w:w="1872" w:type="dxa"/>
+            <w:tcBorders>
+              <w:top w:val="none" w:sz="0" w:space="0" w:color="000000"/>
+              <w:left w:val="none" w:sz="0" w:space="0" w:color="000000"/>
+              <w:bottom w:val="none" w:sz="0" w:space="0" w:color="000000"/>
+              <w:right w:val="none" w:sz="0" w:space="0" w:color="000000"/>
+            </w:tcBorders>
+            <w:shd w:val="clear" w:color="auto" w:fill="FFFFFF"/>
+            <w:tcMar>
+              <w:top w:w="0" w:type="dxa"/>
+              <w:left w:w="0" w:type="dxa"/>
+              <w:bottom w:w="0" w:type="dxa"/>
+              <w:right w:w="0" w:type="dxa"/>
+            </w:tcMar>
+            <w:vAlign w:val="center"/>
+          </w:tcPr>
+          <w:p>
+            <w:pPr>
+              <w:pBdr>
+                <w:top w:val="none" w:sz="0" w:space="0" w:color="000000"/>
+                <w:left w:val="none" w:sz="0" w:space="0" w:color="000000"/>
+                <w:bottom w:val="none" w:sz="0" w:space="0" w:color="000000"/>
+                <w:right w:val="none" w:sz="0" w:space="0" w:color="000000"/>
+              </w:pBdr>
+              <w:spacing w:before="100" w:after="100"/>
+              <w:ind w:left="100" w:right="100"/>
+              <w:jc w:val="right"/>
+            </w:pPr>
+            <w:r>
+              <w:rPr>
+                <w:rFonts w:ascii="Arial" w:eastAsia="Arial" w:hAnsi="Arial" w:cs="Arial"/>
+                <w:color w:val="000000"/>
+                <w:sz w:val="22"/>
+                <w:szCs w:val="22"/>
+              </w:rPr>
+              <w:t>633</w:t>
+            </w:r>
+          </w:p>
+        </w:tc>
+        <w:tc>
+          <w:tcPr>
+            <w:tcW w:w="1872" w:type="dxa"/>
+            <w:tcBorders>
+              <w:top w:val="none" w:sz="0" w:space="0" w:color="000000"/>
+              <w:left w:val="none" w:sz="0" w:space="0" w:color="000000"/>
+              <w:bottom w:val="none" w:sz="0" w:space="0" w:color="000000"/>
+              <w:right w:val="none" w:sz="0" w:space="0" w:color="000000"/>
+            </w:tcBorders>
+            <w:shd w:val="clear" w:color="auto" w:fill="FFFFFF"/>
+            <w:tcMar>
+              <w:top w:w="0" w:type="dxa"/>
+              <w:left w:w="0" w:type="dxa"/>
+              <w:bottom w:w="0" w:type="dxa"/>
+              <w:right w:w="0" w:type="dxa"/>
+            </w:tcMar>
+            <w:vAlign w:val="center"/>
+          </w:tcPr>
+          <w:p>
+            <w:pPr>
+              <w:pBdr>
+                <w:top w:val="none" w:sz="0" w:space="0" w:color="000000"/>
+                <w:left w:val="none" w:sz="0" w:space="0" w:color="000000"/>
+                <w:bottom w:val="none" w:sz="0" w:space="0" w:color="000000"/>
+                <w:right w:val="none" w:sz="0" w:space="0" w:color="000000"/>
+              </w:pBdr>
+              <w:spacing w:before="100" w:after="100"/>
+              <w:ind w:left="100" w:right="100"/>
+              <w:jc w:val="right"/>
+            </w:pPr>
+            <w:r>
+              <w:rPr>
+                <w:rFonts w:ascii="Arial" w:eastAsia="Arial" w:hAnsi="Arial" w:cs="Arial"/>
+                <w:color w:val="000000"/>
+                <w:sz w:val="22"/>
+                <w:szCs w:val="22"/>
+              </w:rPr>
+              <w:t>636</w:t>
+            </w:r>
+          </w:p>
+        </w:tc>
+        <w:tc>
+          <w:tcPr>
+            <w:tcW w:w="1872" w:type="dxa"/>
+            <w:tcBorders>
+              <w:top w:val="none" w:sz="0" w:space="0" w:color="000000"/>
+              <w:left w:val="none" w:sz="0" w:space="0" w:color="000000"/>
+              <w:bottom w:val="none" w:sz="0" w:space="0" w:color="000000"/>
+              <w:right w:val="none" w:sz="0" w:space="0" w:color="000000"/>
+            </w:tcBorders>
+            <w:shd w:val="clear" w:color="auto" w:fill="FFFFFF"/>
+            <w:tcMar>
+              <w:top w:w="0" w:type="dxa"/>
+              <w:left w:w="0" w:type="dxa"/>
+              <w:bottom w:w="0" w:type="dxa"/>
+              <w:right w:w="0" w:type="dxa"/>
+            </w:tcMar>
+            <w:vAlign w:val="center"/>
+          </w:tcPr>
+          <w:p>
+            <w:pPr>
+              <w:pBdr>
+                <w:top w:val="none" w:sz="0" w:space="0" w:color="000000"/>
+                <w:left w:val="none" w:sz="0" w:space="0" w:color="000000"/>
+                <w:bottom w:val="none" w:sz="0" w:space="0" w:color="000000"/>
+                <w:right w:val="none" w:sz="0" w:space="0" w:color="000000"/>
+              </w:pBdr>
+              <w:spacing w:before="100" w:after="100"/>
+              <w:ind w:left="100" w:right="100"/>
+              <w:jc w:val="right"/>
+            </w:pPr>
+            <w:r>
+              <w:rPr>
+                <w:rFonts w:ascii="Arial" w:eastAsia="Arial" w:hAnsi="Arial" w:cs="Arial"/>
+                <w:color w:val="000000"/>
+                <w:sz w:val="22"/>
+                <w:szCs w:val="22"/>
+              </w:rPr>
+              <w:t>636</w:t>
+            </w:r>
+          </w:p>
+        </w:tc>
+      </w:tr>
+      <w:tr>
+        <w:trPr>
+          <w:jc w:val="center"/>
+        </w:trPr>
+        <w:tc>
+          <w:tcPr>
+            <w:tcW w:w="1872" w:type="dxa"/>
+            <w:tcBorders>
+              <w:top w:val="none" w:sz="0" w:space="0" w:color="000000"/>
+              <w:left w:val="none" w:sz="0" w:space="0" w:color="000000"/>
+              <w:bottom w:val="none" w:sz="0" w:space="0" w:color="000000"/>
+              <w:right w:val="none" w:sz="0" w:space="0" w:color="000000"/>
+            </w:tcBorders>
+            <w:shd w:val="clear" w:color="auto" w:fill="FFFFFF"/>
+            <w:tcMar>
+              <w:top w:w="0" w:type="dxa"/>
+              <w:left w:w="0" w:type="dxa"/>
+              <w:bottom w:w="0" w:type="dxa"/>
+              <w:right w:w="0" w:type="dxa"/>
+            </w:tcMar>
+            <w:vAlign w:val="center"/>
+          </w:tcPr>
+          <w:p>
+            <w:pPr>
+              <w:pBdr>
+                <w:top w:val="none" w:sz="0" w:space="0" w:color="000000"/>
+                <w:left w:val="none" w:sz="0" w:space="0" w:color="000000"/>
+                <w:bottom w:val="none" w:sz="0" w:space="0" w:color="000000"/>
+                <w:right w:val="none" w:sz="0" w:space="0" w:color="000000"/>
+              </w:pBdr>
+              <w:spacing w:before="100" w:after="100"/>
+              <w:ind w:left="100" w:right="100"/>
+              <w:jc w:val="right"/>
+            </w:pPr>
+            <w:r>
+              <w:rPr>
+                <w:rFonts w:ascii="Arial" w:eastAsia="Arial" w:hAnsi="Arial" w:cs="Arial"/>
+                <w:color w:val="000000"/>
+                <w:sz w:val="22"/>
+                <w:szCs w:val="22"/>
+              </w:rPr>
+              <w:t>2008</w:t>
+            </w:r>
+          </w:p>
+        </w:tc>
+        <w:tc>
+          <w:tcPr>
+            <w:tcW w:w="1872" w:type="dxa"/>
+            <w:tcBorders>
+              <w:top w:val="none" w:sz="0" w:space="0" w:color="000000"/>
+              <w:left w:val="none" w:sz="0" w:space="0" w:color="000000"/>
+              <w:bottom w:val="none" w:sz="0" w:space="0" w:color="000000"/>
+              <w:right w:val="none" w:sz="0" w:space="0" w:color="000000"/>
+            </w:tcBorders>
+            <w:shd w:val="clear" w:color="auto" w:fill="FFFFFF"/>
+            <w:tcMar>
+              <w:top w:w="0" w:type="dxa"/>
+              <w:left w:w="0" w:type="dxa"/>
+              <w:bottom w:w="0" w:type="dxa"/>
+              <w:right w:w="0" w:type="dxa"/>
+            </w:tcMar>
+            <w:vAlign w:val="center"/>
+          </w:tcPr>
+          <w:p>
+            <w:pPr>
+              <w:pBdr>
+                <w:top w:val="none" w:sz="0" w:space="0" w:color="000000"/>
+                <w:left w:val="none" w:sz="0" w:space="0" w:color="000000"/>
+                <w:bottom w:val="none" w:sz="0" w:space="0" w:color="000000"/>
+                <w:right w:val="none" w:sz="0" w:space="0" w:color="000000"/>
+              </w:pBdr>
+              <w:spacing w:before="100" w:after="100"/>
+              <w:ind w:left="100" w:right="100"/>
+              <w:jc w:val="right"/>
+            </w:pPr>
+            <w:r>
+              <w:rPr>
+                <w:rFonts w:ascii="Arial" w:eastAsia="Arial" w:hAnsi="Arial" w:cs="Arial"/>
+                <w:color w:val="000000"/>
+                <w:sz w:val="22"/>
+                <w:szCs w:val="22"/>
+              </w:rPr>
+              <w:t>481</w:t>
+            </w:r>
+          </w:p>
+        </w:tc>
+        <w:tc>
+          <w:tcPr>
+            <w:tcW w:w="1872" w:type="dxa"/>
+            <w:tcBorders>
+              <w:top w:val="none" w:sz="0" w:space="0" w:color="000000"/>
+              <w:left w:val="none" w:sz="0" w:space="0" w:color="000000"/>
+              <w:bottom w:val="none" w:sz="0" w:space="0" w:color="000000"/>
+              <w:right w:val="none" w:sz="0" w:space="0" w:color="000000"/>
+            </w:tcBorders>
+            <w:shd w:val="clear" w:color="auto" w:fill="FFFFFF"/>
+            <w:tcMar>
+              <w:top w:w="0" w:type="dxa"/>
+              <w:left w:w="0" w:type="dxa"/>
+              <w:bottom w:w="0" w:type="dxa"/>
+              <w:right w:w="0" w:type="dxa"/>
+            </w:tcMar>
+            <w:vAlign w:val="center"/>
+          </w:tcPr>
+          <w:p>
+            <w:pPr>
+              <w:pBdr>
+                <w:top w:val="none" w:sz="0" w:space="0" w:color="000000"/>
+                <w:left w:val="none" w:sz="0" w:space="0" w:color="000000"/>
+                <w:bottom w:val="none" w:sz="0" w:space="0" w:color="000000"/>
+                <w:right w:val="none" w:sz="0" w:space="0" w:color="000000"/>
+              </w:pBdr>
+              <w:spacing w:before="100" w:after="100"/>
+              <w:ind w:left="100" w:right="100"/>
+              <w:jc w:val="right"/>
+            </w:pPr>
+            <w:r>
+              <w:rPr>
+                <w:rFonts w:ascii="Arial" w:eastAsia="Arial" w:hAnsi="Arial" w:cs="Arial"/>
+                <w:color w:val="000000"/>
+                <w:sz w:val="22"/>
+                <w:szCs w:val="22"/>
+              </w:rPr>
+              <w:t>478</w:t>
+            </w:r>
+          </w:p>
+        </w:tc>
+        <w:tc>
+          <w:tcPr>
+            <w:tcW w:w="1872" w:type="dxa"/>
+            <w:tcBorders>
+              <w:top w:val="none" w:sz="0" w:space="0" w:color="000000"/>
+              <w:left w:val="none" w:sz="0" w:space="0" w:color="000000"/>
+              <w:bottom w:val="none" w:sz="0" w:space="0" w:color="000000"/>
+              <w:right w:val="none" w:sz="0" w:space="0" w:color="000000"/>
+            </w:tcBorders>
+            <w:shd w:val="clear" w:color="auto" w:fill="FFFFFF"/>
+            <w:tcMar>
+              <w:top w:w="0" w:type="dxa"/>
+              <w:left w:w="0" w:type="dxa"/>
+              <w:bottom w:w="0" w:type="dxa"/>
+              <w:right w:w="0" w:type="dxa"/>
+            </w:tcMar>
+            <w:vAlign w:val="center"/>
+          </w:tcPr>
+          <w:p>
+            <w:pPr>
+              <w:pBdr>
+                <w:top w:val="none" w:sz="0" w:space="0" w:color="000000"/>
+                <w:left w:val="none" w:sz="0" w:space="0" w:color="000000"/>
+                <w:bottom w:val="none" w:sz="0" w:space="0" w:color="000000"/>
+                <w:right w:val="none" w:sz="0" w:space="0" w:color="000000"/>
+              </w:pBdr>
+              <w:spacing w:before="100" w:after="100"/>
+              <w:ind w:left="100" w:right="100"/>
+              <w:jc w:val="right"/>
+            </w:pPr>
+            <w:r>
+              <w:rPr>
+                <w:rFonts w:ascii="Arial" w:eastAsia="Arial" w:hAnsi="Arial" w:cs="Arial"/>
+                <w:color w:val="000000"/>
+                <w:sz w:val="22"/>
+                <w:szCs w:val="22"/>
+              </w:rPr>
+              <w:t>475</w:t>
+            </w:r>
+          </w:p>
+        </w:tc>
+        <w:tc>
+          <w:tcPr>
+            <w:tcW w:w="1872" w:type="dxa"/>
+            <w:tcBorders>
+              <w:top w:val="none" w:sz="0" w:space="0" w:color="000000"/>
+              <w:left w:val="none" w:sz="0" w:space="0" w:color="000000"/>
+              <w:bottom w:val="none" w:sz="0" w:space="0" w:color="000000"/>
+              <w:right w:val="none" w:sz="0" w:space="0" w:color="000000"/>
+            </w:tcBorders>
+            <w:shd w:val="clear" w:color="auto" w:fill="FFFFFF"/>
+            <w:tcMar>
+              <w:top w:w="0" w:type="dxa"/>
+              <w:left w:w="0" w:type="dxa"/>
+              <w:bottom w:w="0" w:type="dxa"/>
+              <w:right w:w="0" w:type="dxa"/>
+            </w:tcMar>
+            <w:vAlign w:val="center"/>
+          </w:tcPr>
+          <w:p>
+            <w:pPr>
+              <w:pBdr>
+                <w:top w:val="none" w:sz="0" w:space="0" w:color="000000"/>
+                <w:left w:val="none" w:sz="0" w:space="0" w:color="000000"/>
+                <w:bottom w:val="none" w:sz="0" w:space="0" w:color="000000"/>
+                <w:right w:val="none" w:sz="0" w:space="0" w:color="000000"/>
+              </w:pBdr>
+              <w:spacing w:before="100" w:after="100"/>
+              <w:ind w:left="100" w:right="100"/>
+              <w:jc w:val="right"/>
+            </w:pPr>
+            <w:r>
+              <w:rPr>
+                <w:rFonts w:ascii="Arial" w:eastAsia="Arial" w:hAnsi="Arial" w:cs="Arial"/>
+                <w:color w:val="000000"/>
+                <w:sz w:val="22"/>
+                <w:szCs w:val="22"/>
+              </w:rPr>
+              <w:t>504</w:t>
+            </w:r>
+          </w:p>
+        </w:tc>
+      </w:tr>
+      <w:tr>
+        <w:trPr>
+          <w:jc w:val="center"/>
+        </w:trPr>
+        <w:tc>
+          <w:tcPr>
+            <w:tcW w:w="1872" w:type="dxa"/>
+            <w:tcBorders>
+              <w:top w:val="none" w:sz="0" w:space="0" w:color="000000"/>
+              <w:left w:val="none" w:sz="0" w:space="0" w:color="000000"/>
+              <w:bottom w:val="none" w:sz="0" w:space="0" w:color="000000"/>
+              <w:right w:val="none" w:sz="0" w:space="0" w:color="000000"/>
+            </w:tcBorders>
+            <w:shd w:val="clear" w:color="auto" w:fill="FFFFFF"/>
+            <w:tcMar>
+              <w:top w:w="0" w:type="dxa"/>
+              <w:left w:w="0" w:type="dxa"/>
+              <w:bottom w:w="0" w:type="dxa"/>
+              <w:right w:w="0" w:type="dxa"/>
+            </w:tcMar>
+            <w:vAlign w:val="center"/>
+          </w:tcPr>
+          <w:p>
+            <w:pPr>
+              <w:pBdr>
+                <w:top w:val="none" w:sz="0" w:space="0" w:color="000000"/>
+                <w:left w:val="none" w:sz="0" w:space="0" w:color="000000"/>
+                <w:bottom w:val="none" w:sz="0" w:space="0" w:color="000000"/>
+                <w:right w:val="none" w:sz="0" w:space="0" w:color="000000"/>
+              </w:pBdr>
+              <w:spacing w:before="100" w:after="100"/>
+              <w:ind w:left="100" w:right="100"/>
+              <w:jc w:val="right"/>
+            </w:pPr>
+            <w:r>
+              <w:rPr>
+                <w:rFonts w:ascii="Arial" w:eastAsia="Arial" w:hAnsi="Arial" w:cs="Arial"/>
+                <w:color w:val="000000"/>
+                <w:sz w:val="22"/>
+                <w:szCs w:val="22"/>
+              </w:rPr>
+              <w:t>2009</w:t>
+            </w:r>
+          </w:p>
+        </w:tc>
+        <w:tc>
+          <w:tcPr>
+            <w:tcW w:w="1872" w:type="dxa"/>
+            <w:tcBorders>
+              <w:top w:val="none" w:sz="0" w:space="0" w:color="000000"/>
+              <w:left w:val="none" w:sz="0" w:space="0" w:color="000000"/>
+              <w:bottom w:val="none" w:sz="0" w:space="0" w:color="000000"/>
+              <w:right w:val="none" w:sz="0" w:space="0" w:color="000000"/>
+            </w:tcBorders>
+            <w:shd w:val="clear" w:color="auto" w:fill="FFFFFF"/>
+            <w:tcMar>
+              <w:top w:w="0" w:type="dxa"/>
+              <w:left w:w="0" w:type="dxa"/>
+              <w:bottom w:w="0" w:type="dxa"/>
+              <w:right w:w="0" w:type="dxa"/>
+            </w:tcMar>
+            <w:vAlign w:val="center"/>
+          </w:tcPr>
+          <w:p>
+            <w:pPr>
+              <w:pBdr>
+                <w:top w:val="none" w:sz="0" w:space="0" w:color="000000"/>
+                <w:left w:val="none" w:sz="0" w:space="0" w:color="000000"/>
+                <w:bottom w:val="none" w:sz="0" w:space="0" w:color="000000"/>
+                <w:right w:val="none" w:sz="0" w:space="0" w:color="000000"/>
+              </w:pBdr>
+              <w:spacing w:before="100" w:after="100"/>
+              <w:ind w:left="100" w:right="100"/>
+              <w:jc w:val="right"/>
+            </w:pPr>
+            <w:r>
+              <w:rPr>
+                <w:rFonts w:ascii="Arial" w:eastAsia="Arial" w:hAnsi="Arial" w:cs="Arial"/>
+                <w:color w:val="000000"/>
+                <w:sz w:val="22"/>
+                <w:szCs w:val="22"/>
+              </w:rPr>
+              <w:t>564</w:t>
+            </w:r>
+          </w:p>
+        </w:tc>
+        <w:tc>
+          <w:tcPr>
+            <w:tcW w:w="1872" w:type="dxa"/>
+            <w:tcBorders>
+              <w:top w:val="none" w:sz="0" w:space="0" w:color="000000"/>
+              <w:left w:val="none" w:sz="0" w:space="0" w:color="000000"/>
+              <w:bottom w:val="none" w:sz="0" w:space="0" w:color="000000"/>
+              <w:right w:val="none" w:sz="0" w:space="0" w:color="000000"/>
+            </w:tcBorders>
+            <w:shd w:val="clear" w:color="auto" w:fill="FFFFFF"/>
+            <w:tcMar>
+              <w:top w:w="0" w:type="dxa"/>
+              <w:left w:w="0" w:type="dxa"/>
+              <w:bottom w:w="0" w:type="dxa"/>
+              <w:right w:w="0" w:type="dxa"/>
+            </w:tcMar>
+            <w:vAlign w:val="center"/>
+          </w:tcPr>
+          <w:p>
+            <w:pPr>
+              <w:pBdr>
+                <w:top w:val="none" w:sz="0" w:space="0" w:color="000000"/>
+                <w:left w:val="none" w:sz="0" w:space="0" w:color="000000"/>
+                <w:bottom w:val="none" w:sz="0" w:space="0" w:color="000000"/>
+                <w:right w:val="none" w:sz="0" w:space="0" w:color="000000"/>
+              </w:pBdr>
+              <w:spacing w:before="100" w:after="100"/>
+              <w:ind w:left="100" w:right="100"/>
+              <w:jc w:val="right"/>
+            </w:pPr>
+            <w:r>
+              <w:rPr>
+                <w:rFonts w:ascii="Arial" w:eastAsia="Arial" w:hAnsi="Arial" w:cs="Arial"/>
+                <w:color w:val="000000"/>
+                <w:sz w:val="22"/>
+                <w:szCs w:val="22"/>
+              </w:rPr>
+              <w:t>559</w:t>
+            </w:r>
+          </w:p>
+        </w:tc>
+        <w:tc>
+          <w:tcPr>
+            <w:tcW w:w="1872" w:type="dxa"/>
+            <w:tcBorders>
+              <w:top w:val="none" w:sz="0" w:space="0" w:color="000000"/>
+              <w:left w:val="none" w:sz="0" w:space="0" w:color="000000"/>
+              <w:bottom w:val="none" w:sz="0" w:space="0" w:color="000000"/>
+              <w:right w:val="none" w:sz="0" w:space="0" w:color="000000"/>
+            </w:tcBorders>
+            <w:shd w:val="clear" w:color="auto" w:fill="FFFFFF"/>
+            <w:tcMar>
+              <w:top w:w="0" w:type="dxa"/>
+              <w:left w:w="0" w:type="dxa"/>
+              <w:bottom w:w="0" w:type="dxa"/>
+              <w:right w:w="0" w:type="dxa"/>
+            </w:tcMar>
+            <w:vAlign w:val="center"/>
+          </w:tcPr>
+          <w:p>
+            <w:pPr>
+              <w:pBdr>
+                <w:top w:val="none" w:sz="0" w:space="0" w:color="000000"/>
+                <w:left w:val="none" w:sz="0" w:space="0" w:color="000000"/>
+                <w:bottom w:val="none" w:sz="0" w:space="0" w:color="000000"/>
+                <w:right w:val="none" w:sz="0" w:space="0" w:color="000000"/>
+              </w:pBdr>
+              <w:spacing w:before="100" w:after="100"/>
+              <w:ind w:left="100" w:right="100"/>
+              <w:jc w:val="right"/>
+            </w:pPr>
+            <w:r>
+              <w:rPr>
+                <w:rFonts w:ascii="Arial" w:eastAsia="Arial" w:hAnsi="Arial" w:cs="Arial"/>
+                <w:color w:val="000000"/>
+                <w:sz w:val="22"/>
+                <w:szCs w:val="22"/>
+              </w:rPr>
+              <w:t>556</w:t>
+            </w:r>
+          </w:p>
+        </w:tc>
+        <w:tc>
+          <w:tcPr>
+            <w:tcW w:w="1872" w:type="dxa"/>
+            <w:tcBorders>
+              <w:top w:val="none" w:sz="0" w:space="0" w:color="000000"/>
+              <w:left w:val="none" w:sz="0" w:space="0" w:color="000000"/>
+              <w:bottom w:val="none" w:sz="0" w:space="0" w:color="000000"/>
+              <w:right w:val="none" w:sz="0" w:space="0" w:color="000000"/>
+            </w:tcBorders>
+            <w:shd w:val="clear" w:color="auto" w:fill="FFFFFF"/>
+            <w:tcMar>
+              <w:top w:w="0" w:type="dxa"/>
+              <w:left w:w="0" w:type="dxa"/>
+              <w:bottom w:w="0" w:type="dxa"/>
+              <w:right w:w="0" w:type="dxa"/>
+            </w:tcMar>
+            <w:vAlign w:val="center"/>
+          </w:tcPr>
+          <w:p>
+            <w:pPr>
+              <w:pBdr>
+                <w:top w:val="none" w:sz="0" w:space="0" w:color="000000"/>
+                <w:left w:val="none" w:sz="0" w:space="0" w:color="000000"/>
+                <w:bottom w:val="none" w:sz="0" w:space="0" w:color="000000"/>
+                <w:right w:val="none" w:sz="0" w:space="0" w:color="000000"/>
+              </w:pBdr>
+              <w:spacing w:before="100" w:after="100"/>
+              <w:ind w:left="100" w:right="100"/>
+              <w:jc w:val="right"/>
+            </w:pPr>
+            <w:r>
+              <w:rPr>
+                <w:rFonts w:ascii="Arial" w:eastAsia="Arial" w:hAnsi="Arial" w:cs="Arial"/>
+                <w:color w:val="000000"/>
+                <w:sz w:val="22"/>
+                <w:szCs w:val="22"/>
+              </w:rPr>
+              <w:t>557</w:t>
+            </w:r>
+          </w:p>
+        </w:tc>
+      </w:tr>
+      <w:tr>
+        <w:trPr>
+          <w:jc w:val="center"/>
+        </w:trPr>
+        <w:tc>
+          <w:tcPr>
+            <w:tcW w:w="1872" w:type="dxa"/>
+            <w:tcBorders>
+              <w:top w:val="none" w:sz="0" w:space="0" w:color="000000"/>
+              <w:left w:val="none" w:sz="0" w:space="0" w:color="000000"/>
+              <w:bottom w:val="none" w:sz="0" w:space="0" w:color="000000"/>
+              <w:right w:val="none" w:sz="0" w:space="0" w:color="000000"/>
+            </w:tcBorders>
+            <w:shd w:val="clear" w:color="auto" w:fill="FFFFFF"/>
+            <w:tcMar>
+              <w:top w:w="0" w:type="dxa"/>
+              <w:left w:w="0" w:type="dxa"/>
+              <w:bottom w:w="0" w:type="dxa"/>
+              <w:right w:w="0" w:type="dxa"/>
+            </w:tcMar>
+            <w:vAlign w:val="center"/>
+          </w:tcPr>
+          <w:p>
+            <w:pPr>
+              <w:pBdr>
+                <w:top w:val="none" w:sz="0" w:space="0" w:color="000000"/>
+                <w:left w:val="none" w:sz="0" w:space="0" w:color="000000"/>
+                <w:bottom w:val="none" w:sz="0" w:space="0" w:color="000000"/>
+                <w:right w:val="none" w:sz="0" w:space="0" w:color="000000"/>
+              </w:pBdr>
+              <w:spacing w:before="100" w:after="100"/>
+              <w:ind w:left="100" w:right="100"/>
+              <w:jc w:val="right"/>
+            </w:pPr>
+            <w:r>
+              <w:rPr>
+                <w:rFonts w:ascii="Arial" w:eastAsia="Arial" w:hAnsi="Arial" w:cs="Arial"/>
+                <w:color w:val="000000"/>
+                <w:sz w:val="22"/>
+                <w:szCs w:val="22"/>
+              </w:rPr>
+              <w:t>2010</w:t>
+            </w:r>
+          </w:p>
+        </w:tc>
+        <w:tc>
+          <w:tcPr>
+            <w:tcW w:w="1872" w:type="dxa"/>
+            <w:tcBorders>
+              <w:top w:val="none" w:sz="0" w:space="0" w:color="000000"/>
+              <w:left w:val="none" w:sz="0" w:space="0" w:color="000000"/>
+              <w:bottom w:val="none" w:sz="0" w:space="0" w:color="000000"/>
+              <w:right w:val="none" w:sz="0" w:space="0" w:color="000000"/>
+            </w:tcBorders>
+            <w:shd w:val="clear" w:color="auto" w:fill="FFFFFF"/>
+            <w:tcMar>
+              <w:top w:w="0" w:type="dxa"/>
+              <w:left w:w="0" w:type="dxa"/>
+              <w:bottom w:w="0" w:type="dxa"/>
+              <w:right w:w="0" w:type="dxa"/>
+            </w:tcMar>
+            <w:vAlign w:val="center"/>
+          </w:tcPr>
+          <w:p>
+            <w:pPr>
+              <w:pBdr>
+                <w:top w:val="none" w:sz="0" w:space="0" w:color="000000"/>
+                <w:left w:val="none" w:sz="0" w:space="0" w:color="000000"/>
+                <w:bottom w:val="none" w:sz="0" w:space="0" w:color="000000"/>
+                <w:right w:val="none" w:sz="0" w:space="0" w:color="000000"/>
+              </w:pBdr>
+              <w:spacing w:before="100" w:after="100"/>
+              <w:ind w:left="100" w:right="100"/>
+              <w:jc w:val="right"/>
+            </w:pPr>
+            <w:r>
+              <w:rPr>
+                <w:rFonts w:ascii="Arial" w:eastAsia="Arial" w:hAnsi="Arial" w:cs="Arial"/>
+                <w:color w:val="000000"/>
+                <w:sz w:val="22"/>
+                <w:szCs w:val="22"/>
+              </w:rPr>
+              <w:t>930</w:t>
+            </w:r>
+          </w:p>
+        </w:tc>
+        <w:tc>
+          <w:tcPr>
+            <w:tcW w:w="1872" w:type="dxa"/>
+            <w:tcBorders>
+              <w:top w:val="none" w:sz="0" w:space="0" w:color="000000"/>
+              <w:left w:val="none" w:sz="0" w:space="0" w:color="000000"/>
+              <w:bottom w:val="none" w:sz="0" w:space="0" w:color="000000"/>
+              <w:right w:val="none" w:sz="0" w:space="0" w:color="000000"/>
+            </w:tcBorders>
+            <w:shd w:val="clear" w:color="auto" w:fill="FFFFFF"/>
+            <w:tcMar>
+              <w:top w:w="0" w:type="dxa"/>
+              <w:left w:w="0" w:type="dxa"/>
+              <w:bottom w:w="0" w:type="dxa"/>
+              <w:right w:w="0" w:type="dxa"/>
+            </w:tcMar>
+            <w:vAlign w:val="center"/>
+          </w:tcPr>
+          <w:p>
+            <w:pPr>
+              <w:pBdr>
+                <w:top w:val="none" w:sz="0" w:space="0" w:color="000000"/>
+                <w:left w:val="none" w:sz="0" w:space="0" w:color="000000"/>
+                <w:bottom w:val="none" w:sz="0" w:space="0" w:color="000000"/>
+                <w:right w:val="none" w:sz="0" w:space="0" w:color="000000"/>
+              </w:pBdr>
+              <w:spacing w:before="100" w:after="100"/>
+              <w:ind w:left="100" w:right="100"/>
+              <w:jc w:val="right"/>
+            </w:pPr>
+            <w:r>
+              <w:rPr>
+                <w:rFonts w:ascii="Arial" w:eastAsia="Arial" w:hAnsi="Arial" w:cs="Arial"/>
+                <w:color w:val="000000"/>
+                <w:sz w:val="22"/>
+                <w:szCs w:val="22"/>
+              </w:rPr>
+              <w:t>563</w:t>
+            </w:r>
+          </w:p>
+        </w:tc>
+        <w:tc>
+          <w:tcPr>
+            <w:tcW w:w="1872" w:type="dxa"/>
+            <w:tcBorders>
+              <w:top w:val="none" w:sz="0" w:space="0" w:color="000000"/>
+              <w:left w:val="none" w:sz="0" w:space="0" w:color="000000"/>
+              <w:bottom w:val="none" w:sz="0" w:space="0" w:color="000000"/>
+              <w:right w:val="none" w:sz="0" w:space="0" w:color="000000"/>
+            </w:tcBorders>
+            <w:shd w:val="clear" w:color="auto" w:fill="FFFFFF"/>
+            <w:tcMar>
+              <w:top w:w="0" w:type="dxa"/>
+              <w:left w:w="0" w:type="dxa"/>
+              <w:bottom w:w="0" w:type="dxa"/>
+              <w:right w:w="0" w:type="dxa"/>
+            </w:tcMar>
+            <w:vAlign w:val="center"/>
+          </w:tcPr>
+          <w:p>
+            <w:pPr>
+              <w:pBdr>
+                <w:top w:val="none" w:sz="0" w:space="0" w:color="000000"/>
+                <w:left w:val="none" w:sz="0" w:space="0" w:color="000000"/>
+                <w:bottom w:val="none" w:sz="0" w:space="0" w:color="000000"/>
+                <w:right w:val="none" w:sz="0" w:space="0" w:color="000000"/>
+              </w:pBdr>
+              <w:spacing w:before="100" w:after="100"/>
+              <w:ind w:left="100" w:right="100"/>
+              <w:jc w:val="right"/>
+            </w:pPr>
+            <w:r>
+              <w:rPr>
+                <w:rFonts w:ascii="Arial" w:eastAsia="Arial" w:hAnsi="Arial" w:cs="Arial"/>
+                <w:color w:val="000000"/>
+                <w:sz w:val="22"/>
+                <w:szCs w:val="22"/>
+              </w:rPr>
+              <w:t>533</w:t>
+            </w:r>
+          </w:p>
+        </w:tc>
+        <w:tc>
+          <w:tcPr>
+            <w:tcW w:w="1872" w:type="dxa"/>
+            <w:tcBorders>
+              <w:top w:val="none" w:sz="0" w:space="0" w:color="000000"/>
+              <w:left w:val="none" w:sz="0" w:space="0" w:color="000000"/>
+              <w:bottom w:val="none" w:sz="0" w:space="0" w:color="000000"/>
+              <w:right w:val="none" w:sz="0" w:space="0" w:color="000000"/>
+            </w:tcBorders>
+            <w:shd w:val="clear" w:color="auto" w:fill="FFFFFF"/>
+            <w:tcMar>
+              <w:top w:w="0" w:type="dxa"/>
+              <w:left w:w="0" w:type="dxa"/>
+              <w:bottom w:w="0" w:type="dxa"/>
+              <w:right w:w="0" w:type="dxa"/>
+            </w:tcMar>
+            <w:vAlign w:val="center"/>
+          </w:tcPr>
+          <w:p>
+            <w:pPr>
+              <w:pBdr>
+                <w:top w:val="none" w:sz="0" w:space="0" w:color="000000"/>
+                <w:left w:val="none" w:sz="0" w:space="0" w:color="000000"/>
+                <w:bottom w:val="none" w:sz="0" w:space="0" w:color="000000"/>
+                <w:right w:val="none" w:sz="0" w:space="0" w:color="000000"/>
+              </w:pBdr>
+              <w:spacing w:before="100" w:after="100"/>
+              <w:ind w:left="100" w:right="100"/>
+              <w:jc w:val="right"/>
+            </w:pPr>
+            <w:r>
+              <w:rPr>
+                <w:rFonts w:ascii="Arial" w:eastAsia="Arial" w:hAnsi="Arial" w:cs="Arial"/>
+                <w:color w:val="000000"/>
+                <w:sz w:val="22"/>
+                <w:szCs w:val="22"/>
+              </w:rPr>
+              <w:t>531</w:t>
+            </w:r>
+          </w:p>
+        </w:tc>
+      </w:tr>
+      <w:tr>
+        <w:trPr>
+          <w:jc w:val="center"/>
+        </w:trPr>
+        <w:tc>
+          <w:tcPr>
+            <w:tcW w:w="1872" w:type="dxa"/>
+            <w:tcBorders>
+              <w:top w:val="none" w:sz="0" w:space="0" w:color="000000"/>
+              <w:left w:val="none" w:sz="0" w:space="0" w:color="000000"/>
+              <w:bottom w:val="none" w:sz="0" w:space="0" w:color="000000"/>
+              <w:right w:val="none" w:sz="0" w:space="0" w:color="000000"/>
+            </w:tcBorders>
+            <w:shd w:val="clear" w:color="auto" w:fill="FFFFFF"/>
+            <w:tcMar>
+              <w:top w:w="0" w:type="dxa"/>
+              <w:left w:w="0" w:type="dxa"/>
+              <w:bottom w:w="0" w:type="dxa"/>
+              <w:right w:w="0" w:type="dxa"/>
+            </w:tcMar>
+            <w:vAlign w:val="center"/>
+          </w:tcPr>
+          <w:p>
+            <w:pPr>
+              <w:pBdr>
+                <w:top w:val="none" w:sz="0" w:space="0" w:color="000000"/>
+                <w:left w:val="none" w:sz="0" w:space="0" w:color="000000"/>
+                <w:bottom w:val="none" w:sz="0" w:space="0" w:color="000000"/>
+                <w:right w:val="none" w:sz="0" w:space="0" w:color="000000"/>
+              </w:pBdr>
+              <w:spacing w:before="100" w:after="100"/>
+              <w:ind w:left="100" w:right="100"/>
+              <w:jc w:val="right"/>
+            </w:pPr>
+            <w:r>
+              <w:rPr>
+                <w:rFonts w:ascii="Arial" w:eastAsia="Arial" w:hAnsi="Arial" w:cs="Arial"/>
+                <w:color w:val="000000"/>
+                <w:sz w:val="22"/>
+                <w:szCs w:val="22"/>
+              </w:rPr>
+              <w:t>2011</w:t>
+            </w:r>
+          </w:p>
+        </w:tc>
+        <w:tc>
+          <w:tcPr>
+            <w:tcW w:w="1872" w:type="dxa"/>
+            <w:tcBorders>
+              <w:top w:val="none" w:sz="0" w:space="0" w:color="000000"/>
+              <w:left w:val="none" w:sz="0" w:space="0" w:color="000000"/>
+              <w:bottom w:val="none" w:sz="0" w:space="0" w:color="000000"/>
+              <w:right w:val="none" w:sz="0" w:space="0" w:color="000000"/>
+            </w:tcBorders>
+            <w:shd w:val="clear" w:color="auto" w:fill="FFFFFF"/>
+            <w:tcMar>
+              <w:top w:w="0" w:type="dxa"/>
+              <w:left w:w="0" w:type="dxa"/>
+              <w:bottom w:w="0" w:type="dxa"/>
+              <w:right w:w="0" w:type="dxa"/>
+            </w:tcMar>
+            <w:vAlign w:val="center"/>
+          </w:tcPr>
+          <w:p>
+            <w:pPr>
+              <w:pBdr>
+                <w:top w:val="none" w:sz="0" w:space="0" w:color="000000"/>
+                <w:left w:val="none" w:sz="0" w:space="0" w:color="000000"/>
+                <w:bottom w:val="none" w:sz="0" w:space="0" w:color="000000"/>
+                <w:right w:val="none" w:sz="0" w:space="0" w:color="000000"/>
+              </w:pBdr>
+              <w:spacing w:before="100" w:after="100"/>
+              <w:ind w:left="100" w:right="100"/>
+              <w:jc w:val="right"/>
+            </w:pPr>
+            <w:r>
+              <w:rPr>
+                <w:rFonts w:ascii="Arial" w:eastAsia="Arial" w:hAnsi="Arial" w:cs="Arial"/>
+                <w:color w:val="000000"/>
+                <w:sz w:val="22"/>
+                <w:szCs w:val="22"/>
+              </w:rPr>
+              <w:t>1,027</w:t>
+            </w:r>
+          </w:p>
+        </w:tc>
+        <w:tc>
+          <w:tcPr>
+            <w:tcW w:w="1872" w:type="dxa"/>
+            <w:tcBorders>
+              <w:top w:val="none" w:sz="0" w:space="0" w:color="000000"/>
+              <w:left w:val="none" w:sz="0" w:space="0" w:color="000000"/>
+              <w:bottom w:val="none" w:sz="0" w:space="0" w:color="000000"/>
+              <w:right w:val="none" w:sz="0" w:space="0" w:color="000000"/>
+            </w:tcBorders>
+            <w:shd w:val="clear" w:color="auto" w:fill="FFFFFF"/>
+            <w:tcMar>
+              <w:top w:w="0" w:type="dxa"/>
+              <w:left w:w="0" w:type="dxa"/>
+              <w:bottom w:w="0" w:type="dxa"/>
+              <w:right w:w="0" w:type="dxa"/>
+            </w:tcMar>
+            <w:vAlign w:val="center"/>
+          </w:tcPr>
+          <w:p>
+            <w:pPr>
+              <w:pBdr>
+                <w:top w:val="none" w:sz="0" w:space="0" w:color="000000"/>
+                <w:left w:val="none" w:sz="0" w:space="0" w:color="000000"/>
+                <w:bottom w:val="none" w:sz="0" w:space="0" w:color="000000"/>
+                <w:right w:val="none" w:sz="0" w:space="0" w:color="000000"/>
+              </w:pBdr>
+              <w:spacing w:before="100" w:after="100"/>
+              <w:ind w:left="100" w:right="100"/>
+              <w:jc w:val="right"/>
+            </w:pPr>
+            <w:r>
+              <w:rPr>
+                <w:rFonts w:ascii="Arial" w:eastAsia="Arial" w:hAnsi="Arial" w:cs="Arial"/>
+                <w:color w:val="000000"/>
+                <w:sz w:val="22"/>
+                <w:szCs w:val="22"/>
+              </w:rPr>
+              <w:t>1,023</w:t>
+            </w:r>
+          </w:p>
+        </w:tc>
+        <w:tc>
+          <w:tcPr>
+            <w:tcW w:w="1872" w:type="dxa"/>
+            <w:tcBorders>
+              <w:top w:val="none" w:sz="0" w:space="0" w:color="000000"/>
+              <w:left w:val="none" w:sz="0" w:space="0" w:color="000000"/>
+              <w:bottom w:val="none" w:sz="0" w:space="0" w:color="000000"/>
+              <w:right w:val="none" w:sz="0" w:space="0" w:color="000000"/>
+            </w:tcBorders>
+            <w:shd w:val="clear" w:color="auto" w:fill="FFFFFF"/>
+            <w:tcMar>
+              <w:top w:w="0" w:type="dxa"/>
+              <w:left w:w="0" w:type="dxa"/>
+              <w:bottom w:w="0" w:type="dxa"/>
+              <w:right w:w="0" w:type="dxa"/>
+            </w:tcMar>
+            <w:vAlign w:val="center"/>
+          </w:tcPr>
+          <w:p>
+            <w:pPr>
+              <w:pBdr>
+                <w:top w:val="none" w:sz="0" w:space="0" w:color="000000"/>
+                <w:left w:val="none" w:sz="0" w:space="0" w:color="000000"/>
+                <w:bottom w:val="none" w:sz="0" w:space="0" w:color="000000"/>
+                <w:right w:val="none" w:sz="0" w:space="0" w:color="000000"/>
+              </w:pBdr>
+              <w:spacing w:before="100" w:after="100"/>
+              <w:ind w:left="100" w:right="100"/>
+              <w:jc w:val="right"/>
+            </w:pPr>
+            <w:r>
+              <w:rPr>
+                <w:rFonts w:ascii="Arial" w:eastAsia="Arial" w:hAnsi="Arial" w:cs="Arial"/>
+                <w:color w:val="000000"/>
+                <w:sz w:val="22"/>
+                <w:szCs w:val="22"/>
+              </w:rPr>
+              <w:t>1,023</w:t>
+            </w:r>
+          </w:p>
+        </w:tc>
+        <w:tc>
+          <w:tcPr>
+            <w:tcW w:w="1872" w:type="dxa"/>
+            <w:tcBorders>
+              <w:top w:val="none" w:sz="0" w:space="0" w:color="000000"/>
+              <w:left w:val="none" w:sz="0" w:space="0" w:color="000000"/>
+              <w:bottom w:val="none" w:sz="0" w:space="0" w:color="000000"/>
+              <w:right w:val="none" w:sz="0" w:space="0" w:color="000000"/>
+            </w:tcBorders>
+            <w:shd w:val="clear" w:color="auto" w:fill="FFFFFF"/>
+            <w:tcMar>
+              <w:top w:w="0" w:type="dxa"/>
+              <w:left w:w="0" w:type="dxa"/>
+              <w:bottom w:w="0" w:type="dxa"/>
+              <w:right w:w="0" w:type="dxa"/>
+            </w:tcMar>
+            <w:vAlign w:val="center"/>
+          </w:tcPr>
+          <w:p>
+            <w:pPr>
+              <w:pBdr>
+                <w:top w:val="none" w:sz="0" w:space="0" w:color="000000"/>
+                <w:left w:val="none" w:sz="0" w:space="0" w:color="000000"/>
+                <w:bottom w:val="none" w:sz="0" w:space="0" w:color="000000"/>
+                <w:right w:val="none" w:sz="0" w:space="0" w:color="000000"/>
+              </w:pBdr>
+              <w:spacing w:before="100" w:after="100"/>
+              <w:ind w:left="100" w:right="100"/>
+              <w:jc w:val="right"/>
+            </w:pPr>
+            <w:r>
+              <w:rPr>
+                <w:rFonts w:ascii="Arial" w:eastAsia="Arial" w:hAnsi="Arial" w:cs="Arial"/>
+                <w:color w:val="000000"/>
+                <w:sz w:val="22"/>
+                <w:szCs w:val="22"/>
+              </w:rPr>
+              <w:t>960</w:t>
+            </w:r>
+          </w:p>
+        </w:tc>
+      </w:tr>
+      <w:tr>
+        <w:trPr>
+          <w:jc w:val="center"/>
+        </w:trPr>
+        <w:tc>
+          <w:tcPr>
+            <w:tcW w:w="1872" w:type="dxa"/>
+            <w:tcBorders>
+              <w:top w:val="none" w:sz="0" w:space="0" w:color="000000"/>
+              <w:left w:val="none" w:sz="0" w:space="0" w:color="000000"/>
+              <w:bottom w:val="none" w:sz="0" w:space="0" w:color="000000"/>
+              <w:right w:val="none" w:sz="0" w:space="0" w:color="000000"/>
+            </w:tcBorders>
+            <w:shd w:val="clear" w:color="auto" w:fill="FFFFFF"/>
+            <w:tcMar>
+              <w:top w:w="0" w:type="dxa"/>
+              <w:left w:w="0" w:type="dxa"/>
+              <w:bottom w:w="0" w:type="dxa"/>
+              <w:right w:w="0" w:type="dxa"/>
+            </w:tcMar>
+            <w:vAlign w:val="center"/>
+          </w:tcPr>
+          <w:p>
+            <w:pPr>
+              <w:pBdr>
+                <w:top w:val="none" w:sz="0" w:space="0" w:color="000000"/>
+                <w:left w:val="none" w:sz="0" w:space="0" w:color="000000"/>
+                <w:bottom w:val="none" w:sz="0" w:space="0" w:color="000000"/>
+                <w:right w:val="none" w:sz="0" w:space="0" w:color="000000"/>
+              </w:pBdr>
+              <w:spacing w:before="100" w:after="100"/>
+              <w:ind w:left="100" w:right="100"/>
+              <w:jc w:val="right"/>
+            </w:pPr>
+            <w:r>
+              <w:rPr>
+                <w:rFonts w:ascii="Arial" w:eastAsia="Arial" w:hAnsi="Arial" w:cs="Arial"/>
+                <w:color w:val="000000"/>
+                <w:sz w:val="22"/>
+                <w:szCs w:val="22"/>
+              </w:rPr>
+              <w:t>2012</w:t>
+            </w:r>
+          </w:p>
+        </w:tc>
+        <w:tc>
+          <w:tcPr>
+            <w:tcW w:w="1872" w:type="dxa"/>
+            <w:tcBorders>
+              <w:top w:val="none" w:sz="0" w:space="0" w:color="000000"/>
+              <w:left w:val="none" w:sz="0" w:space="0" w:color="000000"/>
+              <w:bottom w:val="none" w:sz="0" w:space="0" w:color="000000"/>
+              <w:right w:val="none" w:sz="0" w:space="0" w:color="000000"/>
+            </w:tcBorders>
+            <w:shd w:val="clear" w:color="auto" w:fill="FFFFFF"/>
+            <w:tcMar>
+              <w:top w:w="0" w:type="dxa"/>
+              <w:left w:w="0" w:type="dxa"/>
+              <w:bottom w:w="0" w:type="dxa"/>
+              <w:right w:w="0" w:type="dxa"/>
+            </w:tcMar>
+            <w:vAlign w:val="center"/>
+          </w:tcPr>
+          <w:p>
+            <w:pPr>
+              <w:pBdr>
+                <w:top w:val="none" w:sz="0" w:space="0" w:color="000000"/>
+                <w:left w:val="none" w:sz="0" w:space="0" w:color="000000"/>
+                <w:bottom w:val="none" w:sz="0" w:space="0" w:color="000000"/>
+                <w:right w:val="none" w:sz="0" w:space="0" w:color="000000"/>
+              </w:pBdr>
+              <w:spacing w:before="100" w:after="100"/>
+              <w:ind w:left="100" w:right="100"/>
+              <w:jc w:val="right"/>
+            </w:pPr>
+            <w:r>
+              <w:rPr>
+                <w:rFonts w:ascii="Arial" w:eastAsia="Arial" w:hAnsi="Arial" w:cs="Arial"/>
+                <w:color w:val="000000"/>
+                <w:sz w:val="22"/>
+                <w:szCs w:val="22"/>
+              </w:rPr>
+              <w:t>474</w:t>
+            </w:r>
+          </w:p>
+        </w:tc>
+        <w:tc>
+          <w:tcPr>
+            <w:tcW w:w="1872" w:type="dxa"/>
+            <w:tcBorders>
+              <w:top w:val="none" w:sz="0" w:space="0" w:color="000000"/>
+              <w:left w:val="none" w:sz="0" w:space="0" w:color="000000"/>
+              <w:bottom w:val="none" w:sz="0" w:space="0" w:color="000000"/>
+              <w:right w:val="none" w:sz="0" w:space="0" w:color="000000"/>
+            </w:tcBorders>
+            <w:shd w:val="clear" w:color="auto" w:fill="FFFFFF"/>
+            <w:tcMar>
+              <w:top w:w="0" w:type="dxa"/>
+              <w:left w:w="0" w:type="dxa"/>
+              <w:bottom w:w="0" w:type="dxa"/>
+              <w:right w:w="0" w:type="dxa"/>
+            </w:tcMar>
+            <w:vAlign w:val="center"/>
+          </w:tcPr>
+          <w:p>
+            <w:pPr>
+              <w:pBdr>
+                <w:top w:val="none" w:sz="0" w:space="0" w:color="000000"/>
+                <w:left w:val="none" w:sz="0" w:space="0" w:color="000000"/>
+                <w:bottom w:val="none" w:sz="0" w:space="0" w:color="000000"/>
+                <w:right w:val="none" w:sz="0" w:space="0" w:color="000000"/>
+              </w:pBdr>
+              <w:spacing w:before="100" w:after="100"/>
+              <w:ind w:left="100" w:right="100"/>
+              <w:jc w:val="right"/>
+            </w:pPr>
+            <w:r>
+              <w:rPr>
+                <w:rFonts w:ascii="Arial" w:eastAsia="Arial" w:hAnsi="Arial" w:cs="Arial"/>
+                <w:color w:val="000000"/>
+                <w:sz w:val="22"/>
+                <w:szCs w:val="22"/>
+              </w:rPr>
+              <w:t>488</w:t>
+            </w:r>
+          </w:p>
+        </w:tc>
+        <w:tc>
+          <w:tcPr>
+            <w:tcW w:w="1872" w:type="dxa"/>
+            <w:tcBorders>
+              <w:top w:val="none" w:sz="0" w:space="0" w:color="000000"/>
+              <w:left w:val="none" w:sz="0" w:space="0" w:color="000000"/>
+              <w:bottom w:val="none" w:sz="0" w:space="0" w:color="000000"/>
+              <w:right w:val="none" w:sz="0" w:space="0" w:color="000000"/>
+            </w:tcBorders>
+            <w:shd w:val="clear" w:color="auto" w:fill="FFFFFF"/>
+            <w:tcMar>
+              <w:top w:w="0" w:type="dxa"/>
+              <w:left w:w="0" w:type="dxa"/>
+              <w:bottom w:w="0" w:type="dxa"/>
+              <w:right w:w="0" w:type="dxa"/>
+            </w:tcMar>
+            <w:vAlign w:val="center"/>
+          </w:tcPr>
+          <w:p>
+            <w:pPr>
+              <w:pBdr>
+                <w:top w:val="none" w:sz="0" w:space="0" w:color="000000"/>
+                <w:left w:val="none" w:sz="0" w:space="0" w:color="000000"/>
+                <w:bottom w:val="none" w:sz="0" w:space="0" w:color="000000"/>
+                <w:right w:val="none" w:sz="0" w:space="0" w:color="000000"/>
+              </w:pBdr>
+              <w:spacing w:before="100" w:after="100"/>
+              <w:ind w:left="100" w:right="100"/>
+              <w:jc w:val="right"/>
+            </w:pPr>
+            <w:r>
+              <w:rPr>
+                <w:rFonts w:ascii="Arial" w:eastAsia="Arial" w:hAnsi="Arial" w:cs="Arial"/>
+                <w:color w:val="000000"/>
+                <w:sz w:val="22"/>
+                <w:szCs w:val="22"/>
+              </w:rPr>
+              <w:t>488</w:t>
+            </w:r>
+          </w:p>
+        </w:tc>
+        <w:tc>
+          <w:tcPr>
+            <w:tcW w:w="1872" w:type="dxa"/>
+            <w:tcBorders>
+              <w:top w:val="none" w:sz="0" w:space="0" w:color="000000"/>
+              <w:left w:val="none" w:sz="0" w:space="0" w:color="000000"/>
+              <w:bottom w:val="none" w:sz="0" w:space="0" w:color="000000"/>
+              <w:right w:val="none" w:sz="0" w:space="0" w:color="000000"/>
+            </w:tcBorders>
+            <w:shd w:val="clear" w:color="auto" w:fill="FFFFFF"/>
+            <w:tcMar>
+              <w:top w:w="0" w:type="dxa"/>
+              <w:left w:w="0" w:type="dxa"/>
+              <w:bottom w:w="0" w:type="dxa"/>
+              <w:right w:w="0" w:type="dxa"/>
+            </w:tcMar>
+            <w:vAlign w:val="center"/>
+          </w:tcPr>
+          <w:p>
+            <w:pPr>
+              <w:pBdr>
+                <w:top w:val="none" w:sz="0" w:space="0" w:color="000000"/>
+                <w:left w:val="none" w:sz="0" w:space="0" w:color="000000"/>
+                <w:bottom w:val="none" w:sz="0" w:space="0" w:color="000000"/>
+                <w:right w:val="none" w:sz="0" w:space="0" w:color="000000"/>
+              </w:pBdr>
+              <w:spacing w:before="100" w:after="100"/>
+              <w:ind w:left="100" w:right="100"/>
+              <w:jc w:val="right"/>
+            </w:pPr>
+            <w:r>
+              <w:rPr>
+                <w:rFonts w:ascii="Arial" w:eastAsia="Arial" w:hAnsi="Arial" w:cs="Arial"/>
+                <w:color w:val="000000"/>
+                <w:sz w:val="22"/>
+                <w:szCs w:val="22"/>
+              </w:rPr>
+              <w:t>490</w:t>
+            </w:r>
+          </w:p>
+        </w:tc>
+      </w:tr>
+      <w:tr>
+        <w:trPr>
+          <w:jc w:val="center"/>
+        </w:trPr>
+        <w:tc>
+          <w:tcPr>
+            <w:tcW w:w="1872" w:type="dxa"/>
+            <w:tcBorders>
+              <w:top w:val="none" w:sz="0" w:space="0" w:color="000000"/>
+              <w:left w:val="none" w:sz="0" w:space="0" w:color="000000"/>
+              <w:bottom w:val="none" w:sz="0" w:space="0" w:color="000000"/>
+              <w:right w:val="none" w:sz="0" w:space="0" w:color="000000"/>
+            </w:tcBorders>
+            <w:shd w:val="clear" w:color="auto" w:fill="FFFFFF"/>
+            <w:tcMar>
+              <w:top w:w="0" w:type="dxa"/>
+              <w:left w:w="0" w:type="dxa"/>
+              <w:bottom w:w="0" w:type="dxa"/>
+              <w:right w:w="0" w:type="dxa"/>
+            </w:tcMar>
+            <w:vAlign w:val="center"/>
+          </w:tcPr>
+          <w:p>
+            <w:pPr>
+              <w:pBdr>
+                <w:top w:val="none" w:sz="0" w:space="0" w:color="000000"/>
+                <w:left w:val="none" w:sz="0" w:space="0" w:color="000000"/>
+                <w:bottom w:val="none" w:sz="0" w:space="0" w:color="000000"/>
+                <w:right w:val="none" w:sz="0" w:space="0" w:color="000000"/>
+              </w:pBdr>
+              <w:spacing w:before="100" w:after="100"/>
+              <w:ind w:left="100" w:right="100"/>
+              <w:jc w:val="right"/>
+            </w:pPr>
+            <w:r>
+              <w:rPr>
+                <w:rFonts w:ascii="Arial" w:eastAsia="Arial" w:hAnsi="Arial" w:cs="Arial"/>
+                <w:color w:val="000000"/>
+                <w:sz w:val="22"/>
+                <w:szCs w:val="22"/>
+              </w:rPr>
+              <w:t>2013</w:t>
+            </w:r>
+          </w:p>
+        </w:tc>
+        <w:tc>
+          <w:tcPr>
+            <w:tcW w:w="1872" w:type="dxa"/>
+            <w:tcBorders>
+              <w:top w:val="none" w:sz="0" w:space="0" w:color="000000"/>
+              <w:left w:val="none" w:sz="0" w:space="0" w:color="000000"/>
+              <w:bottom w:val="none" w:sz="0" w:space="0" w:color="000000"/>
+              <w:right w:val="none" w:sz="0" w:space="0" w:color="000000"/>
+            </w:tcBorders>
+            <w:shd w:val="clear" w:color="auto" w:fill="FFFFFF"/>
+            <w:tcMar>
+              <w:top w:w="0" w:type="dxa"/>
+              <w:left w:w="0" w:type="dxa"/>
+              <w:bottom w:w="0" w:type="dxa"/>
+              <w:right w:w="0" w:type="dxa"/>
+            </w:tcMar>
+            <w:vAlign w:val="center"/>
+          </w:tcPr>
+          <w:p>
+            <w:pPr>
+              <w:pBdr>
+                <w:top w:val="none" w:sz="0" w:space="0" w:color="000000"/>
+                <w:left w:val="none" w:sz="0" w:space="0" w:color="000000"/>
+                <w:bottom w:val="none" w:sz="0" w:space="0" w:color="000000"/>
+                <w:right w:val="none" w:sz="0" w:space="0" w:color="000000"/>
+              </w:pBdr>
+              <w:spacing w:before="100" w:after="100"/>
+              <w:ind w:left="100" w:right="100"/>
+              <w:jc w:val="right"/>
+            </w:pPr>
+            <w:r>
+              <w:rPr>
+                <w:rFonts w:ascii="Arial" w:eastAsia="Arial" w:hAnsi="Arial" w:cs="Arial"/>
+                <w:color w:val="000000"/>
+                <w:sz w:val="22"/>
+                <w:szCs w:val="22"/>
+              </w:rPr>
+              <w:t>489</w:t>
+            </w:r>
+          </w:p>
+        </w:tc>
+        <w:tc>
+          <w:tcPr>
+            <w:tcW w:w="1872" w:type="dxa"/>
+            <w:tcBorders>
+              <w:top w:val="none" w:sz="0" w:space="0" w:color="000000"/>
+              <w:left w:val="none" w:sz="0" w:space="0" w:color="000000"/>
+              <w:bottom w:val="none" w:sz="0" w:space="0" w:color="000000"/>
+              <w:right w:val="none" w:sz="0" w:space="0" w:color="000000"/>
+            </w:tcBorders>
+            <w:shd w:val="clear" w:color="auto" w:fill="FFFFFF"/>
+            <w:tcMar>
+              <w:top w:w="0" w:type="dxa"/>
+              <w:left w:w="0" w:type="dxa"/>
+              <w:bottom w:w="0" w:type="dxa"/>
+              <w:right w:w="0" w:type="dxa"/>
+            </w:tcMar>
+            <w:vAlign w:val="center"/>
+          </w:tcPr>
+          <w:p>
+            <w:pPr>
+              <w:pBdr>
+                <w:top w:val="none" w:sz="0" w:space="0" w:color="000000"/>
+                <w:left w:val="none" w:sz="0" w:space="0" w:color="000000"/>
+                <w:bottom w:val="none" w:sz="0" w:space="0" w:color="000000"/>
+                <w:right w:val="none" w:sz="0" w:space="0" w:color="000000"/>
+              </w:pBdr>
+              <w:spacing w:before="100" w:after="100"/>
+              <w:ind w:left="100" w:right="100"/>
+              <w:jc w:val="right"/>
+            </w:pPr>
+            <w:r>
+              <w:rPr>
+                <w:rFonts w:ascii="Arial" w:eastAsia="Arial" w:hAnsi="Arial" w:cs="Arial"/>
+                <w:color w:val="000000"/>
+                <w:sz w:val="22"/>
+                <w:szCs w:val="22"/>
+              </w:rPr>
+              <w:t>483</w:t>
+            </w:r>
+          </w:p>
+        </w:tc>
+        <w:tc>
+          <w:tcPr>
+            <w:tcW w:w="1872" w:type="dxa"/>
+            <w:tcBorders>
+              <w:top w:val="none" w:sz="0" w:space="0" w:color="000000"/>
+              <w:left w:val="none" w:sz="0" w:space="0" w:color="000000"/>
+              <w:bottom w:val="none" w:sz="0" w:space="0" w:color="000000"/>
+              <w:right w:val="none" w:sz="0" w:space="0" w:color="000000"/>
+            </w:tcBorders>
+            <w:shd w:val="clear" w:color="auto" w:fill="FFFFFF"/>
+            <w:tcMar>
+              <w:top w:w="0" w:type="dxa"/>
+              <w:left w:w="0" w:type="dxa"/>
+              <w:bottom w:w="0" w:type="dxa"/>
+              <w:right w:w="0" w:type="dxa"/>
+            </w:tcMar>
+            <w:vAlign w:val="center"/>
+          </w:tcPr>
+          <w:p>
+            <w:pPr>
+              <w:pBdr>
+                <w:top w:val="none" w:sz="0" w:space="0" w:color="000000"/>
+                <w:left w:val="none" w:sz="0" w:space="0" w:color="000000"/>
+                <w:bottom w:val="none" w:sz="0" w:space="0" w:color="000000"/>
+                <w:right w:val="none" w:sz="0" w:space="0" w:color="000000"/>
+              </w:pBdr>
+              <w:spacing w:before="100" w:after="100"/>
+              <w:ind w:left="100" w:right="100"/>
+              <w:jc w:val="right"/>
+            </w:pPr>
+            <w:r>
+              <w:rPr>
+                <w:rFonts w:ascii="Arial" w:eastAsia="Arial" w:hAnsi="Arial" w:cs="Arial"/>
+                <w:color w:val="000000"/>
+                <w:sz w:val="22"/>
+                <w:szCs w:val="22"/>
+              </w:rPr>
+              <w:t>466</w:t>
+            </w:r>
+          </w:p>
+        </w:tc>
+        <w:tc>
+          <w:tcPr>
+            <w:tcW w:w="1872" w:type="dxa"/>
+            <w:tcBorders>
+              <w:top w:val="none" w:sz="0" w:space="0" w:color="000000"/>
+              <w:left w:val="none" w:sz="0" w:space="0" w:color="000000"/>
+              <w:bottom w:val="none" w:sz="0" w:space="0" w:color="000000"/>
+              <w:right w:val="none" w:sz="0" w:space="0" w:color="000000"/>
+            </w:tcBorders>
+            <w:shd w:val="clear" w:color="auto" w:fill="FFFFFF"/>
+            <w:tcMar>
+              <w:top w:w="0" w:type="dxa"/>
+              <w:left w:w="0" w:type="dxa"/>
+              <w:bottom w:w="0" w:type="dxa"/>
+              <w:right w:w="0" w:type="dxa"/>
+            </w:tcMar>
+            <w:vAlign w:val="center"/>
+          </w:tcPr>
+          <w:p>
+            <w:pPr>
+              <w:pBdr>
+                <w:top w:val="none" w:sz="0" w:space="0" w:color="000000"/>
+                <w:left w:val="none" w:sz="0" w:space="0" w:color="000000"/>
+                <w:bottom w:val="none" w:sz="0" w:space="0" w:color="000000"/>
+                <w:right w:val="none" w:sz="0" w:space="0" w:color="000000"/>
+              </w:pBdr>
+              <w:spacing w:before="100" w:after="100"/>
+              <w:ind w:left="100" w:right="100"/>
+              <w:jc w:val="right"/>
+            </w:pPr>
+            <w:r>
+              <w:rPr>
+                <w:rFonts w:ascii="Arial" w:eastAsia="Arial" w:hAnsi="Arial" w:cs="Arial"/>
+                <w:color w:val="000000"/>
+                <w:sz w:val="22"/>
+                <w:szCs w:val="22"/>
+              </w:rPr>
+              <w:t>466</w:t>
+            </w:r>
+          </w:p>
+        </w:tc>
+      </w:tr>
+      <w:tr>
+        <w:trPr>
+          <w:jc w:val="center"/>
+        </w:trPr>
+        <w:tc>
+          <w:tcPr>
+            <w:tcW w:w="1872" w:type="dxa"/>
+            <w:tcBorders>
+              <w:top w:val="none" w:sz="0" w:space="0" w:color="000000"/>
+              <w:left w:val="none" w:sz="0" w:space="0" w:color="000000"/>
+              <w:bottom w:val="none" w:sz="0" w:space="0" w:color="000000"/>
+              <w:right w:val="none" w:sz="0" w:space="0" w:color="000000"/>
+            </w:tcBorders>
+            <w:shd w:val="clear" w:color="auto" w:fill="FFFFFF"/>
+            <w:tcMar>
+              <w:top w:w="0" w:type="dxa"/>
+              <w:left w:w="0" w:type="dxa"/>
+              <w:bottom w:w="0" w:type="dxa"/>
+              <w:right w:w="0" w:type="dxa"/>
+            </w:tcMar>
+            <w:vAlign w:val="center"/>
+          </w:tcPr>
+          <w:p>
+            <w:pPr>
+              <w:pBdr>
+                <w:top w:val="none" w:sz="0" w:space="0" w:color="000000"/>
+                <w:left w:val="none" w:sz="0" w:space="0" w:color="000000"/>
+                <w:bottom w:val="none" w:sz="0" w:space="0" w:color="000000"/>
+                <w:right w:val="none" w:sz="0" w:space="0" w:color="000000"/>
+              </w:pBdr>
+              <w:spacing w:before="100" w:after="100"/>
+              <w:ind w:left="100" w:right="100"/>
+              <w:jc w:val="right"/>
+            </w:pPr>
+            <w:r>
+              <w:rPr>
+                <w:rFonts w:ascii="Arial" w:eastAsia="Arial" w:hAnsi="Arial" w:cs="Arial"/>
+                <w:color w:val="000000"/>
+                <w:sz w:val="22"/>
+                <w:szCs w:val="22"/>
+              </w:rPr>
+              <w:t>2014</w:t>
+            </w:r>
+          </w:p>
+        </w:tc>
+        <w:tc>
+          <w:tcPr>
+            <w:tcW w:w="1872" w:type="dxa"/>
+            <w:tcBorders>
+              <w:top w:val="none" w:sz="0" w:space="0" w:color="000000"/>
+              <w:left w:val="none" w:sz="0" w:space="0" w:color="000000"/>
+              <w:bottom w:val="none" w:sz="0" w:space="0" w:color="000000"/>
+              <w:right w:val="none" w:sz="0" w:space="0" w:color="000000"/>
+            </w:tcBorders>
+            <w:shd w:val="clear" w:color="auto" w:fill="FFFFFF"/>
+            <w:tcMar>
+              <w:top w:w="0" w:type="dxa"/>
+              <w:left w:w="0" w:type="dxa"/>
+              <w:bottom w:w="0" w:type="dxa"/>
+              <w:right w:w="0" w:type="dxa"/>
+            </w:tcMar>
+            <w:vAlign w:val="center"/>
+          </w:tcPr>
+          <w:p>
+            <w:pPr>
+              <w:pBdr>
+                <w:top w:val="none" w:sz="0" w:space="0" w:color="000000"/>
+                <w:left w:val="none" w:sz="0" w:space="0" w:color="000000"/>
+                <w:bottom w:val="none" w:sz="0" w:space="0" w:color="000000"/>
+                <w:right w:val="none" w:sz="0" w:space="0" w:color="000000"/>
+              </w:pBdr>
+              <w:spacing w:before="100" w:after="100"/>
+              <w:ind w:left="100" w:right="100"/>
+              <w:jc w:val="right"/>
+            </w:pPr>
+            <w:r>
+              <w:rPr>
+                <w:rFonts w:ascii="Arial" w:eastAsia="Arial" w:hAnsi="Arial" w:cs="Arial"/>
+                <w:color w:val="000000"/>
+                <w:sz w:val="22"/>
+                <w:szCs w:val="22"/>
+              </w:rPr>
+              <w:t>96</w:t>
+            </w:r>
+          </w:p>
+        </w:tc>
+        <w:tc>
+          <w:tcPr>
+            <w:tcW w:w="1872" w:type="dxa"/>
+            <w:tcBorders>
+              <w:top w:val="none" w:sz="0" w:space="0" w:color="000000"/>
+              <w:left w:val="none" w:sz="0" w:space="0" w:color="000000"/>
+              <w:bottom w:val="none" w:sz="0" w:space="0" w:color="000000"/>
+              <w:right w:val="none" w:sz="0" w:space="0" w:color="000000"/>
+            </w:tcBorders>
+            <w:shd w:val="clear" w:color="auto" w:fill="FFFFFF"/>
+            <w:tcMar>
+              <w:top w:w="0" w:type="dxa"/>
+              <w:left w:w="0" w:type="dxa"/>
+              <w:bottom w:w="0" w:type="dxa"/>
+              <w:right w:w="0" w:type="dxa"/>
+            </w:tcMar>
+            <w:vAlign w:val="center"/>
+          </w:tcPr>
+          <w:p>
+            <w:pPr>
+              <w:pBdr>
+                <w:top w:val="none" w:sz="0" w:space="0" w:color="000000"/>
+                <w:left w:val="none" w:sz="0" w:space="0" w:color="000000"/>
+                <w:bottom w:val="none" w:sz="0" w:space="0" w:color="000000"/>
+                <w:right w:val="none" w:sz="0" w:space="0" w:color="000000"/>
+              </w:pBdr>
+              <w:spacing w:before="100" w:after="100"/>
+              <w:ind w:left="100" w:right="100"/>
+              <w:jc w:val="right"/>
+            </w:pPr>
+            <w:r>
+              <w:rPr>
+                <w:rFonts w:ascii="Arial" w:eastAsia="Arial" w:hAnsi="Arial" w:cs="Arial"/>
+                <w:color w:val="000000"/>
+                <w:sz w:val="22"/>
+                <w:szCs w:val="22"/>
+              </w:rPr>
+              <w:t>96</w:t>
+            </w:r>
+          </w:p>
+        </w:tc>
+        <w:tc>
+          <w:tcPr>
+            <w:tcW w:w="1872" w:type="dxa"/>
+            <w:tcBorders>
+              <w:top w:val="none" w:sz="0" w:space="0" w:color="000000"/>
+              <w:left w:val="none" w:sz="0" w:space="0" w:color="000000"/>
+              <w:bottom w:val="none" w:sz="0" w:space="0" w:color="000000"/>
+              <w:right w:val="none" w:sz="0" w:space="0" w:color="000000"/>
+            </w:tcBorders>
+            <w:shd w:val="clear" w:color="auto" w:fill="FFFFFF"/>
+            <w:tcMar>
+              <w:top w:w="0" w:type="dxa"/>
+              <w:left w:w="0" w:type="dxa"/>
+              <w:bottom w:w="0" w:type="dxa"/>
+              <w:right w:w="0" w:type="dxa"/>
+            </w:tcMar>
+            <w:vAlign w:val="center"/>
+          </w:tcPr>
+          <w:p>
+            <w:pPr>
+              <w:pBdr>
+                <w:top w:val="none" w:sz="0" w:space="0" w:color="000000"/>
+                <w:left w:val="none" w:sz="0" w:space="0" w:color="000000"/>
+                <w:bottom w:val="none" w:sz="0" w:space="0" w:color="000000"/>
+                <w:right w:val="none" w:sz="0" w:space="0" w:color="000000"/>
+              </w:pBdr>
+              <w:spacing w:before="100" w:after="100"/>
+              <w:ind w:left="100" w:right="100"/>
+              <w:jc w:val="right"/>
+            </w:pPr>
+            <w:r>
+              <w:rPr>
+                <w:rFonts w:ascii="Arial" w:eastAsia="Arial" w:hAnsi="Arial" w:cs="Arial"/>
+                <w:color w:val="000000"/>
+                <w:sz w:val="22"/>
+                <w:szCs w:val="22"/>
+              </w:rPr>
+              <w:t>98</w:t>
+            </w:r>
+          </w:p>
+        </w:tc>
+        <w:tc>
+          <w:tcPr>
+            <w:tcW w:w="1872" w:type="dxa"/>
+            <w:tcBorders>
+              <w:top w:val="none" w:sz="0" w:space="0" w:color="000000"/>
+              <w:left w:val="none" w:sz="0" w:space="0" w:color="000000"/>
+              <w:bottom w:val="none" w:sz="0" w:space="0" w:color="000000"/>
+              <w:right w:val="none" w:sz="0" w:space="0" w:color="000000"/>
+            </w:tcBorders>
+            <w:shd w:val="clear" w:color="auto" w:fill="FFFFFF"/>
+            <w:tcMar>
+              <w:top w:w="0" w:type="dxa"/>
+              <w:left w:w="0" w:type="dxa"/>
+              <w:bottom w:w="0" w:type="dxa"/>
+              <w:right w:w="0" w:type="dxa"/>
+            </w:tcMar>
+            <w:vAlign w:val="center"/>
+          </w:tcPr>
+          <w:p>
+            <w:pPr>
+              <w:pBdr>
+                <w:top w:val="none" w:sz="0" w:space="0" w:color="000000"/>
+                <w:left w:val="none" w:sz="0" w:space="0" w:color="000000"/>
+                <w:bottom w:val="none" w:sz="0" w:space="0" w:color="000000"/>
+                <w:right w:val="none" w:sz="0" w:space="0" w:color="000000"/>
+              </w:pBdr>
+              <w:spacing w:before="100" w:after="100"/>
+              <w:ind w:left="100" w:right="100"/>
+              <w:jc w:val="right"/>
+            </w:pPr>
+            <w:r>
+              <w:rPr>
+                <w:rFonts w:ascii="Arial" w:eastAsia="Arial" w:hAnsi="Arial" w:cs="Arial"/>
+                <w:color w:val="000000"/>
+                <w:sz w:val="22"/>
+                <w:szCs w:val="22"/>
+              </w:rPr>
+              <w:t>318</w:t>
+            </w:r>
+          </w:p>
+        </w:tc>
+      </w:tr>
+      <w:tr>
+        <w:trPr>
+          <w:jc w:val="center"/>
+        </w:trPr>
+        <w:tc>
+          <w:tcPr>
+            <w:tcW w:w="1872" w:type="dxa"/>
+            <w:tcBorders>
+              <w:top w:val="none" w:sz="0" w:space="0" w:color="000000"/>
+              <w:left w:val="none" w:sz="0" w:space="0" w:color="000000"/>
+              <w:bottom w:val="none" w:sz="0" w:space="0" w:color="000000"/>
+              <w:right w:val="none" w:sz="0" w:space="0" w:color="000000"/>
+            </w:tcBorders>
+            <w:shd w:val="clear" w:color="auto" w:fill="FFFFFF"/>
+            <w:tcMar>
+              <w:top w:w="0" w:type="dxa"/>
+              <w:left w:w="0" w:type="dxa"/>
+              <w:bottom w:w="0" w:type="dxa"/>
+              <w:right w:w="0" w:type="dxa"/>
+            </w:tcMar>
+            <w:vAlign w:val="center"/>
+          </w:tcPr>
+          <w:p>
+            <w:pPr>
+              <w:pBdr>
+                <w:top w:val="none" w:sz="0" w:space="0" w:color="000000"/>
+                <w:left w:val="none" w:sz="0" w:space="0" w:color="000000"/>
+                <w:bottom w:val="none" w:sz="0" w:space="0" w:color="000000"/>
+                <w:right w:val="none" w:sz="0" w:space="0" w:color="000000"/>
+              </w:pBdr>
+              <w:spacing w:before="100" w:after="100"/>
+              <w:ind w:left="100" w:right="100"/>
+              <w:jc w:val="right"/>
+            </w:pPr>
+            <w:r>
+              <w:rPr>
+                <w:rFonts w:ascii="Arial" w:eastAsia="Arial" w:hAnsi="Arial" w:cs="Arial"/>
+                <w:color w:val="000000"/>
+                <w:sz w:val="22"/>
+                <w:szCs w:val="22"/>
+              </w:rPr>
+              <w:t>2015</w:t>
+            </w:r>
+          </w:p>
+        </w:tc>
+        <w:tc>
+          <w:tcPr>
+            <w:tcW w:w="1872" w:type="dxa"/>
+            <w:tcBorders>
+              <w:top w:val="none" w:sz="0" w:space="0" w:color="000000"/>
+              <w:left w:val="none" w:sz="0" w:space="0" w:color="000000"/>
+              <w:bottom w:val="none" w:sz="0" w:space="0" w:color="000000"/>
+              <w:right w:val="none" w:sz="0" w:space="0" w:color="000000"/>
+            </w:tcBorders>
+            <w:shd w:val="clear" w:color="auto" w:fill="FFFFFF"/>
+            <w:tcMar>
+              <w:top w:w="0" w:type="dxa"/>
+              <w:left w:w="0" w:type="dxa"/>
+              <w:bottom w:w="0" w:type="dxa"/>
+              <w:right w:w="0" w:type="dxa"/>
+            </w:tcMar>
+            <w:vAlign w:val="center"/>
+          </w:tcPr>
+          <w:p>
+            <w:pPr>
+              <w:pBdr>
+                <w:top w:val="none" w:sz="0" w:space="0" w:color="000000"/>
+                <w:left w:val="none" w:sz="0" w:space="0" w:color="000000"/>
+                <w:bottom w:val="none" w:sz="0" w:space="0" w:color="000000"/>
+                <w:right w:val="none" w:sz="0" w:space="0" w:color="000000"/>
+              </w:pBdr>
+              <w:spacing w:before="100" w:after="100"/>
+              <w:ind w:left="100" w:right="100"/>
+              <w:jc w:val="right"/>
+            </w:pPr>
+            <w:r>
+              <w:rPr>
+                <w:rFonts w:ascii="Arial" w:eastAsia="Arial" w:hAnsi="Arial" w:cs="Arial"/>
+                <w:color w:val="000000"/>
+                <w:sz w:val="22"/>
+                <w:szCs w:val="22"/>
+              </w:rPr>
+              <w:t>565</w:t>
+            </w:r>
+          </w:p>
+        </w:tc>
+        <w:tc>
+          <w:tcPr>
+            <w:tcW w:w="1872" w:type="dxa"/>
+            <w:tcBorders>
+              <w:top w:val="none" w:sz="0" w:space="0" w:color="000000"/>
+              <w:left w:val="none" w:sz="0" w:space="0" w:color="000000"/>
+              <w:bottom w:val="none" w:sz="0" w:space="0" w:color="000000"/>
+              <w:right w:val="none" w:sz="0" w:space="0" w:color="000000"/>
+            </w:tcBorders>
+            <w:shd w:val="clear" w:color="auto" w:fill="FFFFFF"/>
+            <w:tcMar>
+              <w:top w:w="0" w:type="dxa"/>
+              <w:left w:w="0" w:type="dxa"/>
+              <w:bottom w:w="0" w:type="dxa"/>
+              <w:right w:w="0" w:type="dxa"/>
+            </w:tcMar>
+            <w:vAlign w:val="center"/>
+          </w:tcPr>
+          <w:p>
+            <w:pPr>
+              <w:pBdr>
+                <w:top w:val="none" w:sz="0" w:space="0" w:color="000000"/>
+                <w:left w:val="none" w:sz="0" w:space="0" w:color="000000"/>
+                <w:bottom w:val="none" w:sz="0" w:space="0" w:color="000000"/>
+                <w:right w:val="none" w:sz="0" w:space="0" w:color="000000"/>
+              </w:pBdr>
+              <w:spacing w:before="100" w:after="100"/>
+              <w:ind w:left="100" w:right="100"/>
+              <w:jc w:val="right"/>
+            </w:pPr>
+            <w:r>
+              <w:rPr>
+                <w:rFonts w:ascii="Arial" w:eastAsia="Arial" w:hAnsi="Arial" w:cs="Arial"/>
+                <w:color w:val="000000"/>
+                <w:sz w:val="22"/>
+                <w:szCs w:val="22"/>
+              </w:rPr>
+              <w:t>871</w:t>
+            </w:r>
+          </w:p>
+        </w:tc>
+        <w:tc>
+          <w:tcPr>
+            <w:tcW w:w="1872" w:type="dxa"/>
+            <w:tcBorders>
+              <w:top w:val="none" w:sz="0" w:space="0" w:color="000000"/>
+              <w:left w:val="none" w:sz="0" w:space="0" w:color="000000"/>
+              <w:bottom w:val="none" w:sz="0" w:space="0" w:color="000000"/>
+              <w:right w:val="none" w:sz="0" w:space="0" w:color="000000"/>
+            </w:tcBorders>
+            <w:shd w:val="clear" w:color="auto" w:fill="FFFFFF"/>
+            <w:tcMar>
+              <w:top w:w="0" w:type="dxa"/>
+              <w:left w:w="0" w:type="dxa"/>
+              <w:bottom w:w="0" w:type="dxa"/>
+              <w:right w:w="0" w:type="dxa"/>
+            </w:tcMar>
+            <w:vAlign w:val="center"/>
+          </w:tcPr>
+          <w:p>
+            <w:pPr>
+              <w:pBdr>
+                <w:top w:val="none" w:sz="0" w:space="0" w:color="000000"/>
+                <w:left w:val="none" w:sz="0" w:space="0" w:color="000000"/>
+                <w:bottom w:val="none" w:sz="0" w:space="0" w:color="000000"/>
+                <w:right w:val="none" w:sz="0" w:space="0" w:color="000000"/>
+              </w:pBdr>
+              <w:spacing w:before="100" w:after="100"/>
+              <w:ind w:left="100" w:right="100"/>
+              <w:jc w:val="right"/>
+            </w:pPr>
+            <w:r>
+              <w:rPr>
+                <w:rFonts w:ascii="Arial" w:eastAsia="Arial" w:hAnsi="Arial" w:cs="Arial"/>
+                <w:color w:val="000000"/>
+                <w:sz w:val="22"/>
+                <w:szCs w:val="22"/>
+              </w:rPr>
+              <w:t>861</w:t>
+            </w:r>
+          </w:p>
+        </w:tc>
+        <w:tc>
+          <w:tcPr>
+            <w:tcW w:w="1872" w:type="dxa"/>
+            <w:tcBorders>
+              <w:top w:val="none" w:sz="0" w:space="0" w:color="000000"/>
+              <w:left w:val="none" w:sz="0" w:space="0" w:color="000000"/>
+              <w:bottom w:val="none" w:sz="0" w:space="0" w:color="000000"/>
+              <w:right w:val="none" w:sz="0" w:space="0" w:color="000000"/>
+            </w:tcBorders>
+            <w:shd w:val="clear" w:color="auto" w:fill="FFFFFF"/>
+            <w:tcMar>
+              <w:top w:w="0" w:type="dxa"/>
+              <w:left w:w="0" w:type="dxa"/>
+              <w:bottom w:w="0" w:type="dxa"/>
+              <w:right w:w="0" w:type="dxa"/>
+            </w:tcMar>
+            <w:vAlign w:val="center"/>
+          </w:tcPr>
+          <w:p>
+            <w:pPr>
+              <w:pBdr>
+                <w:top w:val="none" w:sz="0" w:space="0" w:color="000000"/>
+                <w:left w:val="none" w:sz="0" w:space="0" w:color="000000"/>
+                <w:bottom w:val="none" w:sz="0" w:space="0" w:color="000000"/>
+                <w:right w:val="none" w:sz="0" w:space="0" w:color="000000"/>
+              </w:pBdr>
+              <w:spacing w:before="100" w:after="100"/>
+              <w:ind w:left="100" w:right="100"/>
+              <w:jc w:val="right"/>
+            </w:pPr>
+            <w:r>
+              <w:rPr>
+                <w:rFonts w:ascii="Arial" w:eastAsia="Arial" w:hAnsi="Arial" w:cs="Arial"/>
+                <w:color w:val="000000"/>
+                <w:sz w:val="22"/>
+                <w:szCs w:val="22"/>
+              </w:rPr>
+              <w:t>860</w:t>
+            </w:r>
+          </w:p>
+        </w:tc>
+      </w:tr>
+      <w:tr>
+        <w:trPr>
+          <w:jc w:val="center"/>
+        </w:trPr>
+        <w:tc>
+          <w:tcPr>
+            <w:tcW w:w="1872" w:type="dxa"/>
+            <w:tcBorders>
+              <w:top w:val="none" w:sz="0" w:space="0" w:color="000000"/>
+              <w:left w:val="none" w:sz="0" w:space="0" w:color="000000"/>
+              <w:bottom w:val="none" w:sz="0" w:space="0" w:color="000000"/>
+              <w:right w:val="none" w:sz="0" w:space="0" w:color="000000"/>
+            </w:tcBorders>
+            <w:shd w:val="clear" w:color="auto" w:fill="FFFFFF"/>
+            <w:tcMar>
+              <w:top w:w="0" w:type="dxa"/>
+              <w:left w:w="0" w:type="dxa"/>
+              <w:bottom w:w="0" w:type="dxa"/>
+              <w:right w:w="0" w:type="dxa"/>
+            </w:tcMar>
+            <w:vAlign w:val="center"/>
+          </w:tcPr>
+          <w:p>
+            <w:pPr>
+              <w:pBdr>
+                <w:top w:val="none" w:sz="0" w:space="0" w:color="000000"/>
+                <w:left w:val="none" w:sz="0" w:space="0" w:color="000000"/>
+                <w:bottom w:val="none" w:sz="0" w:space="0" w:color="000000"/>
+                <w:right w:val="none" w:sz="0" w:space="0" w:color="000000"/>
+              </w:pBdr>
+              <w:spacing w:before="100" w:after="100"/>
+              <w:ind w:left="100" w:right="100"/>
+              <w:jc w:val="right"/>
+            </w:pPr>
+            <w:r>
+              <w:rPr>
+                <w:rFonts w:ascii="Arial" w:eastAsia="Arial" w:hAnsi="Arial" w:cs="Arial"/>
+                <w:color w:val="000000"/>
+                <w:sz w:val="22"/>
+                <w:szCs w:val="22"/>
+              </w:rPr>
+              <w:lastRenderedPageBreak/>
+              <w:t>2016</w:t>
+            </w:r>
+          </w:p>
+        </w:tc>
+        <w:tc>
+          <w:tcPr>
+            <w:tcW w:w="1872" w:type="dxa"/>
+            <w:tcBorders>
+              <w:top w:val="none" w:sz="0" w:space="0" w:color="000000"/>
+              <w:left w:val="none" w:sz="0" w:space="0" w:color="000000"/>
+              <w:bottom w:val="none" w:sz="0" w:space="0" w:color="000000"/>
+              <w:right w:val="none" w:sz="0" w:space="0" w:color="000000"/>
+            </w:tcBorders>
+            <w:shd w:val="clear" w:color="auto" w:fill="FFFFFF"/>
+            <w:tcMar>
+              <w:top w:w="0" w:type="dxa"/>
+              <w:left w:w="0" w:type="dxa"/>
+              <w:bottom w:w="0" w:type="dxa"/>
+              <w:right w:w="0" w:type="dxa"/>
+            </w:tcMar>
+            <w:vAlign w:val="center"/>
+          </w:tcPr>
+          <w:p>
+            <w:pPr>
+              <w:pBdr>
+                <w:top w:val="none" w:sz="0" w:space="0" w:color="000000"/>
+                <w:left w:val="none" w:sz="0" w:space="0" w:color="000000"/>
+                <w:bottom w:val="none" w:sz="0" w:space="0" w:color="000000"/>
+                <w:right w:val="none" w:sz="0" w:space="0" w:color="000000"/>
+              </w:pBdr>
+              <w:spacing w:before="100" w:after="100"/>
+              <w:ind w:left="100" w:right="100"/>
+              <w:jc w:val="right"/>
+            </w:pPr>
+            <w:r>
+              <w:rPr>
+                <w:rFonts w:ascii="Arial" w:eastAsia="Arial" w:hAnsi="Arial" w:cs="Arial"/>
+                <w:color w:val="000000"/>
+                <w:sz w:val="22"/>
+                <w:szCs w:val="22"/>
+              </w:rPr>
+              <w:t>1,689</w:t>
+            </w:r>
+          </w:p>
+        </w:tc>
+        <w:tc>
+          <w:tcPr>
+            <w:tcW w:w="1872" w:type="dxa"/>
+            <w:tcBorders>
+              <w:top w:val="none" w:sz="0" w:space="0" w:color="000000"/>
+              <w:left w:val="none" w:sz="0" w:space="0" w:color="000000"/>
+              <w:bottom w:val="none" w:sz="0" w:space="0" w:color="000000"/>
+              <w:right w:val="none" w:sz="0" w:space="0" w:color="000000"/>
+            </w:tcBorders>
+            <w:shd w:val="clear" w:color="auto" w:fill="FFFFFF"/>
+            <w:tcMar>
+              <w:top w:w="0" w:type="dxa"/>
+              <w:left w:w="0" w:type="dxa"/>
+              <w:bottom w:w="0" w:type="dxa"/>
+              <w:right w:w="0" w:type="dxa"/>
+            </w:tcMar>
+            <w:vAlign w:val="center"/>
+          </w:tcPr>
+          <w:p>
+            <w:pPr>
+              <w:pBdr>
+                <w:top w:val="none" w:sz="0" w:space="0" w:color="000000"/>
+                <w:left w:val="none" w:sz="0" w:space="0" w:color="000000"/>
+                <w:bottom w:val="none" w:sz="0" w:space="0" w:color="000000"/>
+                <w:right w:val="none" w:sz="0" w:space="0" w:color="000000"/>
+              </w:pBdr>
+              <w:spacing w:before="100" w:after="100"/>
+              <w:ind w:left="100" w:right="100"/>
+              <w:jc w:val="right"/>
+            </w:pPr>
+            <w:r>
+              <w:rPr>
+                <w:rFonts w:ascii="Arial" w:eastAsia="Arial" w:hAnsi="Arial" w:cs="Arial"/>
+                <w:color w:val="000000"/>
+                <w:sz w:val="22"/>
+                <w:szCs w:val="22"/>
+              </w:rPr>
+              <w:t>1,690</w:t>
+            </w:r>
+          </w:p>
+        </w:tc>
+        <w:tc>
+          <w:tcPr>
+            <w:tcW w:w="1872" w:type="dxa"/>
+            <w:tcBorders>
+              <w:top w:val="none" w:sz="0" w:space="0" w:color="000000"/>
+              <w:left w:val="none" w:sz="0" w:space="0" w:color="000000"/>
+              <w:bottom w:val="none" w:sz="0" w:space="0" w:color="000000"/>
+              <w:right w:val="none" w:sz="0" w:space="0" w:color="000000"/>
+            </w:tcBorders>
+            <w:shd w:val="clear" w:color="auto" w:fill="FFFFFF"/>
+            <w:tcMar>
+              <w:top w:w="0" w:type="dxa"/>
+              <w:left w:w="0" w:type="dxa"/>
+              <w:bottom w:w="0" w:type="dxa"/>
+              <w:right w:w="0" w:type="dxa"/>
+            </w:tcMar>
+            <w:vAlign w:val="center"/>
+          </w:tcPr>
+          <w:p>
+            <w:pPr>
+              <w:pBdr>
+                <w:top w:val="none" w:sz="0" w:space="0" w:color="000000"/>
+                <w:left w:val="none" w:sz="0" w:space="0" w:color="000000"/>
+                <w:bottom w:val="none" w:sz="0" w:space="0" w:color="000000"/>
+                <w:right w:val="none" w:sz="0" w:space="0" w:color="000000"/>
+              </w:pBdr>
+              <w:spacing w:before="100" w:after="100"/>
+              <w:ind w:left="100" w:right="100"/>
+              <w:jc w:val="right"/>
+            </w:pPr>
+            <w:r>
+              <w:rPr>
+                <w:rFonts w:ascii="Arial" w:eastAsia="Arial" w:hAnsi="Arial" w:cs="Arial"/>
+                <w:color w:val="000000"/>
+                <w:sz w:val="22"/>
+                <w:szCs w:val="22"/>
+              </w:rPr>
+              <w:t>1,693</w:t>
+            </w:r>
+          </w:p>
+        </w:tc>
+        <w:tc>
+          <w:tcPr>
+            <w:tcW w:w="1872" w:type="dxa"/>
+            <w:tcBorders>
+              <w:top w:val="none" w:sz="0" w:space="0" w:color="000000"/>
+              <w:left w:val="none" w:sz="0" w:space="0" w:color="000000"/>
+              <w:bottom w:val="none" w:sz="0" w:space="0" w:color="000000"/>
+              <w:right w:val="none" w:sz="0" w:space="0" w:color="000000"/>
+            </w:tcBorders>
+            <w:shd w:val="clear" w:color="auto" w:fill="FFFFFF"/>
+            <w:tcMar>
+              <w:top w:w="0" w:type="dxa"/>
+              <w:left w:w="0" w:type="dxa"/>
+              <w:bottom w:w="0" w:type="dxa"/>
+              <w:right w:w="0" w:type="dxa"/>
+            </w:tcMar>
+            <w:vAlign w:val="center"/>
+          </w:tcPr>
+          <w:p>
+            <w:pPr>
+              <w:pBdr>
+                <w:top w:val="none" w:sz="0" w:space="0" w:color="000000"/>
+                <w:left w:val="none" w:sz="0" w:space="0" w:color="000000"/>
+                <w:bottom w:val="none" w:sz="0" w:space="0" w:color="000000"/>
+                <w:right w:val="none" w:sz="0" w:space="0" w:color="000000"/>
+              </w:pBdr>
+              <w:spacing w:before="100" w:after="100"/>
+              <w:ind w:left="100" w:right="100"/>
+              <w:jc w:val="right"/>
+            </w:pPr>
+            <w:r>
+              <w:rPr>
+                <w:rFonts w:ascii="Arial" w:eastAsia="Arial" w:hAnsi="Arial" w:cs="Arial"/>
+                <w:color w:val="000000"/>
+                <w:sz w:val="22"/>
+                <w:szCs w:val="22"/>
+              </w:rPr>
+              <w:t>1,305</w:t>
+            </w:r>
+          </w:p>
+        </w:tc>
+      </w:tr>
+      <w:tr>
+        <w:trPr>
+          <w:jc w:val="center"/>
+        </w:trPr>
+        <w:tc>
+          <w:tcPr>
+            <w:tcW w:w="1872" w:type="dxa"/>
+            <w:tcBorders>
+              <w:top w:val="none" w:sz="0" w:space="0" w:color="000000"/>
+              <w:left w:val="none" w:sz="0" w:space="0" w:color="000000"/>
+              <w:bottom w:val="none" w:sz="0" w:space="0" w:color="000000"/>
+              <w:right w:val="none" w:sz="0" w:space="0" w:color="000000"/>
+            </w:tcBorders>
+            <w:shd w:val="clear" w:color="auto" w:fill="FFFFFF"/>
+            <w:tcMar>
+              <w:top w:w="0" w:type="dxa"/>
+              <w:left w:w="0" w:type="dxa"/>
+              <w:bottom w:w="0" w:type="dxa"/>
+              <w:right w:w="0" w:type="dxa"/>
+            </w:tcMar>
+            <w:vAlign w:val="center"/>
+          </w:tcPr>
+          <w:p>
+            <w:pPr>
+              <w:pBdr>
+                <w:top w:val="none" w:sz="0" w:space="0" w:color="000000"/>
+                <w:left w:val="none" w:sz="0" w:space="0" w:color="000000"/>
+                <w:bottom w:val="none" w:sz="0" w:space="0" w:color="000000"/>
+                <w:right w:val="none" w:sz="0" w:space="0" w:color="000000"/>
+              </w:pBdr>
+              <w:spacing w:before="100" w:after="100"/>
+              <w:ind w:left="100" w:right="100"/>
+              <w:jc w:val="right"/>
+            </w:pPr>
+            <w:r>
+              <w:rPr>
+                <w:rFonts w:ascii="Arial" w:eastAsia="Arial" w:hAnsi="Arial" w:cs="Arial"/>
+                <w:color w:val="000000"/>
+                <w:sz w:val="22"/>
+                <w:szCs w:val="22"/>
+              </w:rPr>
+              <w:t>2017</w:t>
+            </w:r>
+          </w:p>
+        </w:tc>
+        <w:tc>
+          <w:tcPr>
+            <w:tcW w:w="1872" w:type="dxa"/>
+            <w:tcBorders>
+              <w:top w:val="none" w:sz="0" w:space="0" w:color="000000"/>
+              <w:left w:val="none" w:sz="0" w:space="0" w:color="000000"/>
+              <w:bottom w:val="none" w:sz="0" w:space="0" w:color="000000"/>
+              <w:right w:val="none" w:sz="0" w:space="0" w:color="000000"/>
+            </w:tcBorders>
+            <w:shd w:val="clear" w:color="auto" w:fill="FFFFFF"/>
+            <w:tcMar>
+              <w:top w:w="0" w:type="dxa"/>
+              <w:left w:w="0" w:type="dxa"/>
+              <w:bottom w:w="0" w:type="dxa"/>
+              <w:right w:w="0" w:type="dxa"/>
+            </w:tcMar>
+            <w:vAlign w:val="center"/>
+          </w:tcPr>
+          <w:p>
+            <w:pPr>
+              <w:pBdr>
+                <w:top w:val="none" w:sz="0" w:space="0" w:color="000000"/>
+                <w:left w:val="none" w:sz="0" w:space="0" w:color="000000"/>
+                <w:bottom w:val="none" w:sz="0" w:space="0" w:color="000000"/>
+                <w:right w:val="none" w:sz="0" w:space="0" w:color="000000"/>
+              </w:pBdr>
+              <w:spacing w:before="100" w:after="100"/>
+              <w:ind w:left="100" w:right="100"/>
+              <w:jc w:val="right"/>
+            </w:pPr>
+            <w:r>
+              <w:rPr>
+                <w:rFonts w:ascii="Arial" w:eastAsia="Arial" w:hAnsi="Arial" w:cs="Arial"/>
+                <w:color w:val="000000"/>
+                <w:sz w:val="22"/>
+                <w:szCs w:val="22"/>
+              </w:rPr>
+              <w:t>1,455</w:t>
+            </w:r>
+          </w:p>
+        </w:tc>
+        <w:tc>
+          <w:tcPr>
+            <w:tcW w:w="1872" w:type="dxa"/>
+            <w:tcBorders>
+              <w:top w:val="none" w:sz="0" w:space="0" w:color="000000"/>
+              <w:left w:val="none" w:sz="0" w:space="0" w:color="000000"/>
+              <w:bottom w:val="none" w:sz="0" w:space="0" w:color="000000"/>
+              <w:right w:val="none" w:sz="0" w:space="0" w:color="000000"/>
+            </w:tcBorders>
+            <w:shd w:val="clear" w:color="auto" w:fill="FFFFFF"/>
+            <w:tcMar>
+              <w:top w:w="0" w:type="dxa"/>
+              <w:left w:w="0" w:type="dxa"/>
+              <w:bottom w:w="0" w:type="dxa"/>
+              <w:right w:w="0" w:type="dxa"/>
+            </w:tcMar>
+            <w:vAlign w:val="center"/>
+          </w:tcPr>
+          <w:p>
+            <w:pPr>
+              <w:pBdr>
+                <w:top w:val="none" w:sz="0" w:space="0" w:color="000000"/>
+                <w:left w:val="none" w:sz="0" w:space="0" w:color="000000"/>
+                <w:bottom w:val="none" w:sz="0" w:space="0" w:color="000000"/>
+                <w:right w:val="none" w:sz="0" w:space="0" w:color="000000"/>
+              </w:pBdr>
+              <w:spacing w:before="100" w:after="100"/>
+              <w:ind w:left="100" w:right="100"/>
+              <w:jc w:val="right"/>
+            </w:pPr>
+            <w:r>
+              <w:rPr>
+                <w:rFonts w:ascii="Arial" w:eastAsia="Arial" w:hAnsi="Arial" w:cs="Arial"/>
+                <w:color w:val="000000"/>
+                <w:sz w:val="22"/>
+                <w:szCs w:val="22"/>
+              </w:rPr>
+              <w:t>1,445</w:t>
+            </w:r>
+          </w:p>
+        </w:tc>
+        <w:tc>
+          <w:tcPr>
+            <w:tcW w:w="1872" w:type="dxa"/>
+            <w:tcBorders>
+              <w:top w:val="none" w:sz="0" w:space="0" w:color="000000"/>
+              <w:left w:val="none" w:sz="0" w:space="0" w:color="000000"/>
+              <w:bottom w:val="none" w:sz="0" w:space="0" w:color="000000"/>
+              <w:right w:val="none" w:sz="0" w:space="0" w:color="000000"/>
+            </w:tcBorders>
+            <w:shd w:val="clear" w:color="auto" w:fill="FFFFFF"/>
+            <w:tcMar>
+              <w:top w:w="0" w:type="dxa"/>
+              <w:left w:w="0" w:type="dxa"/>
+              <w:bottom w:w="0" w:type="dxa"/>
+              <w:right w:w="0" w:type="dxa"/>
+            </w:tcMar>
+            <w:vAlign w:val="center"/>
+          </w:tcPr>
+          <w:p>
+            <w:pPr>
+              <w:pBdr>
+                <w:top w:val="none" w:sz="0" w:space="0" w:color="000000"/>
+                <w:left w:val="none" w:sz="0" w:space="0" w:color="000000"/>
+                <w:bottom w:val="none" w:sz="0" w:space="0" w:color="000000"/>
+                <w:right w:val="none" w:sz="0" w:space="0" w:color="000000"/>
+              </w:pBdr>
+              <w:spacing w:before="100" w:after="100"/>
+              <w:ind w:left="100" w:right="100"/>
+              <w:jc w:val="right"/>
+            </w:pPr>
+            <w:r>
+              <w:rPr>
+                <w:rFonts w:ascii="Arial" w:eastAsia="Arial" w:hAnsi="Arial" w:cs="Arial"/>
+                <w:color w:val="000000"/>
+                <w:sz w:val="22"/>
+                <w:szCs w:val="22"/>
+              </w:rPr>
+              <w:t>1,444</w:t>
+            </w:r>
+          </w:p>
+        </w:tc>
+        <w:tc>
+          <w:tcPr>
+            <w:tcW w:w="1872" w:type="dxa"/>
+            <w:tcBorders>
+              <w:top w:val="none" w:sz="0" w:space="0" w:color="000000"/>
+              <w:left w:val="none" w:sz="0" w:space="0" w:color="000000"/>
+              <w:bottom w:val="none" w:sz="0" w:space="0" w:color="000000"/>
+              <w:right w:val="none" w:sz="0" w:space="0" w:color="000000"/>
+            </w:tcBorders>
+            <w:shd w:val="clear" w:color="auto" w:fill="FFFFFF"/>
+            <w:tcMar>
+              <w:top w:w="0" w:type="dxa"/>
+              <w:left w:w="0" w:type="dxa"/>
+              <w:bottom w:w="0" w:type="dxa"/>
+              <w:right w:w="0" w:type="dxa"/>
+            </w:tcMar>
+            <w:vAlign w:val="center"/>
+          </w:tcPr>
+          <w:p>
+            <w:pPr>
+              <w:pBdr>
+                <w:top w:val="none" w:sz="0" w:space="0" w:color="000000"/>
+                <w:left w:val="none" w:sz="0" w:space="0" w:color="000000"/>
+                <w:bottom w:val="none" w:sz="0" w:space="0" w:color="000000"/>
+                <w:right w:val="none" w:sz="0" w:space="0" w:color="000000"/>
+              </w:pBdr>
+              <w:spacing w:before="100" w:after="100"/>
+              <w:ind w:left="100" w:right="100"/>
+              <w:jc w:val="right"/>
+            </w:pPr>
+            <w:r>
+              <w:rPr>
+                <w:rFonts w:ascii="Arial" w:eastAsia="Arial" w:hAnsi="Arial" w:cs="Arial"/>
+                <w:color w:val="000000"/>
+                <w:sz w:val="22"/>
+                <w:szCs w:val="22"/>
+              </w:rPr>
+              <w:t>1,443</w:t>
+            </w:r>
+          </w:p>
+        </w:tc>
+      </w:tr>
+      <w:tr>
+        <w:trPr>
+          <w:jc w:val="center"/>
+        </w:trPr>
+        <w:tc>
+          <w:tcPr>
+            <w:tcW w:w="1872" w:type="dxa"/>
+            <w:tcBorders>
+              <w:top w:val="none" w:sz="0" w:space="0" w:color="000000"/>
+              <w:left w:val="none" w:sz="0" w:space="0" w:color="000000"/>
+              <w:bottom w:val="none" w:sz="0" w:space="0" w:color="000000"/>
+              <w:right w:val="none" w:sz="0" w:space="0" w:color="000000"/>
+            </w:tcBorders>
+            <w:shd w:val="clear" w:color="auto" w:fill="FFFFFF"/>
+            <w:tcMar>
+              <w:top w:w="0" w:type="dxa"/>
+              <w:left w:w="0" w:type="dxa"/>
+              <w:bottom w:w="0" w:type="dxa"/>
+              <w:right w:w="0" w:type="dxa"/>
+            </w:tcMar>
+            <w:vAlign w:val="center"/>
+          </w:tcPr>
+          <w:p>
+            <w:pPr>
+              <w:pBdr>
+                <w:top w:val="none" w:sz="0" w:space="0" w:color="000000"/>
+                <w:left w:val="none" w:sz="0" w:space="0" w:color="000000"/>
+                <w:bottom w:val="none" w:sz="0" w:space="0" w:color="000000"/>
+                <w:right w:val="none" w:sz="0" w:space="0" w:color="000000"/>
+              </w:pBdr>
+              <w:spacing w:before="100" w:after="100"/>
+              <w:ind w:left="100" w:right="100"/>
+              <w:jc w:val="right"/>
+            </w:pPr>
+            <w:r>
+              <w:rPr>
+                <w:rFonts w:ascii="Arial" w:eastAsia="Arial" w:hAnsi="Arial" w:cs="Arial"/>
+                <w:color w:val="000000"/>
+                <w:sz w:val="22"/>
+                <w:szCs w:val="22"/>
+              </w:rPr>
+              <w:t>2018</w:t>
+            </w:r>
+          </w:p>
+        </w:tc>
+        <w:tc>
+          <w:tcPr>
+            <w:tcW w:w="1872" w:type="dxa"/>
+            <w:tcBorders>
+              <w:top w:val="none" w:sz="0" w:space="0" w:color="000000"/>
+              <w:left w:val="none" w:sz="0" w:space="0" w:color="000000"/>
+              <w:bottom w:val="none" w:sz="0" w:space="0" w:color="000000"/>
+              <w:right w:val="none" w:sz="0" w:space="0" w:color="000000"/>
+            </w:tcBorders>
+            <w:shd w:val="clear" w:color="auto" w:fill="FFFFFF"/>
+            <w:tcMar>
+              <w:top w:w="0" w:type="dxa"/>
+              <w:left w:w="0" w:type="dxa"/>
+              <w:bottom w:w="0" w:type="dxa"/>
+              <w:right w:w="0" w:type="dxa"/>
+            </w:tcMar>
+            <w:vAlign w:val="center"/>
+          </w:tcPr>
+          <w:p>
+            <w:pPr>
+              <w:pBdr>
+                <w:top w:val="none" w:sz="0" w:space="0" w:color="000000"/>
+                <w:left w:val="none" w:sz="0" w:space="0" w:color="000000"/>
+                <w:bottom w:val="none" w:sz="0" w:space="0" w:color="000000"/>
+                <w:right w:val="none" w:sz="0" w:space="0" w:color="000000"/>
+              </w:pBdr>
+              <w:spacing w:before="100" w:after="100"/>
+              <w:ind w:left="100" w:right="100"/>
+              <w:jc w:val="right"/>
+            </w:pPr>
+            <w:r>
+              <w:rPr>
+                <w:rFonts w:ascii="Arial" w:eastAsia="Arial" w:hAnsi="Arial" w:cs="Arial"/>
+                <w:color w:val="000000"/>
+                <w:sz w:val="22"/>
+                <w:szCs w:val="22"/>
+              </w:rPr>
+              <w:t>355</w:t>
+            </w:r>
+          </w:p>
+        </w:tc>
+        <w:tc>
+          <w:tcPr>
+            <w:tcW w:w="1872" w:type="dxa"/>
+            <w:tcBorders>
+              <w:top w:val="none" w:sz="0" w:space="0" w:color="000000"/>
+              <w:left w:val="none" w:sz="0" w:space="0" w:color="000000"/>
+              <w:bottom w:val="none" w:sz="0" w:space="0" w:color="000000"/>
+              <w:right w:val="none" w:sz="0" w:space="0" w:color="000000"/>
+            </w:tcBorders>
+            <w:shd w:val="clear" w:color="auto" w:fill="FFFFFF"/>
+            <w:tcMar>
+              <w:top w:w="0" w:type="dxa"/>
+              <w:left w:w="0" w:type="dxa"/>
+              <w:bottom w:w="0" w:type="dxa"/>
+              <w:right w:w="0" w:type="dxa"/>
+            </w:tcMar>
+            <w:vAlign w:val="center"/>
+          </w:tcPr>
+          <w:p>
+            <w:pPr>
+              <w:pBdr>
+                <w:top w:val="none" w:sz="0" w:space="0" w:color="000000"/>
+                <w:left w:val="none" w:sz="0" w:space="0" w:color="000000"/>
+                <w:bottom w:val="none" w:sz="0" w:space="0" w:color="000000"/>
+                <w:right w:val="none" w:sz="0" w:space="0" w:color="000000"/>
+              </w:pBdr>
+              <w:spacing w:before="100" w:after="100"/>
+              <w:ind w:left="100" w:right="100"/>
+              <w:jc w:val="right"/>
+            </w:pPr>
+            <w:r>
+              <w:rPr>
+                <w:rFonts w:ascii="Arial" w:eastAsia="Arial" w:hAnsi="Arial" w:cs="Arial"/>
+                <w:color w:val="000000"/>
+                <w:sz w:val="22"/>
+                <w:szCs w:val="22"/>
+              </w:rPr>
+              <w:t>356</w:t>
+            </w:r>
+          </w:p>
+        </w:tc>
+        <w:tc>
+          <w:tcPr>
+            <w:tcW w:w="1872" w:type="dxa"/>
+            <w:tcBorders>
+              <w:top w:val="none" w:sz="0" w:space="0" w:color="000000"/>
+              <w:left w:val="none" w:sz="0" w:space="0" w:color="000000"/>
+              <w:bottom w:val="none" w:sz="0" w:space="0" w:color="000000"/>
+              <w:right w:val="none" w:sz="0" w:space="0" w:color="000000"/>
+            </w:tcBorders>
+            <w:shd w:val="clear" w:color="auto" w:fill="FFFFFF"/>
+            <w:tcMar>
+              <w:top w:w="0" w:type="dxa"/>
+              <w:left w:w="0" w:type="dxa"/>
+              <w:bottom w:w="0" w:type="dxa"/>
+              <w:right w:w="0" w:type="dxa"/>
+            </w:tcMar>
+            <w:vAlign w:val="center"/>
+          </w:tcPr>
+          <w:p>
+            <w:pPr>
+              <w:pBdr>
+                <w:top w:val="none" w:sz="0" w:space="0" w:color="000000"/>
+                <w:left w:val="none" w:sz="0" w:space="0" w:color="000000"/>
+                <w:bottom w:val="none" w:sz="0" w:space="0" w:color="000000"/>
+                <w:right w:val="none" w:sz="0" w:space="0" w:color="000000"/>
+              </w:pBdr>
+              <w:spacing w:before="100" w:after="100"/>
+              <w:ind w:left="100" w:right="100"/>
+              <w:jc w:val="right"/>
+            </w:pPr>
+            <w:r>
+              <w:rPr>
+                <w:rFonts w:ascii="Arial" w:eastAsia="Arial" w:hAnsi="Arial" w:cs="Arial"/>
+                <w:color w:val="000000"/>
+                <w:sz w:val="22"/>
+                <w:szCs w:val="22"/>
+              </w:rPr>
+              <w:t>357</w:t>
+            </w:r>
+          </w:p>
+        </w:tc>
+        <w:tc>
+          <w:tcPr>
+            <w:tcW w:w="1872" w:type="dxa"/>
+            <w:tcBorders>
+              <w:top w:val="none" w:sz="0" w:space="0" w:color="000000"/>
+              <w:left w:val="none" w:sz="0" w:space="0" w:color="000000"/>
+              <w:bottom w:val="none" w:sz="0" w:space="0" w:color="000000"/>
+              <w:right w:val="none" w:sz="0" w:space="0" w:color="000000"/>
+            </w:tcBorders>
+            <w:shd w:val="clear" w:color="auto" w:fill="FFFFFF"/>
+            <w:tcMar>
+              <w:top w:w="0" w:type="dxa"/>
+              <w:left w:w="0" w:type="dxa"/>
+              <w:bottom w:w="0" w:type="dxa"/>
+              <w:right w:w="0" w:type="dxa"/>
+            </w:tcMar>
+            <w:vAlign w:val="center"/>
+          </w:tcPr>
+          <w:p>
+            <w:pPr>
+              <w:pBdr>
+                <w:top w:val="none" w:sz="0" w:space="0" w:color="000000"/>
+                <w:left w:val="none" w:sz="0" w:space="0" w:color="000000"/>
+                <w:bottom w:val="none" w:sz="0" w:space="0" w:color="000000"/>
+                <w:right w:val="none" w:sz="0" w:space="0" w:color="000000"/>
+              </w:pBdr>
+              <w:spacing w:before="100" w:after="100"/>
+              <w:ind w:left="100" w:right="100"/>
+              <w:jc w:val="right"/>
+            </w:pPr>
+            <w:r>
+              <w:rPr>
+                <w:rFonts w:ascii="Arial" w:eastAsia="Arial" w:hAnsi="Arial" w:cs="Arial"/>
+                <w:color w:val="000000"/>
+                <w:sz w:val="22"/>
+                <w:szCs w:val="22"/>
+              </w:rPr>
+              <w:t>338</w:t>
+            </w:r>
+          </w:p>
+        </w:tc>
+      </w:tr>
+      <w:tr>
+        <w:trPr>
+          <w:jc w:val="center"/>
+        </w:trPr>
+        <w:tc>
+          <w:tcPr>
+            <w:tcW w:w="1872" w:type="dxa"/>
+            <w:tcBorders>
+              <w:top w:val="none" w:sz="0" w:space="0" w:color="000000"/>
+              <w:left w:val="none" w:sz="0" w:space="0" w:color="000000"/>
+              <w:bottom w:val="none" w:sz="0" w:space="0" w:color="000000"/>
+              <w:right w:val="none" w:sz="0" w:space="0" w:color="000000"/>
+            </w:tcBorders>
+            <w:shd w:val="clear" w:color="auto" w:fill="FFFFFF"/>
+            <w:tcMar>
+              <w:top w:w="0" w:type="dxa"/>
+              <w:left w:w="0" w:type="dxa"/>
+              <w:bottom w:w="0" w:type="dxa"/>
+              <w:right w:w="0" w:type="dxa"/>
+            </w:tcMar>
+            <w:vAlign w:val="center"/>
+          </w:tcPr>
+          <w:p>
+            <w:pPr>
+              <w:pBdr>
+                <w:top w:val="none" w:sz="0" w:space="0" w:color="000000"/>
+                <w:left w:val="none" w:sz="0" w:space="0" w:color="000000"/>
+                <w:bottom w:val="none" w:sz="0" w:space="0" w:color="000000"/>
+                <w:right w:val="none" w:sz="0" w:space="0" w:color="000000"/>
+              </w:pBdr>
+              <w:spacing w:before="100" w:after="100"/>
+              <w:ind w:left="100" w:right="100"/>
+              <w:jc w:val="right"/>
+            </w:pPr>
+            <w:r>
+              <w:rPr>
+                <w:rFonts w:ascii="Arial" w:eastAsia="Arial" w:hAnsi="Arial" w:cs="Arial"/>
+                <w:color w:val="000000"/>
+                <w:sz w:val="22"/>
+                <w:szCs w:val="22"/>
+              </w:rPr>
+              <w:t>2019</w:t>
+            </w:r>
+          </w:p>
+        </w:tc>
+        <w:tc>
+          <w:tcPr>
+            <w:tcW w:w="1872" w:type="dxa"/>
+            <w:tcBorders>
+              <w:top w:val="none" w:sz="0" w:space="0" w:color="000000"/>
+              <w:left w:val="none" w:sz="0" w:space="0" w:color="000000"/>
+              <w:bottom w:val="none" w:sz="0" w:space="0" w:color="000000"/>
+              <w:right w:val="none" w:sz="0" w:space="0" w:color="000000"/>
+            </w:tcBorders>
+            <w:shd w:val="clear" w:color="auto" w:fill="FFFFFF"/>
+            <w:tcMar>
+              <w:top w:w="0" w:type="dxa"/>
+              <w:left w:w="0" w:type="dxa"/>
+              <w:bottom w:w="0" w:type="dxa"/>
+              <w:right w:w="0" w:type="dxa"/>
+            </w:tcMar>
+            <w:vAlign w:val="center"/>
+          </w:tcPr>
+          <w:p>
+            <w:pPr>
+              <w:pBdr>
+                <w:top w:val="none" w:sz="0" w:space="0" w:color="000000"/>
+                <w:left w:val="none" w:sz="0" w:space="0" w:color="000000"/>
+                <w:bottom w:val="none" w:sz="0" w:space="0" w:color="000000"/>
+                <w:right w:val="none" w:sz="0" w:space="0" w:color="000000"/>
+              </w:pBdr>
+              <w:spacing w:before="100" w:after="100"/>
+              <w:ind w:left="100" w:right="100"/>
+              <w:jc w:val="right"/>
+            </w:pPr>
+            <w:r>
+              <w:rPr>
+                <w:rFonts w:ascii="Arial" w:eastAsia="Arial" w:hAnsi="Arial" w:cs="Arial"/>
+                <w:color w:val="000000"/>
+                <w:sz w:val="22"/>
+                <w:szCs w:val="22"/>
+              </w:rPr>
+              <w:t>773</w:t>
+            </w:r>
+          </w:p>
+        </w:tc>
+        <w:tc>
+          <w:tcPr>
+            <w:tcW w:w="1872" w:type="dxa"/>
+            <w:tcBorders>
+              <w:top w:val="none" w:sz="0" w:space="0" w:color="000000"/>
+              <w:left w:val="none" w:sz="0" w:space="0" w:color="000000"/>
+              <w:bottom w:val="none" w:sz="0" w:space="0" w:color="000000"/>
+              <w:right w:val="none" w:sz="0" w:space="0" w:color="000000"/>
+            </w:tcBorders>
+            <w:shd w:val="clear" w:color="auto" w:fill="FFFFFF"/>
+            <w:tcMar>
+              <w:top w:w="0" w:type="dxa"/>
+              <w:left w:w="0" w:type="dxa"/>
+              <w:bottom w:w="0" w:type="dxa"/>
+              <w:right w:w="0" w:type="dxa"/>
+            </w:tcMar>
+            <w:vAlign w:val="center"/>
+          </w:tcPr>
+          <w:p>
+            <w:pPr>
+              <w:pBdr>
+                <w:top w:val="none" w:sz="0" w:space="0" w:color="000000"/>
+                <w:left w:val="none" w:sz="0" w:space="0" w:color="000000"/>
+                <w:bottom w:val="none" w:sz="0" w:space="0" w:color="000000"/>
+                <w:right w:val="none" w:sz="0" w:space="0" w:color="000000"/>
+              </w:pBdr>
+              <w:spacing w:before="100" w:after="100"/>
+              <w:ind w:left="100" w:right="100"/>
+              <w:jc w:val="right"/>
+            </w:pPr>
+            <w:r>
+              <w:rPr>
+                <w:rFonts w:ascii="Arial" w:eastAsia="Arial" w:hAnsi="Arial" w:cs="Arial"/>
+                <w:color w:val="000000"/>
+                <w:sz w:val="22"/>
+                <w:szCs w:val="22"/>
+              </w:rPr>
+              <w:t>760</w:t>
+            </w:r>
+          </w:p>
+        </w:tc>
+        <w:tc>
+          <w:tcPr>
+            <w:tcW w:w="1872" w:type="dxa"/>
+            <w:tcBorders>
+              <w:top w:val="none" w:sz="0" w:space="0" w:color="000000"/>
+              <w:left w:val="none" w:sz="0" w:space="0" w:color="000000"/>
+              <w:bottom w:val="none" w:sz="0" w:space="0" w:color="000000"/>
+              <w:right w:val="none" w:sz="0" w:space="0" w:color="000000"/>
+            </w:tcBorders>
+            <w:shd w:val="clear" w:color="auto" w:fill="FFFFFF"/>
+            <w:tcMar>
+              <w:top w:w="0" w:type="dxa"/>
+              <w:left w:w="0" w:type="dxa"/>
+              <w:bottom w:w="0" w:type="dxa"/>
+              <w:right w:w="0" w:type="dxa"/>
+            </w:tcMar>
+            <w:vAlign w:val="center"/>
+          </w:tcPr>
+          <w:p>
+            <w:pPr>
+              <w:pBdr>
+                <w:top w:val="none" w:sz="0" w:space="0" w:color="000000"/>
+                <w:left w:val="none" w:sz="0" w:space="0" w:color="000000"/>
+                <w:bottom w:val="none" w:sz="0" w:space="0" w:color="000000"/>
+                <w:right w:val="none" w:sz="0" w:space="0" w:color="000000"/>
+              </w:pBdr>
+              <w:spacing w:before="100" w:after="100"/>
+              <w:ind w:left="100" w:right="100"/>
+              <w:jc w:val="right"/>
+            </w:pPr>
+            <w:r>
+              <w:rPr>
+                <w:rFonts w:ascii="Arial" w:eastAsia="Arial" w:hAnsi="Arial" w:cs="Arial"/>
+                <w:color w:val="000000"/>
+                <w:sz w:val="22"/>
+                <w:szCs w:val="22"/>
+              </w:rPr>
+              <w:t>758</w:t>
+            </w:r>
+          </w:p>
+        </w:tc>
+        <w:tc>
+          <w:tcPr>
+            <w:tcW w:w="1872" w:type="dxa"/>
+            <w:tcBorders>
+              <w:top w:val="none" w:sz="0" w:space="0" w:color="000000"/>
+              <w:left w:val="none" w:sz="0" w:space="0" w:color="000000"/>
+              <w:bottom w:val="none" w:sz="0" w:space="0" w:color="000000"/>
+              <w:right w:val="none" w:sz="0" w:space="0" w:color="000000"/>
+            </w:tcBorders>
+            <w:shd w:val="clear" w:color="auto" w:fill="FFFFFF"/>
+            <w:tcMar>
+              <w:top w:w="0" w:type="dxa"/>
+              <w:left w:w="0" w:type="dxa"/>
+              <w:bottom w:w="0" w:type="dxa"/>
+              <w:right w:w="0" w:type="dxa"/>
+            </w:tcMar>
+            <w:vAlign w:val="center"/>
+          </w:tcPr>
+          <w:p>
+            <w:pPr>
+              <w:pBdr>
+                <w:top w:val="none" w:sz="0" w:space="0" w:color="000000"/>
+                <w:left w:val="none" w:sz="0" w:space="0" w:color="000000"/>
+                <w:bottom w:val="none" w:sz="0" w:space="0" w:color="000000"/>
+                <w:right w:val="none" w:sz="0" w:space="0" w:color="000000"/>
+              </w:pBdr>
+              <w:spacing w:before="100" w:after="100"/>
+              <w:ind w:left="100" w:right="100"/>
+              <w:jc w:val="right"/>
+            </w:pPr>
+            <w:r>
+              <w:rPr>
+                <w:rFonts w:ascii="Arial" w:eastAsia="Arial" w:hAnsi="Arial" w:cs="Arial"/>
+                <w:color w:val="000000"/>
+                <w:sz w:val="22"/>
+                <w:szCs w:val="22"/>
+              </w:rPr>
+              <w:t>758</w:t>
+            </w:r>
+          </w:p>
+        </w:tc>
+      </w:tr>
+      <w:tr>
+        <w:trPr>
+          <w:jc w:val="center"/>
+        </w:trPr>
+        <w:tc>
+          <w:tcPr>
+            <w:tcW w:w="1872" w:type="dxa"/>
+            <w:tcBorders>
+              <w:top w:val="none" w:sz="0" w:space="0" w:color="000000"/>
+              <w:left w:val="none" w:sz="0" w:space="0" w:color="000000"/>
+              <w:bottom w:val="none" w:sz="0" w:space="0" w:color="000000"/>
+              <w:right w:val="none" w:sz="0" w:space="0" w:color="000000"/>
+            </w:tcBorders>
+            <w:shd w:val="clear" w:color="auto" w:fill="FFFFFF"/>
+            <w:tcMar>
+              <w:top w:w="0" w:type="dxa"/>
+              <w:left w:w="0" w:type="dxa"/>
+              <w:bottom w:w="0" w:type="dxa"/>
+              <w:right w:w="0" w:type="dxa"/>
+            </w:tcMar>
+            <w:vAlign w:val="center"/>
+          </w:tcPr>
+          <w:p>
+            <w:pPr>
+              <w:pBdr>
+                <w:top w:val="none" w:sz="0" w:space="0" w:color="000000"/>
+                <w:left w:val="none" w:sz="0" w:space="0" w:color="000000"/>
+                <w:bottom w:val="none" w:sz="0" w:space="0" w:color="000000"/>
+                <w:right w:val="none" w:sz="0" w:space="0" w:color="000000"/>
+              </w:pBdr>
+              <w:spacing w:before="100" w:after="100"/>
+              <w:ind w:left="100" w:right="100"/>
+              <w:jc w:val="right"/>
+            </w:pPr>
+            <w:r>
+              <w:rPr>
+                <w:rFonts w:ascii="Arial" w:eastAsia="Arial" w:hAnsi="Arial" w:cs="Arial"/>
+                <w:color w:val="000000"/>
+                <w:sz w:val="22"/>
+                <w:szCs w:val="22"/>
+              </w:rPr>
+              <w:t>2020</w:t>
+            </w:r>
+          </w:p>
+        </w:tc>
+        <w:tc>
+          <w:tcPr>
+            <w:tcW w:w="1872" w:type="dxa"/>
+            <w:tcBorders>
+              <w:top w:val="none" w:sz="0" w:space="0" w:color="000000"/>
+              <w:left w:val="none" w:sz="0" w:space="0" w:color="000000"/>
+              <w:bottom w:val="none" w:sz="0" w:space="0" w:color="000000"/>
+              <w:right w:val="none" w:sz="0" w:space="0" w:color="000000"/>
+            </w:tcBorders>
+            <w:shd w:val="clear" w:color="auto" w:fill="FFFFFF"/>
+            <w:tcMar>
+              <w:top w:w="0" w:type="dxa"/>
+              <w:left w:w="0" w:type="dxa"/>
+              <w:bottom w:w="0" w:type="dxa"/>
+              <w:right w:w="0" w:type="dxa"/>
+            </w:tcMar>
+            <w:vAlign w:val="center"/>
+          </w:tcPr>
+          <w:p>
+            <w:pPr>
+              <w:pBdr>
+                <w:top w:val="none" w:sz="0" w:space="0" w:color="000000"/>
+                <w:left w:val="none" w:sz="0" w:space="0" w:color="000000"/>
+                <w:bottom w:val="none" w:sz="0" w:space="0" w:color="000000"/>
+                <w:right w:val="none" w:sz="0" w:space="0" w:color="000000"/>
+              </w:pBdr>
+              <w:spacing w:before="100" w:after="100"/>
+              <w:ind w:left="100" w:right="100"/>
+              <w:jc w:val="right"/>
+            </w:pPr>
+            <w:r>
+              <w:rPr>
+                <w:rFonts w:ascii="Arial" w:eastAsia="Arial" w:hAnsi="Arial" w:cs="Arial"/>
+                <w:color w:val="000000"/>
+                <w:sz w:val="22"/>
+                <w:szCs w:val="22"/>
+              </w:rPr>
+              <w:t>238</w:t>
+            </w:r>
+          </w:p>
+        </w:tc>
+        <w:tc>
+          <w:tcPr>
+            <w:tcW w:w="1872" w:type="dxa"/>
+            <w:tcBorders>
+              <w:top w:val="none" w:sz="0" w:space="0" w:color="000000"/>
+              <w:left w:val="none" w:sz="0" w:space="0" w:color="000000"/>
+              <w:bottom w:val="none" w:sz="0" w:space="0" w:color="000000"/>
+              <w:right w:val="none" w:sz="0" w:space="0" w:color="000000"/>
+            </w:tcBorders>
+            <w:shd w:val="clear" w:color="auto" w:fill="FFFFFF"/>
+            <w:tcMar>
+              <w:top w:w="0" w:type="dxa"/>
+              <w:left w:w="0" w:type="dxa"/>
+              <w:bottom w:w="0" w:type="dxa"/>
+              <w:right w:w="0" w:type="dxa"/>
+            </w:tcMar>
+            <w:vAlign w:val="center"/>
+          </w:tcPr>
+          <w:p>
+            <w:pPr>
+              <w:pBdr>
+                <w:top w:val="none" w:sz="0" w:space="0" w:color="000000"/>
+                <w:left w:val="none" w:sz="0" w:space="0" w:color="000000"/>
+                <w:bottom w:val="none" w:sz="0" w:space="0" w:color="000000"/>
+                <w:right w:val="none" w:sz="0" w:space="0" w:color="000000"/>
+              </w:pBdr>
+              <w:spacing w:before="100" w:after="100"/>
+              <w:ind w:left="100" w:right="100"/>
+              <w:jc w:val="right"/>
+            </w:pPr>
+            <w:r>
+              <w:rPr>
+                <w:rFonts w:ascii="Arial" w:eastAsia="Arial" w:hAnsi="Arial" w:cs="Arial"/>
+                <w:color w:val="000000"/>
+                <w:sz w:val="22"/>
+                <w:szCs w:val="22"/>
+              </w:rPr>
+              <w:t>238</w:t>
+            </w:r>
+          </w:p>
+        </w:tc>
+        <w:tc>
+          <w:tcPr>
+            <w:tcW w:w="1872" w:type="dxa"/>
+            <w:tcBorders>
+              <w:top w:val="none" w:sz="0" w:space="0" w:color="000000"/>
+              <w:left w:val="none" w:sz="0" w:space="0" w:color="000000"/>
+              <w:bottom w:val="none" w:sz="0" w:space="0" w:color="000000"/>
+              <w:right w:val="none" w:sz="0" w:space="0" w:color="000000"/>
+            </w:tcBorders>
+            <w:shd w:val="clear" w:color="auto" w:fill="FFFFFF"/>
+            <w:tcMar>
+              <w:top w:w="0" w:type="dxa"/>
+              <w:left w:w="0" w:type="dxa"/>
+              <w:bottom w:w="0" w:type="dxa"/>
+              <w:right w:w="0" w:type="dxa"/>
+            </w:tcMar>
+            <w:vAlign w:val="center"/>
+          </w:tcPr>
+          <w:p>
+            <w:pPr>
+              <w:pBdr>
+                <w:top w:val="none" w:sz="0" w:space="0" w:color="000000"/>
+                <w:left w:val="none" w:sz="0" w:space="0" w:color="000000"/>
+                <w:bottom w:val="none" w:sz="0" w:space="0" w:color="000000"/>
+                <w:right w:val="none" w:sz="0" w:space="0" w:color="000000"/>
+              </w:pBdr>
+              <w:spacing w:before="100" w:after="100"/>
+              <w:ind w:left="100" w:right="100"/>
+              <w:jc w:val="right"/>
+            </w:pPr>
+            <w:r>
+              <w:rPr>
+                <w:rFonts w:ascii="Arial" w:eastAsia="Arial" w:hAnsi="Arial" w:cs="Arial"/>
+                <w:color w:val="000000"/>
+                <w:sz w:val="22"/>
+                <w:szCs w:val="22"/>
+              </w:rPr>
+              <w:t>240</w:t>
+            </w:r>
+          </w:p>
+        </w:tc>
+        <w:tc>
+          <w:tcPr>
+            <w:tcW w:w="1872" w:type="dxa"/>
+            <w:tcBorders>
+              <w:top w:val="none" w:sz="0" w:space="0" w:color="000000"/>
+              <w:left w:val="none" w:sz="0" w:space="0" w:color="000000"/>
+              <w:bottom w:val="none" w:sz="0" w:space="0" w:color="000000"/>
+              <w:right w:val="none" w:sz="0" w:space="0" w:color="000000"/>
+            </w:tcBorders>
+            <w:shd w:val="clear" w:color="auto" w:fill="FFFFFF"/>
+            <w:tcMar>
+              <w:top w:w="0" w:type="dxa"/>
+              <w:left w:w="0" w:type="dxa"/>
+              <w:bottom w:w="0" w:type="dxa"/>
+              <w:right w:w="0" w:type="dxa"/>
+            </w:tcMar>
+            <w:vAlign w:val="center"/>
+          </w:tcPr>
+          <w:p>
+            <w:pPr>
+              <w:pBdr>
+                <w:top w:val="none" w:sz="0" w:space="0" w:color="000000"/>
+                <w:left w:val="none" w:sz="0" w:space="0" w:color="000000"/>
+                <w:bottom w:val="none" w:sz="0" w:space="0" w:color="000000"/>
+                <w:right w:val="none" w:sz="0" w:space="0" w:color="000000"/>
+              </w:pBdr>
+              <w:spacing w:before="100" w:after="100"/>
+              <w:ind w:left="100" w:right="100"/>
+              <w:jc w:val="right"/>
+            </w:pPr>
+            <w:r>
+              <w:rPr>
+                <w:rFonts w:ascii="Arial" w:eastAsia="Arial" w:hAnsi="Arial" w:cs="Arial"/>
+                <w:color w:val="000000"/>
+                <w:sz w:val="22"/>
+                <w:szCs w:val="22"/>
+              </w:rPr>
+              <w:t>241</w:t>
+            </w:r>
+          </w:p>
+        </w:tc>
+      </w:tr>
+      <w:tr>
+        <w:trPr>
+          <w:jc w:val="center"/>
+        </w:trPr>
+        <w:tc>
+          <w:tcPr>
+            <w:tcW w:w="1872" w:type="dxa"/>
+            <w:tcBorders>
+              <w:top w:val="none" w:sz="0" w:space="0" w:color="000000"/>
+              <w:left w:val="none" w:sz="0" w:space="0" w:color="000000"/>
+              <w:bottom w:val="none" w:sz="0" w:space="0" w:color="000000"/>
+              <w:right w:val="none" w:sz="0" w:space="0" w:color="000000"/>
+            </w:tcBorders>
+            <w:shd w:val="clear" w:color="auto" w:fill="FFFFFF"/>
+            <w:tcMar>
+              <w:top w:w="0" w:type="dxa"/>
+              <w:left w:w="0" w:type="dxa"/>
+              <w:bottom w:w="0" w:type="dxa"/>
+              <w:right w:w="0" w:type="dxa"/>
+            </w:tcMar>
+            <w:vAlign w:val="center"/>
+          </w:tcPr>
+          <w:p>
+            <w:pPr>
+              <w:pBdr>
+                <w:top w:val="none" w:sz="0" w:space="0" w:color="000000"/>
+                <w:left w:val="none" w:sz="0" w:space="0" w:color="000000"/>
+                <w:bottom w:val="none" w:sz="0" w:space="0" w:color="000000"/>
+                <w:right w:val="none" w:sz="0" w:space="0" w:color="000000"/>
+              </w:pBdr>
+              <w:spacing w:before="100" w:after="100"/>
+              <w:ind w:left="100" w:right="100"/>
+              <w:jc w:val="right"/>
+            </w:pPr>
+            <w:r>
+              <w:rPr>
+                <w:rFonts w:ascii="Arial" w:eastAsia="Arial" w:hAnsi="Arial" w:cs="Arial"/>
+                <w:color w:val="000000"/>
+                <w:sz w:val="22"/>
+                <w:szCs w:val="22"/>
+              </w:rPr>
+              <w:t>2021</w:t>
+            </w:r>
+          </w:p>
+        </w:tc>
+        <w:tc>
+          <w:tcPr>
+            <w:tcW w:w="1872" w:type="dxa"/>
+            <w:tcBorders>
+              <w:top w:val="none" w:sz="0" w:space="0" w:color="000000"/>
+              <w:left w:val="none" w:sz="0" w:space="0" w:color="000000"/>
+              <w:bottom w:val="none" w:sz="0" w:space="0" w:color="000000"/>
+              <w:right w:val="none" w:sz="0" w:space="0" w:color="000000"/>
+            </w:tcBorders>
+            <w:shd w:val="clear" w:color="auto" w:fill="FFFFFF"/>
+            <w:tcMar>
+              <w:top w:w="0" w:type="dxa"/>
+              <w:left w:w="0" w:type="dxa"/>
+              <w:bottom w:w="0" w:type="dxa"/>
+              <w:right w:w="0" w:type="dxa"/>
+            </w:tcMar>
+            <w:vAlign w:val="center"/>
+          </w:tcPr>
+          <w:p>
+            <w:pPr>
+              <w:pBdr>
+                <w:top w:val="none" w:sz="0" w:space="0" w:color="000000"/>
+                <w:left w:val="none" w:sz="0" w:space="0" w:color="000000"/>
+                <w:bottom w:val="none" w:sz="0" w:space="0" w:color="000000"/>
+                <w:right w:val="none" w:sz="0" w:space="0" w:color="000000"/>
+              </w:pBdr>
+              <w:spacing w:before="100" w:after="100"/>
+              <w:ind w:left="100" w:right="100"/>
+              <w:jc w:val="right"/>
+            </w:pPr>
+            <w:r>
+              <w:rPr>
+                <w:rFonts w:ascii="Arial" w:eastAsia="Arial" w:hAnsi="Arial" w:cs="Arial"/>
+                <w:color w:val="000000"/>
+                <w:sz w:val="22"/>
+                <w:szCs w:val="22"/>
+              </w:rPr>
+              <w:t>254</w:t>
+            </w:r>
+          </w:p>
+        </w:tc>
+        <w:tc>
+          <w:tcPr>
+            <w:tcW w:w="1872" w:type="dxa"/>
+            <w:tcBorders>
+              <w:top w:val="none" w:sz="0" w:space="0" w:color="000000"/>
+              <w:left w:val="none" w:sz="0" w:space="0" w:color="000000"/>
+              <w:bottom w:val="none" w:sz="0" w:space="0" w:color="000000"/>
+              <w:right w:val="none" w:sz="0" w:space="0" w:color="000000"/>
+            </w:tcBorders>
+            <w:shd w:val="clear" w:color="auto" w:fill="FFFFFF"/>
+            <w:tcMar>
+              <w:top w:w="0" w:type="dxa"/>
+              <w:left w:w="0" w:type="dxa"/>
+              <w:bottom w:w="0" w:type="dxa"/>
+              <w:right w:w="0" w:type="dxa"/>
+            </w:tcMar>
+            <w:vAlign w:val="center"/>
+          </w:tcPr>
+          <w:p>
+            <w:pPr>
+              <w:pBdr>
+                <w:top w:val="none" w:sz="0" w:space="0" w:color="000000"/>
+                <w:left w:val="none" w:sz="0" w:space="0" w:color="000000"/>
+                <w:bottom w:val="none" w:sz="0" w:space="0" w:color="000000"/>
+                <w:right w:val="none" w:sz="0" w:space="0" w:color="000000"/>
+              </w:pBdr>
+              <w:spacing w:before="100" w:after="100"/>
+              <w:ind w:left="100" w:right="100"/>
+              <w:jc w:val="right"/>
+            </w:pPr>
+            <w:r>
+              <w:rPr>
+                <w:rFonts w:ascii="Arial" w:eastAsia="Arial" w:hAnsi="Arial" w:cs="Arial"/>
+                <w:color w:val="000000"/>
+                <w:sz w:val="22"/>
+                <w:szCs w:val="22"/>
+              </w:rPr>
+              <w:t>250</w:t>
+            </w:r>
+          </w:p>
+        </w:tc>
+        <w:tc>
+          <w:tcPr>
+            <w:tcW w:w="1872" w:type="dxa"/>
+            <w:tcBorders>
+              <w:top w:val="none" w:sz="0" w:space="0" w:color="000000"/>
+              <w:left w:val="none" w:sz="0" w:space="0" w:color="000000"/>
+              <w:bottom w:val="none" w:sz="0" w:space="0" w:color="000000"/>
+              <w:right w:val="none" w:sz="0" w:space="0" w:color="000000"/>
+            </w:tcBorders>
+            <w:shd w:val="clear" w:color="auto" w:fill="FFFFFF"/>
+            <w:tcMar>
+              <w:top w:w="0" w:type="dxa"/>
+              <w:left w:w="0" w:type="dxa"/>
+              <w:bottom w:w="0" w:type="dxa"/>
+              <w:right w:w="0" w:type="dxa"/>
+            </w:tcMar>
+            <w:vAlign w:val="center"/>
+          </w:tcPr>
+          <w:p>
+            <w:pPr>
+              <w:pBdr>
+                <w:top w:val="none" w:sz="0" w:space="0" w:color="000000"/>
+                <w:left w:val="none" w:sz="0" w:space="0" w:color="000000"/>
+                <w:bottom w:val="none" w:sz="0" w:space="0" w:color="000000"/>
+                <w:right w:val="none" w:sz="0" w:space="0" w:color="000000"/>
+              </w:pBdr>
+              <w:spacing w:before="100" w:after="100"/>
+              <w:ind w:left="100" w:right="100"/>
+              <w:jc w:val="right"/>
+            </w:pPr>
+            <w:r>
+              <w:rPr>
+                <w:rFonts w:ascii="Arial" w:eastAsia="Arial" w:hAnsi="Arial" w:cs="Arial"/>
+                <w:color w:val="000000"/>
+                <w:sz w:val="22"/>
+                <w:szCs w:val="22"/>
+              </w:rPr>
+              <w:t>250</w:t>
+            </w:r>
+          </w:p>
+        </w:tc>
+        <w:tc>
+          <w:tcPr>
+            <w:tcW w:w="1872" w:type="dxa"/>
+            <w:tcBorders>
+              <w:top w:val="none" w:sz="0" w:space="0" w:color="000000"/>
+              <w:left w:val="none" w:sz="0" w:space="0" w:color="000000"/>
+              <w:bottom w:val="none" w:sz="0" w:space="0" w:color="000000"/>
+              <w:right w:val="none" w:sz="0" w:space="0" w:color="000000"/>
+            </w:tcBorders>
+            <w:shd w:val="clear" w:color="auto" w:fill="FFFFFF"/>
+            <w:tcMar>
+              <w:top w:w="0" w:type="dxa"/>
+              <w:left w:w="0" w:type="dxa"/>
+              <w:bottom w:w="0" w:type="dxa"/>
+              <w:right w:w="0" w:type="dxa"/>
+            </w:tcMar>
+            <w:vAlign w:val="center"/>
+          </w:tcPr>
+          <w:p>
+            <w:pPr>
+              <w:pBdr>
+                <w:top w:val="none" w:sz="0" w:space="0" w:color="000000"/>
+                <w:left w:val="none" w:sz="0" w:space="0" w:color="000000"/>
+                <w:bottom w:val="none" w:sz="0" w:space="0" w:color="000000"/>
+                <w:right w:val="none" w:sz="0" w:space="0" w:color="000000"/>
+              </w:pBdr>
+              <w:spacing w:before="100" w:after="100"/>
+              <w:ind w:left="100" w:right="100"/>
+              <w:jc w:val="right"/>
+            </w:pPr>
+            <w:r>
+              <w:rPr>
+                <w:rFonts w:ascii="Arial" w:eastAsia="Arial" w:hAnsi="Arial" w:cs="Arial"/>
+                <w:color w:val="000000"/>
+                <w:sz w:val="22"/>
+                <w:szCs w:val="22"/>
+              </w:rPr>
+              <w:t>249</w:t>
+            </w:r>
+          </w:p>
+        </w:tc>
+      </w:tr>
+      <w:tr>
+        <w:trPr>
+          <w:jc w:val="center"/>
+        </w:trPr>
+        <w:tc>
+          <w:tcPr>
+            <w:tcW w:w="1872" w:type="dxa"/>
+            <w:tcBorders>
+              <w:top w:val="none" w:sz="0" w:space="0" w:color="000000"/>
+              <w:left w:val="none" w:sz="0" w:space="0" w:color="000000"/>
+              <w:bottom w:val="none" w:sz="0" w:space="0" w:color="000000"/>
+              <w:right w:val="none" w:sz="0" w:space="0" w:color="000000"/>
+            </w:tcBorders>
+            <w:shd w:val="clear" w:color="auto" w:fill="FFFFFF"/>
+            <w:tcMar>
+              <w:top w:w="0" w:type="dxa"/>
+              <w:left w:w="0" w:type="dxa"/>
+              <w:bottom w:w="0" w:type="dxa"/>
+              <w:right w:w="0" w:type="dxa"/>
+            </w:tcMar>
+            <w:vAlign w:val="center"/>
+          </w:tcPr>
+          <w:p>
+            <w:pPr>
+              <w:pBdr>
+                <w:top w:val="none" w:sz="0" w:space="0" w:color="000000"/>
+                <w:left w:val="none" w:sz="0" w:space="0" w:color="000000"/>
+                <w:bottom w:val="none" w:sz="0" w:space="0" w:color="000000"/>
+                <w:right w:val="none" w:sz="0" w:space="0" w:color="000000"/>
+              </w:pBdr>
+              <w:spacing w:before="100" w:after="100"/>
+              <w:ind w:left="100" w:right="100"/>
+              <w:jc w:val="right"/>
+            </w:pPr>
+            <w:r>
+              <w:rPr>
+                <w:rFonts w:ascii="Arial" w:eastAsia="Arial" w:hAnsi="Arial" w:cs="Arial"/>
+                <w:color w:val="000000"/>
+                <w:sz w:val="22"/>
+                <w:szCs w:val="22"/>
+              </w:rPr>
+              <w:t>2022</w:t>
+            </w:r>
+          </w:p>
+        </w:tc>
+        <w:tc>
+          <w:tcPr>
+            <w:tcW w:w="1872" w:type="dxa"/>
+            <w:tcBorders>
+              <w:top w:val="none" w:sz="0" w:space="0" w:color="000000"/>
+              <w:left w:val="none" w:sz="0" w:space="0" w:color="000000"/>
+              <w:bottom w:val="none" w:sz="0" w:space="0" w:color="000000"/>
+              <w:right w:val="none" w:sz="0" w:space="0" w:color="000000"/>
+            </w:tcBorders>
+            <w:shd w:val="clear" w:color="auto" w:fill="FFFFFF"/>
+            <w:tcMar>
+              <w:top w:w="0" w:type="dxa"/>
+              <w:left w:w="0" w:type="dxa"/>
+              <w:bottom w:w="0" w:type="dxa"/>
+              <w:right w:w="0" w:type="dxa"/>
+            </w:tcMar>
+            <w:vAlign w:val="center"/>
+          </w:tcPr>
+          <w:p>
+            <w:pPr>
+              <w:pBdr>
+                <w:top w:val="none" w:sz="0" w:space="0" w:color="000000"/>
+                <w:left w:val="none" w:sz="0" w:space="0" w:color="000000"/>
+                <w:bottom w:val="none" w:sz="0" w:space="0" w:color="000000"/>
+                <w:right w:val="none" w:sz="0" w:space="0" w:color="000000"/>
+              </w:pBdr>
+              <w:spacing w:before="100" w:after="100"/>
+              <w:ind w:left="100" w:right="100"/>
+              <w:jc w:val="right"/>
+            </w:pPr>
+            <w:r>
+              <w:rPr>
+                <w:rFonts w:ascii="Arial" w:eastAsia="Arial" w:hAnsi="Arial" w:cs="Arial"/>
+                <w:color w:val="000000"/>
+                <w:sz w:val="22"/>
+                <w:szCs w:val="22"/>
+              </w:rPr>
+              <w:t>270</w:t>
+            </w:r>
+          </w:p>
+        </w:tc>
+        <w:tc>
+          <w:tcPr>
+            <w:tcW w:w="1872" w:type="dxa"/>
+            <w:tcBorders>
+              <w:top w:val="none" w:sz="0" w:space="0" w:color="000000"/>
+              <w:left w:val="none" w:sz="0" w:space="0" w:color="000000"/>
+              <w:bottom w:val="none" w:sz="0" w:space="0" w:color="000000"/>
+              <w:right w:val="none" w:sz="0" w:space="0" w:color="000000"/>
+            </w:tcBorders>
+            <w:shd w:val="clear" w:color="auto" w:fill="FFFFFF"/>
+            <w:tcMar>
+              <w:top w:w="0" w:type="dxa"/>
+              <w:left w:w="0" w:type="dxa"/>
+              <w:bottom w:w="0" w:type="dxa"/>
+              <w:right w:w="0" w:type="dxa"/>
+            </w:tcMar>
+            <w:vAlign w:val="center"/>
+          </w:tcPr>
+          <w:p>
+            <w:pPr>
+              <w:pBdr>
+                <w:top w:val="none" w:sz="0" w:space="0" w:color="000000"/>
+                <w:left w:val="none" w:sz="0" w:space="0" w:color="000000"/>
+                <w:bottom w:val="none" w:sz="0" w:space="0" w:color="000000"/>
+                <w:right w:val="none" w:sz="0" w:space="0" w:color="000000"/>
+              </w:pBdr>
+              <w:spacing w:before="100" w:after="100"/>
+              <w:ind w:left="100" w:right="100"/>
+              <w:jc w:val="right"/>
+            </w:pPr>
+            <w:r>
+              <w:rPr>
+                <w:rFonts w:ascii="Arial" w:eastAsia="Arial" w:hAnsi="Arial" w:cs="Arial"/>
+                <w:color w:val="000000"/>
+                <w:sz w:val="22"/>
+                <w:szCs w:val="22"/>
+              </w:rPr>
+              <w:t>265</w:t>
+            </w:r>
+          </w:p>
+        </w:tc>
+        <w:tc>
+          <w:tcPr>
+            <w:tcW w:w="1872" w:type="dxa"/>
+            <w:tcBorders>
+              <w:top w:val="none" w:sz="0" w:space="0" w:color="000000"/>
+              <w:left w:val="none" w:sz="0" w:space="0" w:color="000000"/>
+              <w:bottom w:val="none" w:sz="0" w:space="0" w:color="000000"/>
+              <w:right w:val="none" w:sz="0" w:space="0" w:color="000000"/>
+            </w:tcBorders>
+            <w:shd w:val="clear" w:color="auto" w:fill="FFFFFF"/>
+            <w:tcMar>
+              <w:top w:w="0" w:type="dxa"/>
+              <w:left w:w="0" w:type="dxa"/>
+              <w:bottom w:w="0" w:type="dxa"/>
+              <w:right w:w="0" w:type="dxa"/>
+            </w:tcMar>
+            <w:vAlign w:val="center"/>
+          </w:tcPr>
+          <w:p>
+            <w:pPr>
+              <w:pBdr>
+                <w:top w:val="none" w:sz="0" w:space="0" w:color="000000"/>
+                <w:left w:val="none" w:sz="0" w:space="0" w:color="000000"/>
+                <w:bottom w:val="none" w:sz="0" w:space="0" w:color="000000"/>
+                <w:right w:val="none" w:sz="0" w:space="0" w:color="000000"/>
+              </w:pBdr>
+              <w:spacing w:before="100" w:after="100"/>
+              <w:ind w:left="100" w:right="100"/>
+              <w:jc w:val="right"/>
+            </w:pPr>
+            <w:r>
+              <w:rPr>
+                <w:rFonts w:ascii="Arial" w:eastAsia="Arial" w:hAnsi="Arial" w:cs="Arial"/>
+                <w:color w:val="000000"/>
+                <w:sz w:val="22"/>
+                <w:szCs w:val="22"/>
+              </w:rPr>
+              <w:t>262</w:t>
+            </w:r>
+          </w:p>
+        </w:tc>
+        <w:tc>
+          <w:tcPr>
+            <w:tcW w:w="1872" w:type="dxa"/>
+            <w:tcBorders>
+              <w:top w:val="none" w:sz="0" w:space="0" w:color="000000"/>
+              <w:left w:val="none" w:sz="0" w:space="0" w:color="000000"/>
+              <w:bottom w:val="none" w:sz="0" w:space="0" w:color="000000"/>
+              <w:right w:val="none" w:sz="0" w:space="0" w:color="000000"/>
+            </w:tcBorders>
+            <w:shd w:val="clear" w:color="auto" w:fill="FFFFFF"/>
+            <w:tcMar>
+              <w:top w:w="0" w:type="dxa"/>
+              <w:left w:w="0" w:type="dxa"/>
+              <w:bottom w:w="0" w:type="dxa"/>
+              <w:right w:w="0" w:type="dxa"/>
+            </w:tcMar>
+            <w:vAlign w:val="center"/>
+          </w:tcPr>
+          <w:p>
+            <w:pPr>
+              <w:pBdr>
+                <w:top w:val="none" w:sz="0" w:space="0" w:color="000000"/>
+                <w:left w:val="none" w:sz="0" w:space="0" w:color="000000"/>
+                <w:bottom w:val="none" w:sz="0" w:space="0" w:color="000000"/>
+                <w:right w:val="none" w:sz="0" w:space="0" w:color="000000"/>
+              </w:pBdr>
+              <w:spacing w:before="100" w:after="100"/>
+              <w:ind w:left="100" w:right="100"/>
+              <w:jc w:val="right"/>
+            </w:pPr>
+            <w:r>
+              <w:rPr>
+                <w:rFonts w:ascii="Arial" w:eastAsia="Arial" w:hAnsi="Arial" w:cs="Arial"/>
+                <w:color w:val="000000"/>
+                <w:sz w:val="22"/>
+                <w:szCs w:val="22"/>
+              </w:rPr>
+              <w:t>262</w:t>
+            </w:r>
+          </w:p>
+        </w:tc>
+      </w:tr>
+      <w:tr>
+        <w:trPr>
+          <w:jc w:val="center"/>
+        </w:trPr>
+        <w:tc>
+          <w:tcPr>
+            <w:tcW w:w="1872" w:type="dxa"/>
+            <w:tcBorders>
+              <w:top w:val="none" w:sz="0" w:space="0" w:color="000000"/>
+              <w:left w:val="none" w:sz="0" w:space="0" w:color="000000"/>
+              <w:bottom w:val="none" w:sz="0" w:space="0" w:color="000000"/>
+              <w:right w:val="none" w:sz="0" w:space="0" w:color="000000"/>
+            </w:tcBorders>
+            <w:shd w:val="clear" w:color="auto" w:fill="FFFFFF"/>
+            <w:tcMar>
+              <w:top w:w="0" w:type="dxa"/>
+              <w:left w:w="0" w:type="dxa"/>
+              <w:bottom w:w="0" w:type="dxa"/>
+              <w:right w:w="0" w:type="dxa"/>
+            </w:tcMar>
+            <w:vAlign w:val="center"/>
+          </w:tcPr>
+          <w:p>
+            <w:pPr>
+              <w:pBdr>
+                <w:top w:val="none" w:sz="0" w:space="0" w:color="000000"/>
+                <w:left w:val="none" w:sz="0" w:space="0" w:color="000000"/>
+                <w:bottom w:val="none" w:sz="0" w:space="0" w:color="000000"/>
+                <w:right w:val="none" w:sz="0" w:space="0" w:color="000000"/>
+              </w:pBdr>
+              <w:spacing w:before="100" w:after="100"/>
+              <w:ind w:left="100" w:right="100"/>
+              <w:jc w:val="right"/>
+            </w:pPr>
+            <w:r>
+              <w:rPr>
+                <w:rFonts w:ascii="Arial" w:eastAsia="Arial" w:hAnsi="Arial" w:cs="Arial"/>
+                <w:color w:val="000000"/>
+                <w:sz w:val="22"/>
+                <w:szCs w:val="22"/>
+              </w:rPr>
+              <w:t>2023</w:t>
+            </w:r>
+          </w:p>
+        </w:tc>
+        <w:tc>
+          <w:tcPr>
+            <w:tcW w:w="1872" w:type="dxa"/>
+            <w:tcBorders>
+              <w:top w:val="none" w:sz="0" w:space="0" w:color="000000"/>
+              <w:left w:val="none" w:sz="0" w:space="0" w:color="000000"/>
+              <w:bottom w:val="none" w:sz="0" w:space="0" w:color="000000"/>
+              <w:right w:val="none" w:sz="0" w:space="0" w:color="000000"/>
+            </w:tcBorders>
+            <w:shd w:val="clear" w:color="auto" w:fill="FFFFFF"/>
+            <w:tcMar>
+              <w:top w:w="0" w:type="dxa"/>
+              <w:left w:w="0" w:type="dxa"/>
+              <w:bottom w:w="0" w:type="dxa"/>
+              <w:right w:w="0" w:type="dxa"/>
+            </w:tcMar>
+            <w:vAlign w:val="center"/>
+          </w:tcPr>
+          <w:p>
+            <w:pPr>
+              <w:pBdr>
+                <w:top w:val="none" w:sz="0" w:space="0" w:color="000000"/>
+                <w:left w:val="none" w:sz="0" w:space="0" w:color="000000"/>
+                <w:bottom w:val="none" w:sz="0" w:space="0" w:color="000000"/>
+                <w:right w:val="none" w:sz="0" w:space="0" w:color="000000"/>
+              </w:pBdr>
+              <w:spacing w:before="100" w:after="100"/>
+              <w:ind w:left="100" w:right="100"/>
+              <w:jc w:val="right"/>
+            </w:pPr>
+            <w:r>
+              <w:rPr>
+                <w:rFonts w:ascii="Arial" w:eastAsia="Arial" w:hAnsi="Arial" w:cs="Arial"/>
+                <w:color w:val="000000"/>
+                <w:sz w:val="22"/>
+                <w:szCs w:val="22"/>
+              </w:rPr>
+              <w:t>658</w:t>
+            </w:r>
+          </w:p>
+        </w:tc>
+        <w:tc>
+          <w:tcPr>
+            <w:tcW w:w="1872" w:type="dxa"/>
+            <w:tcBorders>
+              <w:top w:val="none" w:sz="0" w:space="0" w:color="000000"/>
+              <w:left w:val="none" w:sz="0" w:space="0" w:color="000000"/>
+              <w:bottom w:val="none" w:sz="0" w:space="0" w:color="000000"/>
+              <w:right w:val="none" w:sz="0" w:space="0" w:color="000000"/>
+            </w:tcBorders>
+            <w:shd w:val="clear" w:color="auto" w:fill="FFFFFF"/>
+            <w:tcMar>
+              <w:top w:w="0" w:type="dxa"/>
+              <w:left w:w="0" w:type="dxa"/>
+              <w:bottom w:w="0" w:type="dxa"/>
+              <w:right w:w="0" w:type="dxa"/>
+            </w:tcMar>
+            <w:vAlign w:val="center"/>
+          </w:tcPr>
+          <w:p>
+            <w:pPr>
+              <w:pBdr>
+                <w:top w:val="none" w:sz="0" w:space="0" w:color="000000"/>
+                <w:left w:val="none" w:sz="0" w:space="0" w:color="000000"/>
+                <w:bottom w:val="none" w:sz="0" w:space="0" w:color="000000"/>
+                <w:right w:val="none" w:sz="0" w:space="0" w:color="000000"/>
+              </w:pBdr>
+              <w:spacing w:before="100" w:after="100"/>
+              <w:ind w:left="100" w:right="100"/>
+              <w:jc w:val="right"/>
+            </w:pPr>
+            <w:r>
+              <w:rPr>
+                <w:rFonts w:ascii="Arial" w:eastAsia="Arial" w:hAnsi="Arial" w:cs="Arial"/>
+                <w:color w:val="000000"/>
+                <w:sz w:val="22"/>
+                <w:szCs w:val="22"/>
+              </w:rPr>
+              <w:t>667</w:t>
+            </w:r>
+          </w:p>
+        </w:tc>
+        <w:tc>
+          <w:tcPr>
+            <w:tcW w:w="1872" w:type="dxa"/>
+            <w:tcBorders>
+              <w:top w:val="none" w:sz="0" w:space="0" w:color="000000"/>
+              <w:left w:val="none" w:sz="0" w:space="0" w:color="000000"/>
+              <w:bottom w:val="none" w:sz="0" w:space="0" w:color="000000"/>
+              <w:right w:val="none" w:sz="0" w:space="0" w:color="000000"/>
+            </w:tcBorders>
+            <w:shd w:val="clear" w:color="auto" w:fill="FFFFFF"/>
+            <w:tcMar>
+              <w:top w:w="0" w:type="dxa"/>
+              <w:left w:w="0" w:type="dxa"/>
+              <w:bottom w:w="0" w:type="dxa"/>
+              <w:right w:w="0" w:type="dxa"/>
+            </w:tcMar>
+            <w:vAlign w:val="center"/>
+          </w:tcPr>
+          <w:p>
+            <w:pPr>
+              <w:pBdr>
+                <w:top w:val="none" w:sz="0" w:space="0" w:color="000000"/>
+                <w:left w:val="none" w:sz="0" w:space="0" w:color="000000"/>
+                <w:bottom w:val="none" w:sz="0" w:space="0" w:color="000000"/>
+                <w:right w:val="none" w:sz="0" w:space="0" w:color="000000"/>
+              </w:pBdr>
+              <w:spacing w:before="100" w:after="100"/>
+              <w:ind w:left="100" w:right="100"/>
+              <w:jc w:val="right"/>
+            </w:pPr>
+            <w:r>
+              <w:rPr>
+                <w:rFonts w:ascii="Arial" w:eastAsia="Arial" w:hAnsi="Arial" w:cs="Arial"/>
+                <w:color w:val="000000"/>
+                <w:sz w:val="22"/>
+                <w:szCs w:val="22"/>
+              </w:rPr>
+              <w:t>657</w:t>
+            </w:r>
+          </w:p>
+        </w:tc>
+        <w:tc>
+          <w:tcPr>
+            <w:tcW w:w="1872" w:type="dxa"/>
+            <w:tcBorders>
+              <w:top w:val="none" w:sz="0" w:space="0" w:color="000000"/>
+              <w:left w:val="none" w:sz="0" w:space="0" w:color="000000"/>
+              <w:bottom w:val="none" w:sz="0" w:space="0" w:color="000000"/>
+              <w:right w:val="none" w:sz="0" w:space="0" w:color="000000"/>
+            </w:tcBorders>
+            <w:shd w:val="clear" w:color="auto" w:fill="FFFFFF"/>
+            <w:tcMar>
+              <w:top w:w="0" w:type="dxa"/>
+              <w:left w:w="0" w:type="dxa"/>
+              <w:bottom w:w="0" w:type="dxa"/>
+              <w:right w:w="0" w:type="dxa"/>
+            </w:tcMar>
+            <w:vAlign w:val="center"/>
+          </w:tcPr>
+          <w:p>
+            <w:pPr>
+              <w:pBdr>
+                <w:top w:val="none" w:sz="0" w:space="0" w:color="000000"/>
+                <w:left w:val="none" w:sz="0" w:space="0" w:color="000000"/>
+                <w:bottom w:val="none" w:sz="0" w:space="0" w:color="000000"/>
+                <w:right w:val="none" w:sz="0" w:space="0" w:color="000000"/>
+              </w:pBdr>
+              <w:spacing w:before="100" w:after="100"/>
+              <w:ind w:left="100" w:right="100"/>
+              <w:jc w:val="right"/>
+            </w:pPr>
+            <w:r>
+              <w:rPr>
+                <w:rFonts w:ascii="Arial" w:eastAsia="Arial" w:hAnsi="Arial" w:cs="Arial"/>
+                <w:color w:val="000000"/>
+                <w:sz w:val="22"/>
+                <w:szCs w:val="22"/>
+              </w:rPr>
+              <w:t>655</w:t>
+            </w:r>
+          </w:p>
+        </w:tc>
+      </w:tr>
+      <w:tr>
+        <w:trPr>
+          <w:jc w:val="center"/>
+        </w:trPr>
+        <w:tc>
+          <w:tcPr>
+            <w:tcW w:w="1872" w:type="dxa"/>
+            <w:tcBorders>
+              <w:top w:val="none" w:sz="0" w:space="0" w:color="000000"/>
+              <w:left w:val="none" w:sz="0" w:space="0" w:color="000000"/>
+              <w:bottom w:val="none" w:sz="0" w:space="0" w:color="000000"/>
+              <w:right w:val="none" w:sz="0" w:space="0" w:color="000000"/>
+            </w:tcBorders>
+            <w:shd w:val="clear" w:color="auto" w:fill="FFFFFF"/>
+            <w:tcMar>
+              <w:top w:w="0" w:type="dxa"/>
+              <w:left w:w="0" w:type="dxa"/>
+              <w:bottom w:w="0" w:type="dxa"/>
+              <w:right w:w="0" w:type="dxa"/>
+            </w:tcMar>
+            <w:vAlign w:val="center"/>
+          </w:tcPr>
+          <w:p>
+            <w:pPr>
+              <w:pBdr>
+                <w:top w:val="none" w:sz="0" w:space="0" w:color="000000"/>
+                <w:left w:val="none" w:sz="0" w:space="0" w:color="000000"/>
+                <w:bottom w:val="none" w:sz="0" w:space="0" w:color="000000"/>
+                <w:right w:val="none" w:sz="0" w:space="0" w:color="000000"/>
+              </w:pBdr>
+              <w:spacing w:before="100" w:after="100"/>
+              <w:ind w:left="100" w:right="100"/>
+              <w:jc w:val="right"/>
+            </w:pPr>
+            <w:r>
+              <w:rPr>
+                <w:rFonts w:ascii="Arial" w:eastAsia="Arial" w:hAnsi="Arial" w:cs="Arial"/>
+                <w:color w:val="000000"/>
+                <w:sz w:val="22"/>
+                <w:szCs w:val="22"/>
+              </w:rPr>
+              <w:t>2024</w:t>
+            </w:r>
+          </w:p>
+        </w:tc>
+        <w:tc>
+          <w:tcPr>
+            <w:tcW w:w="1872" w:type="dxa"/>
+            <w:tcBorders>
+              <w:top w:val="none" w:sz="0" w:space="0" w:color="000000"/>
+              <w:left w:val="none" w:sz="0" w:space="0" w:color="000000"/>
+              <w:bottom w:val="none" w:sz="0" w:space="0" w:color="000000"/>
+              <w:right w:val="none" w:sz="0" w:space="0" w:color="000000"/>
+            </w:tcBorders>
+            <w:shd w:val="clear" w:color="auto" w:fill="FFFFFF"/>
+            <w:tcMar>
+              <w:top w:w="0" w:type="dxa"/>
+              <w:left w:w="0" w:type="dxa"/>
+              <w:bottom w:w="0" w:type="dxa"/>
+              <w:right w:w="0" w:type="dxa"/>
+            </w:tcMar>
+            <w:vAlign w:val="center"/>
+          </w:tcPr>
+          <w:p>
+            <w:pPr>
+              <w:pBdr>
+                <w:top w:val="none" w:sz="0" w:space="0" w:color="000000"/>
+                <w:left w:val="none" w:sz="0" w:space="0" w:color="000000"/>
+                <w:bottom w:val="none" w:sz="0" w:space="0" w:color="000000"/>
+                <w:right w:val="none" w:sz="0" w:space="0" w:color="000000"/>
+              </w:pBdr>
+              <w:spacing w:before="100" w:after="100"/>
+              <w:ind w:left="100" w:right="100"/>
+              <w:jc w:val="right"/>
+            </w:pPr>
+            <w:r>
+              <w:rPr>
+                <w:rFonts w:ascii="Arial" w:eastAsia="Arial" w:hAnsi="Arial" w:cs="Arial"/>
+                <w:color w:val="000000"/>
+                <w:sz w:val="22"/>
+                <w:szCs w:val="22"/>
+              </w:rPr>
+              <w:t>878</w:t>
+            </w:r>
+          </w:p>
+        </w:tc>
+        <w:tc>
+          <w:tcPr>
+            <w:tcW w:w="1872" w:type="dxa"/>
+            <w:tcBorders>
+              <w:top w:val="none" w:sz="0" w:space="0" w:color="000000"/>
+              <w:left w:val="none" w:sz="0" w:space="0" w:color="000000"/>
+              <w:bottom w:val="none" w:sz="0" w:space="0" w:color="000000"/>
+              <w:right w:val="none" w:sz="0" w:space="0" w:color="000000"/>
+            </w:tcBorders>
+            <w:shd w:val="clear" w:color="auto" w:fill="FFFFFF"/>
+            <w:tcMar>
+              <w:top w:w="0" w:type="dxa"/>
+              <w:left w:w="0" w:type="dxa"/>
+              <w:bottom w:w="0" w:type="dxa"/>
+              <w:right w:w="0" w:type="dxa"/>
+            </w:tcMar>
+            <w:vAlign w:val="center"/>
+          </w:tcPr>
+          <w:p>
+            <w:pPr>
+              <w:pBdr>
+                <w:top w:val="none" w:sz="0" w:space="0" w:color="000000"/>
+                <w:left w:val="none" w:sz="0" w:space="0" w:color="000000"/>
+                <w:bottom w:val="none" w:sz="0" w:space="0" w:color="000000"/>
+                <w:right w:val="none" w:sz="0" w:space="0" w:color="000000"/>
+              </w:pBdr>
+              <w:spacing w:before="100" w:after="100"/>
+              <w:ind w:left="100" w:right="100"/>
+              <w:jc w:val="right"/>
+            </w:pPr>
+            <w:r>
+              <w:rPr>
+                <w:rFonts w:ascii="Arial" w:eastAsia="Arial" w:hAnsi="Arial" w:cs="Arial"/>
+                <w:color w:val="000000"/>
+                <w:sz w:val="22"/>
+                <w:szCs w:val="22"/>
+              </w:rPr>
+              <w:t>874</w:t>
+            </w:r>
+          </w:p>
+        </w:tc>
+        <w:tc>
+          <w:tcPr>
+            <w:tcW w:w="1872" w:type="dxa"/>
+            <w:tcBorders>
+              <w:top w:val="none" w:sz="0" w:space="0" w:color="000000"/>
+              <w:left w:val="none" w:sz="0" w:space="0" w:color="000000"/>
+              <w:bottom w:val="none" w:sz="0" w:space="0" w:color="000000"/>
+              <w:right w:val="none" w:sz="0" w:space="0" w:color="000000"/>
+            </w:tcBorders>
+            <w:shd w:val="clear" w:color="auto" w:fill="FFFFFF"/>
+            <w:tcMar>
+              <w:top w:w="0" w:type="dxa"/>
+              <w:left w:w="0" w:type="dxa"/>
+              <w:bottom w:w="0" w:type="dxa"/>
+              <w:right w:w="0" w:type="dxa"/>
+            </w:tcMar>
+            <w:vAlign w:val="center"/>
+          </w:tcPr>
+          <w:p>
+            <w:pPr>
+              <w:pBdr>
+                <w:top w:val="none" w:sz="0" w:space="0" w:color="000000"/>
+                <w:left w:val="none" w:sz="0" w:space="0" w:color="000000"/>
+                <w:bottom w:val="none" w:sz="0" w:space="0" w:color="000000"/>
+                <w:right w:val="none" w:sz="0" w:space="0" w:color="000000"/>
+              </w:pBdr>
+              <w:spacing w:before="100" w:after="100"/>
+              <w:ind w:left="100" w:right="100"/>
+              <w:jc w:val="right"/>
+            </w:pPr>
+            <w:r>
+              <w:rPr>
+                <w:rFonts w:ascii="Arial" w:eastAsia="Arial" w:hAnsi="Arial" w:cs="Arial"/>
+                <w:color w:val="000000"/>
+                <w:sz w:val="22"/>
+                <w:szCs w:val="22"/>
+              </w:rPr>
+              <w:t>871</w:t>
+            </w:r>
+          </w:p>
+        </w:tc>
+        <w:tc>
+          <w:tcPr>
+            <w:tcW w:w="1872" w:type="dxa"/>
+            <w:tcBorders>
+              <w:top w:val="none" w:sz="0" w:space="0" w:color="000000"/>
+              <w:left w:val="none" w:sz="0" w:space="0" w:color="000000"/>
+              <w:bottom w:val="none" w:sz="0" w:space="0" w:color="000000"/>
+              <w:right w:val="none" w:sz="0" w:space="0" w:color="000000"/>
+            </w:tcBorders>
+            <w:shd w:val="clear" w:color="auto" w:fill="FFFFFF"/>
+            <w:tcMar>
+              <w:top w:w="0" w:type="dxa"/>
+              <w:left w:w="0" w:type="dxa"/>
+              <w:bottom w:w="0" w:type="dxa"/>
+              <w:right w:w="0" w:type="dxa"/>
+            </w:tcMar>
+            <w:vAlign w:val="center"/>
+          </w:tcPr>
+          <w:p>
+            <w:pPr>
+              <w:pBdr>
+                <w:top w:val="none" w:sz="0" w:space="0" w:color="000000"/>
+                <w:left w:val="none" w:sz="0" w:space="0" w:color="000000"/>
+                <w:bottom w:val="none" w:sz="0" w:space="0" w:color="000000"/>
+                <w:right w:val="none" w:sz="0" w:space="0" w:color="000000"/>
+              </w:pBdr>
+              <w:spacing w:before="100" w:after="100"/>
+              <w:ind w:left="100" w:right="100"/>
+              <w:jc w:val="right"/>
+            </w:pPr>
+            <w:r>
+              <w:rPr>
+                <w:rFonts w:ascii="Arial" w:eastAsia="Arial" w:hAnsi="Arial" w:cs="Arial"/>
+                <w:color w:val="000000"/>
+                <w:sz w:val="22"/>
+                <w:szCs w:val="22"/>
+              </w:rPr>
+              <w:t>868</w:t>
+            </w:r>
+          </w:p>
+        </w:tc>
+      </w:tr>
+      <w:tr>
+        <w:trPr>
+          <w:jc w:val="center"/>
+        </w:trPr>
+        <w:tc>
+          <w:tcPr>
+            <w:tcW w:w="1872" w:type="dxa"/>
+            <w:tcBorders>
+              <w:top w:val="none" w:sz="0" w:space="0" w:color="000000"/>
+              <w:left w:val="none" w:sz="0" w:space="0" w:color="000000"/>
+              <w:bottom w:val="single" w:sz="12" w:space="0" w:color="666666"/>
+              <w:right w:val="none" w:sz="0" w:space="0" w:color="000000"/>
+            </w:tcBorders>
+            <w:shd w:val="clear" w:color="auto" w:fill="FFFFFF"/>
+            <w:tcMar>
+              <w:top w:w="0" w:type="dxa"/>
+              <w:left w:w="0" w:type="dxa"/>
+              <w:bottom w:w="0" w:type="dxa"/>
+              <w:right w:w="0" w:type="dxa"/>
+            </w:tcMar>
+            <w:vAlign w:val="center"/>
+          </w:tcPr>
+          <w:p>
+            <w:pPr>
+              <w:pBdr>
+                <w:top w:val="none" w:sz="0" w:space="0" w:color="000000"/>
+                <w:left w:val="none" w:sz="0" w:space="0" w:color="000000"/>
+                <w:bottom w:val="none" w:sz="0" w:space="0" w:color="000000"/>
+                <w:right w:val="none" w:sz="0" w:space="0" w:color="000000"/>
+              </w:pBdr>
+              <w:spacing w:before="100" w:after="100"/>
+              <w:ind w:left="100" w:right="100"/>
+              <w:jc w:val="right"/>
+            </w:pPr>
+            <w:r>
+              <w:rPr>
+                <w:rFonts w:ascii="Arial" w:eastAsia="Arial" w:hAnsi="Arial" w:cs="Arial"/>
+                <w:color w:val="000000"/>
+                <w:sz w:val="22"/>
+                <w:szCs w:val="22"/>
+              </w:rPr>
+              <w:t>2025</w:t>
+            </w:r>
+          </w:p>
+        </w:tc>
+        <w:tc>
+          <w:tcPr>
+            <w:tcW w:w="1872" w:type="dxa"/>
+            <w:tcBorders>
+              <w:top w:val="none" w:sz="0" w:space="0" w:color="000000"/>
+              <w:left w:val="none" w:sz="0" w:space="0" w:color="000000"/>
+              <w:bottom w:val="single" w:sz="12" w:space="0" w:color="666666"/>
+              <w:right w:val="none" w:sz="0" w:space="0" w:color="000000"/>
+            </w:tcBorders>
+            <w:shd w:val="clear" w:color="auto" w:fill="FFFFFF"/>
+            <w:tcMar>
+              <w:top w:w="0" w:type="dxa"/>
+              <w:left w:w="0" w:type="dxa"/>
+              <w:bottom w:w="0" w:type="dxa"/>
+              <w:right w:w="0" w:type="dxa"/>
+            </w:tcMar>
+            <w:vAlign w:val="center"/>
+          </w:tcPr>
+          <w:p>
+            <w:pPr>
+              <w:pBdr>
+                <w:top w:val="none" w:sz="0" w:space="0" w:color="000000"/>
+                <w:left w:val="none" w:sz="0" w:space="0" w:color="000000"/>
+                <w:bottom w:val="none" w:sz="0" w:space="0" w:color="000000"/>
+                <w:right w:val="none" w:sz="0" w:space="0" w:color="000000"/>
+              </w:pBdr>
+              <w:spacing w:before="100" w:after="100"/>
+              <w:ind w:left="100" w:right="100"/>
+              <w:jc w:val="right"/>
+            </w:pPr>
+            <w:r>
+              <w:rPr>
+                <w:rFonts w:ascii="Arial" w:eastAsia="Arial" w:hAnsi="Arial" w:cs="Arial"/>
+                <w:color w:val="000000"/>
+                <w:sz w:val="22"/>
+                <w:szCs w:val="22"/>
+              </w:rPr>
+              <w:t>1,328</w:t>
+            </w:r>
+          </w:p>
+        </w:tc>
+        <w:tc>
+          <w:tcPr>
+            <w:tcW w:w="1872" w:type="dxa"/>
+            <w:tcBorders>
+              <w:top w:val="none" w:sz="0" w:space="0" w:color="000000"/>
+              <w:left w:val="none" w:sz="0" w:space="0" w:color="000000"/>
+              <w:bottom w:val="single" w:sz="12" w:space="0" w:color="666666"/>
+              <w:right w:val="none" w:sz="0" w:space="0" w:color="000000"/>
+            </w:tcBorders>
+            <w:shd w:val="clear" w:color="auto" w:fill="FFFFFF"/>
+            <w:tcMar>
+              <w:top w:w="0" w:type="dxa"/>
+              <w:left w:w="0" w:type="dxa"/>
+              <w:bottom w:w="0" w:type="dxa"/>
+              <w:right w:w="0" w:type="dxa"/>
+            </w:tcMar>
+            <w:vAlign w:val="center"/>
+          </w:tcPr>
+          <w:p>
+            <w:pPr>
+              <w:pBdr>
+                <w:top w:val="none" w:sz="0" w:space="0" w:color="000000"/>
+                <w:left w:val="none" w:sz="0" w:space="0" w:color="000000"/>
+                <w:bottom w:val="none" w:sz="0" w:space="0" w:color="000000"/>
+                <w:right w:val="none" w:sz="0" w:space="0" w:color="000000"/>
+              </w:pBdr>
+              <w:spacing w:before="100" w:after="100"/>
+              <w:ind w:left="100" w:right="100"/>
+              <w:jc w:val="right"/>
+            </w:pPr>
+            <w:r>
+              <w:rPr>
+                <w:rFonts w:ascii="Arial" w:eastAsia="Arial" w:hAnsi="Arial" w:cs="Arial"/>
+                <w:color w:val="000000"/>
+                <w:sz w:val="22"/>
+                <w:szCs w:val="22"/>
+              </w:rPr>
+              <w:t>1,250</w:t>
+            </w:r>
+          </w:p>
+        </w:tc>
+        <w:tc>
+          <w:tcPr>
+            <w:tcW w:w="1872" w:type="dxa"/>
+            <w:tcBorders>
+              <w:top w:val="none" w:sz="0" w:space="0" w:color="000000"/>
+              <w:left w:val="none" w:sz="0" w:space="0" w:color="000000"/>
+              <w:bottom w:val="single" w:sz="12" w:space="0" w:color="666666"/>
+              <w:right w:val="none" w:sz="0" w:space="0" w:color="000000"/>
+            </w:tcBorders>
+            <w:shd w:val="clear" w:color="auto" w:fill="FFFFFF"/>
+            <w:tcMar>
+              <w:top w:w="0" w:type="dxa"/>
+              <w:left w:w="0" w:type="dxa"/>
+              <w:bottom w:w="0" w:type="dxa"/>
+              <w:right w:w="0" w:type="dxa"/>
+            </w:tcMar>
+            <w:vAlign w:val="center"/>
+          </w:tcPr>
+          <w:p>
+            <w:pPr>
+              <w:pBdr>
+                <w:top w:val="none" w:sz="0" w:space="0" w:color="000000"/>
+                <w:left w:val="none" w:sz="0" w:space="0" w:color="000000"/>
+                <w:bottom w:val="none" w:sz="0" w:space="0" w:color="000000"/>
+                <w:right w:val="none" w:sz="0" w:space="0" w:color="000000"/>
+              </w:pBdr>
+              <w:spacing w:before="100" w:after="100"/>
+              <w:ind w:left="100" w:right="100"/>
+              <w:jc w:val="right"/>
+            </w:pPr>
+            <w:r>
+              <w:rPr>
+                <w:rFonts w:ascii="Arial" w:eastAsia="Arial" w:hAnsi="Arial" w:cs="Arial"/>
+                <w:color w:val="000000"/>
+                <w:sz w:val="22"/>
+                <w:szCs w:val="22"/>
+              </w:rPr>
+              <w:t>1,310</w:t>
+            </w:r>
+          </w:p>
+        </w:tc>
+        <w:tc>
+          <w:tcPr>
+            <w:tcW w:w="1872" w:type="dxa"/>
+            <w:tcBorders>
+              <w:top w:val="none" w:sz="0" w:space="0" w:color="000000"/>
+              <w:left w:val="none" w:sz="0" w:space="0" w:color="000000"/>
+              <w:bottom w:val="single" w:sz="12" w:space="0" w:color="666666"/>
+              <w:right w:val="none" w:sz="0" w:space="0" w:color="000000"/>
+            </w:tcBorders>
+            <w:shd w:val="clear" w:color="auto" w:fill="FFFFFF"/>
+            <w:tcMar>
+              <w:top w:w="0" w:type="dxa"/>
+              <w:left w:w="0" w:type="dxa"/>
+              <w:bottom w:w="0" w:type="dxa"/>
+              <w:right w:w="0" w:type="dxa"/>
+            </w:tcMar>
+            <w:vAlign w:val="center"/>
+          </w:tcPr>
+          <w:p>
+            <w:pPr>
+              <w:pBdr>
+                <w:top w:val="none" w:sz="0" w:space="0" w:color="000000"/>
+                <w:left w:val="none" w:sz="0" w:space="0" w:color="000000"/>
+                <w:bottom w:val="none" w:sz="0" w:space="0" w:color="000000"/>
+                <w:right w:val="none" w:sz="0" w:space="0" w:color="000000"/>
+              </w:pBdr>
+              <w:spacing w:before="100" w:after="100"/>
+              <w:ind w:left="100" w:right="100"/>
+              <w:jc w:val="right"/>
+            </w:pPr>
+            <w:r>
+              <w:rPr>
+                <w:rFonts w:ascii="Arial" w:eastAsia="Arial" w:hAnsi="Arial" w:cs="Arial"/>
+                <w:color w:val="000000"/>
+                <w:sz w:val="22"/>
+                <w:szCs w:val="22"/>
+              </w:rPr>
+              <w:t>1,309</w:t>
+            </w:r>
+          </w:p>
+        </w:tc>
+      </w:tr>
+    </w:tbl>
+    <w:p>
+      <w:r>
+        <w:br w:type="page"/>
+      </w:r>
+    </w:p>
+    <w:p>
+      <w:r>
+        <w:lastRenderedPageBreak/>
+        <w:br w:type="page"/>
+      </w:r>
+    </w:p>
+    <w:p>
+      <w:r>
+        <w:lastRenderedPageBreak/>
+        <w:br w:type="page"/>
+      </w:r>
+      <w:bookmarkEnd w:id="9"/>
+    </w:p>
     <w:sectPr>
       <w:footnotePr>
         <w:numRestart w:val="eachSect"/>
@@ -8300,7 +16000,7 @@
   <w:abstractNum w:abstractNumId="0" w15:restartNumberingAfterBreak="0">
     <w:nsid w:val="0000A990"/>
     <w:multiLevelType w:val="multilevel"/>
-    <w:tmpl w:val="E1D07ED8"/>
+    <w:tmpl w:val="63A65528"/>
     <w:lvl w:ilvl="0">
       <w:numFmt w:val="bullet"/>
       <w:lvlText w:val=" "/>
@@ -8374,7 +16074,7 @@
       </w:pPr>
     </w:lvl>
   </w:abstractNum>
-  <w:num w:numId="1" w16cid:durableId="605574422">
+  <w:num w:numId="1" w16cid:durableId="164521556">
     <w:abstractNumId w:val="0"/>
   </w:num>
 </w:numbering>
